--- a/docs/ЛазаревБатаргин_ЛР4.docx
+++ b/docs/ЛазаревБатаргин_ЛР4.docx
@@ -645,7 +645,7 @@
           <w:r>
             <w:fldChar w:fldCharType="separate"/>
           </w:r>
-          <w:hyperlink w:anchor="_Toc232276710" w:history="1">
+          <w:hyperlink w:anchor="_Toc232512694" w:history="1">
             <w:r>
               <w:rPr>
                 <w:rStyle w:val="Hyperlink"/>
@@ -673,7 +673,7 @@
                 <w:noProof/>
                 <w:webHidden/>
               </w:rPr>
-              <w:instrText xml:space="preserve"> PAGEREF _Toc232276710 \h </w:instrText>
+              <w:instrText xml:space="preserve"> PAGEREF _Toc232512694 \h </w:instrText>
             </w:r>
             <w:r>
               <w:rPr>
@@ -720,14 +720,14 @@
               <w14:ligatures w14:val="standardContextual"/>
             </w:rPr>
           </w:pPr>
-          <w:hyperlink w:anchor="_Toc232276711" w:history="1">
+          <w:hyperlink w:anchor="_Toc232512695" w:history="1">
             <w:r>
               <w:rPr>
                 <w:rStyle w:val="Hyperlink"/>
                 <w:noProof/>
                 <w:lang w:val="ru-RU"/>
               </w:rPr>
-              <w:t>Запрос 1</w:t>
+              <w:t>Параметры тестируемого веб-приложения:</w:t>
             </w:r>
             <w:r>
               <w:rPr>
@@ -748,7 +748,7 @@
                 <w:noProof/>
                 <w:webHidden/>
               </w:rPr>
-              <w:instrText xml:space="preserve"> PAGEREF _Toc232276711 \h </w:instrText>
+              <w:instrText xml:space="preserve"> PAGEREF _Toc232512695 \h </w:instrText>
             </w:r>
             <w:r>
               <w:rPr>
@@ -795,14 +795,14 @@
               <w14:ligatures w14:val="standardContextual"/>
             </w:rPr>
           </w:pPr>
-          <w:hyperlink w:anchor="_Toc232276712" w:history="1">
+          <w:hyperlink w:anchor="_Toc232512696" w:history="1">
             <w:r>
               <w:rPr>
                 <w:rStyle w:val="Hyperlink"/>
                 <w:noProof/>
                 <w:lang w:val="ru-RU"/>
               </w:rPr>
-              <w:t>Запрос 2</w:t>
+              <w:t>Выполнение</w:t>
             </w:r>
             <w:r>
               <w:rPr>
@@ -823,7 +823,232 @@
                 <w:noProof/>
                 <w:webHidden/>
               </w:rPr>
-              <w:instrText xml:space="preserve"> PAGEREF _Toc232276712 \h </w:instrText>
+              <w:instrText xml:space="preserve"> PAGEREF _Toc232512696 \h </w:instrText>
+            </w:r>
+            <w:r>
+              <w:rPr>
+                <w:noProof/>
+                <w:webHidden/>
+              </w:rPr>
+            </w:r>
+            <w:r>
+              <w:rPr>
+                <w:noProof/>
+                <w:webHidden/>
+              </w:rPr>
+              <w:fldChar w:fldCharType="separate"/>
+            </w:r>
+            <w:r>
+              <w:rPr>
+                <w:noProof/>
+                <w:webHidden/>
+              </w:rPr>
+              <w:t>3</w:t>
+            </w:r>
+            <w:r>
+              <w:rPr>
+                <w:noProof/>
+                <w:webHidden/>
+              </w:rPr>
+              <w:fldChar w:fldCharType="end"/>
+            </w:r>
+          </w:hyperlink>
+        </w:p>
+        <w:p>
+          <w:pPr>
+            <w:pStyle w:val="TOC1"/>
+            <w:tabs>
+              <w:tab w:val="right" w:leader="dot" w:pos="9679"/>
+            </w:tabs>
+            <w:rPr>
+              <w:rFonts w:asciiTheme="minorHAnsi" w:hAnsiTheme="minorHAnsi"/>
+              <w:noProof/>
+              <w:kern w:val="2"/>
+              <w:sz w:val="24"/>
+              <w:szCs w:val="24"/>
+              <w:lang w:val="ru-RU" w:eastAsia="ru-RU"/>
+              <w14:ligatures w14:val="standardContextual"/>
+            </w:rPr>
+          </w:pPr>
+          <w:hyperlink w:anchor="_Toc232512697" w:history="1">
+            <w:r>
+              <w:rPr>
+                <w:rStyle w:val="Hyperlink"/>
+                <w:noProof/>
+                <w:lang w:val="ru-RU"/>
+              </w:rPr>
+              <w:t>Описание конфигурации JMeter для нагрузочного тестирования</w:t>
+            </w:r>
+            <w:r>
+              <w:rPr>
+                <w:noProof/>
+                <w:webHidden/>
+              </w:rPr>
+              <w:tab/>
+            </w:r>
+            <w:r>
+              <w:rPr>
+                <w:noProof/>
+                <w:webHidden/>
+              </w:rPr>
+              <w:fldChar w:fldCharType="begin"/>
+            </w:r>
+            <w:r>
+              <w:rPr>
+                <w:noProof/>
+                <w:webHidden/>
+              </w:rPr>
+              <w:instrText xml:space="preserve"> PAGEREF _Toc232512697 \h </w:instrText>
+            </w:r>
+            <w:r>
+              <w:rPr>
+                <w:noProof/>
+                <w:webHidden/>
+              </w:rPr>
+            </w:r>
+            <w:r>
+              <w:rPr>
+                <w:noProof/>
+                <w:webHidden/>
+              </w:rPr>
+              <w:fldChar w:fldCharType="separate"/>
+            </w:r>
+            <w:r>
+              <w:rPr>
+                <w:noProof/>
+                <w:webHidden/>
+              </w:rPr>
+              <w:t>3</w:t>
+            </w:r>
+            <w:r>
+              <w:rPr>
+                <w:noProof/>
+                <w:webHidden/>
+              </w:rPr>
+              <w:fldChar w:fldCharType="end"/>
+            </w:r>
+          </w:hyperlink>
+        </w:p>
+        <w:p>
+          <w:pPr>
+            <w:pStyle w:val="TOC2"/>
+            <w:tabs>
+              <w:tab w:val="right" w:leader="dot" w:pos="9679"/>
+            </w:tabs>
+            <w:rPr>
+              <w:rFonts w:asciiTheme="minorHAnsi" w:hAnsiTheme="minorHAnsi"/>
+              <w:noProof/>
+              <w:kern w:val="2"/>
+              <w:sz w:val="24"/>
+              <w:szCs w:val="24"/>
+              <w:lang w:val="ru-RU" w:eastAsia="ru-RU"/>
+              <w14:ligatures w14:val="standardContextual"/>
+            </w:rPr>
+          </w:pPr>
+          <w:hyperlink w:anchor="_Toc232512698" w:history="1">
+            <w:r>
+              <w:rPr>
+                <w:rStyle w:val="Hyperlink"/>
+                <w:noProof/>
+                <w:lang w:val="ru-RU"/>
+              </w:rPr>
+              <w:t>Общая конфигурация</w:t>
+            </w:r>
+            <w:r>
+              <w:rPr>
+                <w:noProof/>
+                <w:webHidden/>
+              </w:rPr>
+              <w:tab/>
+            </w:r>
+            <w:r>
+              <w:rPr>
+                <w:noProof/>
+                <w:webHidden/>
+              </w:rPr>
+              <w:fldChar w:fldCharType="begin"/>
+            </w:r>
+            <w:r>
+              <w:rPr>
+                <w:noProof/>
+                <w:webHidden/>
+              </w:rPr>
+              <w:instrText xml:space="preserve"> PAGEREF _Toc232512698 \h </w:instrText>
+            </w:r>
+            <w:r>
+              <w:rPr>
+                <w:noProof/>
+                <w:webHidden/>
+              </w:rPr>
+            </w:r>
+            <w:r>
+              <w:rPr>
+                <w:noProof/>
+                <w:webHidden/>
+              </w:rPr>
+              <w:fldChar w:fldCharType="separate"/>
+            </w:r>
+            <w:r>
+              <w:rPr>
+                <w:noProof/>
+                <w:webHidden/>
+              </w:rPr>
+              <w:t>3</w:t>
+            </w:r>
+            <w:r>
+              <w:rPr>
+                <w:noProof/>
+                <w:webHidden/>
+              </w:rPr>
+              <w:fldChar w:fldCharType="end"/>
+            </w:r>
+          </w:hyperlink>
+        </w:p>
+        <w:p>
+          <w:pPr>
+            <w:pStyle w:val="TOC2"/>
+            <w:tabs>
+              <w:tab w:val="right" w:leader="dot" w:pos="9679"/>
+            </w:tabs>
+            <w:rPr>
+              <w:rFonts w:asciiTheme="minorHAnsi" w:hAnsiTheme="minorHAnsi"/>
+              <w:noProof/>
+              <w:kern w:val="2"/>
+              <w:sz w:val="24"/>
+              <w:szCs w:val="24"/>
+              <w:lang w:val="ru-RU" w:eastAsia="ru-RU"/>
+              <w14:ligatures w14:val="standardContextual"/>
+            </w:rPr>
+          </w:pPr>
+          <w:hyperlink w:anchor="_Toc232512699" w:history="1">
+            <w:r>
+              <w:rPr>
+                <w:rStyle w:val="Hyperlink"/>
+                <w:noProof/>
+                <w:lang w:val="ru-RU"/>
+              </w:rPr>
+              <w:t>Конфигурация Thread Group</w:t>
+            </w:r>
+            <w:r>
+              <w:rPr>
+                <w:noProof/>
+                <w:webHidden/>
+              </w:rPr>
+              <w:tab/>
+            </w:r>
+            <w:r>
+              <w:rPr>
+                <w:noProof/>
+                <w:webHidden/>
+              </w:rPr>
+              <w:fldChar w:fldCharType="begin"/>
+            </w:r>
+            <w:r>
+              <w:rPr>
+                <w:noProof/>
+                <w:webHidden/>
+              </w:rPr>
+              <w:instrText xml:space="preserve"> PAGEREF _Toc232512699 \h </w:instrText>
             </w:r>
             <w:r>
               <w:rPr>
@@ -856,7 +1081,7 @@
         </w:p>
         <w:p>
           <w:pPr>
-            <w:pStyle w:val="TOC1"/>
+            <w:pStyle w:val="TOC2"/>
             <w:tabs>
               <w:tab w:val="right" w:leader="dot" w:pos="9679"/>
             </w:tabs>
@@ -870,14 +1095,14 @@
               <w14:ligatures w14:val="standardContextual"/>
             </w:rPr>
           </w:pPr>
-          <w:hyperlink w:anchor="_Toc232276713" w:history="1">
+          <w:hyperlink w:anchor="_Toc232512700" w:history="1">
             <w:r>
               <w:rPr>
                 <w:rStyle w:val="Hyperlink"/>
                 <w:noProof/>
                 <w:lang w:val="ru-RU"/>
               </w:rPr>
-              <w:t>Запрос 3</w:t>
+              <w:t>HTTP Request</w:t>
             </w:r>
             <w:r>
               <w:rPr>
@@ -898,7 +1123,7 @@
                 <w:noProof/>
                 <w:webHidden/>
               </w:rPr>
-              <w:instrText xml:space="preserve"> PAGEREF _Toc232276713 \h </w:instrText>
+              <w:instrText xml:space="preserve"> PAGEREF _Toc232512700 \h </w:instrText>
             </w:r>
             <w:r>
               <w:rPr>
@@ -931,7 +1156,7 @@
         </w:p>
         <w:p>
           <w:pPr>
-            <w:pStyle w:val="TOC1"/>
+            <w:pStyle w:val="TOC2"/>
             <w:tabs>
               <w:tab w:val="right" w:leader="dot" w:pos="9679"/>
             </w:tabs>
@@ -945,14 +1170,14 @@
               <w14:ligatures w14:val="standardContextual"/>
             </w:rPr>
           </w:pPr>
-          <w:hyperlink w:anchor="_Toc232276714" w:history="1">
+          <w:hyperlink w:anchor="_Toc232512701" w:history="1">
             <w:r>
               <w:rPr>
                 <w:rStyle w:val="Hyperlink"/>
                 <w:noProof/>
                 <w:lang w:val="ru-RU"/>
               </w:rPr>
-              <w:t>Запрос 4</w:t>
+              <w:t>Constant Throughput Timer</w:t>
             </w:r>
             <w:r>
               <w:rPr>
@@ -973,7 +1198,247 @@
                 <w:noProof/>
                 <w:webHidden/>
               </w:rPr>
-              <w:instrText xml:space="preserve"> PAGEREF _Toc232276714 \h </w:instrText>
+              <w:instrText xml:space="preserve"> PAGEREF _Toc232512701 \h </w:instrText>
+            </w:r>
+            <w:r>
+              <w:rPr>
+                <w:noProof/>
+                <w:webHidden/>
+              </w:rPr>
+            </w:r>
+            <w:r>
+              <w:rPr>
+                <w:noProof/>
+                <w:webHidden/>
+              </w:rPr>
+              <w:fldChar w:fldCharType="separate"/>
+            </w:r>
+            <w:r>
+              <w:rPr>
+                <w:noProof/>
+                <w:webHidden/>
+              </w:rPr>
+              <w:t>5</w:t>
+            </w:r>
+            <w:r>
+              <w:rPr>
+                <w:noProof/>
+                <w:webHidden/>
+              </w:rPr>
+              <w:fldChar w:fldCharType="end"/>
+            </w:r>
+          </w:hyperlink>
+        </w:p>
+        <w:p>
+          <w:pPr>
+            <w:pStyle w:val="TOC2"/>
+            <w:tabs>
+              <w:tab w:val="right" w:leader="dot" w:pos="9679"/>
+            </w:tabs>
+            <w:rPr>
+              <w:rFonts w:asciiTheme="minorHAnsi" w:hAnsiTheme="minorHAnsi"/>
+              <w:noProof/>
+              <w:kern w:val="2"/>
+              <w:sz w:val="24"/>
+              <w:szCs w:val="24"/>
+              <w:lang w:val="ru-RU" w:eastAsia="ru-RU"/>
+              <w14:ligatures w14:val="standardContextual"/>
+            </w:rPr>
+          </w:pPr>
+          <w:hyperlink w:anchor="_Toc232512702" w:history="1">
+            <w:r>
+              <w:rPr>
+                <w:rStyle w:val="Hyperlink"/>
+                <w:noProof/>
+                <w:lang w:val="ru-RU"/>
+              </w:rPr>
+              <w:t>View Results in Table</w:t>
+            </w:r>
+            <w:r>
+              <w:rPr>
+                <w:noProof/>
+                <w:webHidden/>
+              </w:rPr>
+              <w:tab/>
+            </w:r>
+            <w:r>
+              <w:rPr>
+                <w:noProof/>
+                <w:webHidden/>
+              </w:rPr>
+              <w:fldChar w:fldCharType="begin"/>
+            </w:r>
+            <w:r>
+              <w:rPr>
+                <w:noProof/>
+                <w:webHidden/>
+              </w:rPr>
+              <w:instrText xml:space="preserve"> PAGEREF _Toc232512702 \h </w:instrText>
+            </w:r>
+            <w:r>
+              <w:rPr>
+                <w:noProof/>
+                <w:webHidden/>
+              </w:rPr>
+            </w:r>
+            <w:r>
+              <w:rPr>
+                <w:noProof/>
+                <w:webHidden/>
+              </w:rPr>
+              <w:fldChar w:fldCharType="separate"/>
+            </w:r>
+            <w:r>
+              <w:rPr>
+                <w:noProof/>
+                <w:webHidden/>
+              </w:rPr>
+              <w:t>5</w:t>
+            </w:r>
+            <w:r>
+              <w:rPr>
+                <w:noProof/>
+                <w:webHidden/>
+              </w:rPr>
+              <w:fldChar w:fldCharType="end"/>
+            </w:r>
+          </w:hyperlink>
+        </w:p>
+        <w:p>
+          <w:pPr>
+            <w:pStyle w:val="TOC2"/>
+            <w:tabs>
+              <w:tab w:val="right" w:leader="dot" w:pos="9679"/>
+            </w:tabs>
+            <w:rPr>
+              <w:rFonts w:asciiTheme="minorHAnsi" w:hAnsiTheme="minorHAnsi"/>
+              <w:noProof/>
+              <w:kern w:val="2"/>
+              <w:sz w:val="24"/>
+              <w:szCs w:val="24"/>
+              <w:lang w:val="ru-RU" w:eastAsia="ru-RU"/>
+              <w14:ligatures w14:val="standardContextual"/>
+            </w:rPr>
+          </w:pPr>
+          <w:hyperlink w:anchor="_Toc232512703" w:history="1">
+            <w:r>
+              <w:rPr>
+                <w:rStyle w:val="Hyperlink"/>
+                <w:noProof/>
+                <w:lang w:val="ru-RU"/>
+              </w:rPr>
+              <w:t>Graph Results</w:t>
+            </w:r>
+            <w:r>
+              <w:rPr>
+                <w:noProof/>
+                <w:webHidden/>
+              </w:rPr>
+              <w:tab/>
+            </w:r>
+            <w:r>
+              <w:rPr>
+                <w:noProof/>
+                <w:webHidden/>
+              </w:rPr>
+              <w:fldChar w:fldCharType="begin"/>
+            </w:r>
+            <w:r>
+              <w:rPr>
+                <w:noProof/>
+                <w:webHidden/>
+              </w:rPr>
+              <w:instrText xml:space="preserve"> PAGEREF _Toc232512703 \h </w:instrText>
+            </w:r>
+            <w:r>
+              <w:rPr>
+                <w:noProof/>
+                <w:webHidden/>
+              </w:rPr>
+            </w:r>
+            <w:r>
+              <w:rPr>
+                <w:noProof/>
+                <w:webHidden/>
+              </w:rPr>
+              <w:fldChar w:fldCharType="separate"/>
+            </w:r>
+            <w:r>
+              <w:rPr>
+                <w:noProof/>
+                <w:webHidden/>
+              </w:rPr>
+              <w:t>6</w:t>
+            </w:r>
+            <w:r>
+              <w:rPr>
+                <w:noProof/>
+                <w:webHidden/>
+              </w:rPr>
+              <w:fldChar w:fldCharType="end"/>
+            </w:r>
+          </w:hyperlink>
+        </w:p>
+        <w:p>
+          <w:pPr>
+            <w:pStyle w:val="TOC2"/>
+            <w:tabs>
+              <w:tab w:val="right" w:leader="dot" w:pos="9679"/>
+            </w:tabs>
+            <w:rPr>
+              <w:rFonts w:asciiTheme="minorHAnsi" w:hAnsiTheme="minorHAnsi"/>
+              <w:noProof/>
+              <w:kern w:val="2"/>
+              <w:sz w:val="24"/>
+              <w:szCs w:val="24"/>
+              <w:lang w:val="ru-RU" w:eastAsia="ru-RU"/>
+              <w14:ligatures w14:val="standardContextual"/>
+            </w:rPr>
+          </w:pPr>
+          <w:hyperlink w:anchor="_Toc232512704" w:history="1">
+            <w:r>
+              <w:rPr>
+                <w:rStyle w:val="Hyperlink"/>
+                <w:noProof/>
+                <w:lang w:val="ru-RU"/>
+              </w:rPr>
+              <w:t>Запуск</w:t>
+            </w:r>
+            <w:r>
+              <w:rPr>
+                <w:rStyle w:val="Hyperlink"/>
+                <w:noProof/>
+              </w:rPr>
+              <w:t xml:space="preserve"> </w:t>
+            </w:r>
+            <w:r>
+              <w:rPr>
+                <w:rStyle w:val="Hyperlink"/>
+                <w:noProof/>
+                <w:lang w:val="ru-RU"/>
+              </w:rPr>
+              <w:t>сценария</w:t>
+            </w:r>
+            <w:r>
+              <w:rPr>
+                <w:noProof/>
+                <w:webHidden/>
+              </w:rPr>
+              <w:tab/>
+            </w:r>
+            <w:r>
+              <w:rPr>
+                <w:noProof/>
+                <w:webHidden/>
+              </w:rPr>
+              <w:fldChar w:fldCharType="begin"/>
+            </w:r>
+            <w:r>
+              <w:rPr>
+                <w:noProof/>
+                <w:webHidden/>
+              </w:rPr>
+              <w:instrText xml:space="preserve"> PAGEREF _Toc232512704 \h </w:instrText>
             </w:r>
             <w:r>
               <w:rPr>
@@ -1020,14 +1485,14 @@
               <w14:ligatures w14:val="standardContextual"/>
             </w:rPr>
           </w:pPr>
-          <w:hyperlink w:anchor="_Toc232276715" w:history="1">
+          <w:hyperlink w:anchor="_Toc232512705" w:history="1">
             <w:r>
               <w:rPr>
                 <w:rStyle w:val="Hyperlink"/>
                 <w:noProof/>
                 <w:lang w:val="ru-RU"/>
               </w:rPr>
-              <w:t>Запрос 5</w:t>
+              <w:t>Графики пропускной способности приложения, полученные в ходе нагрузочного тестирования</w:t>
             </w:r>
             <w:r>
               <w:rPr>
@@ -1048,7 +1513,7 @@
                 <w:noProof/>
                 <w:webHidden/>
               </w:rPr>
-              <w:instrText xml:space="preserve"> PAGEREF _Toc232276715 \h </w:instrText>
+              <w:instrText xml:space="preserve"> PAGEREF _Toc232512705 \h </w:instrText>
             </w:r>
             <w:r>
               <w:rPr>
@@ -1068,7 +1533,7 @@
                 <w:noProof/>
                 <w:webHidden/>
               </w:rPr>
-              <w:t>7</w:t>
+              <w:t>9</w:t>
             </w:r>
             <w:r>
               <w:rPr>
@@ -1095,14 +1560,14 @@
               <w14:ligatures w14:val="standardContextual"/>
             </w:rPr>
           </w:pPr>
-          <w:hyperlink w:anchor="_Toc232276716" w:history="1">
+          <w:hyperlink w:anchor="_Toc232512706" w:history="1">
             <w:r>
               <w:rPr>
                 <w:rStyle w:val="Hyperlink"/>
                 <w:noProof/>
                 <w:lang w:val="ru-RU"/>
               </w:rPr>
-              <w:t>Запрос 6</w:t>
+              <w:t>Выводы по выбранной конфигурации аппаратного обеспечения</w:t>
             </w:r>
             <w:r>
               <w:rPr>
@@ -1123,7 +1588,7 @@
                 <w:noProof/>
                 <w:webHidden/>
               </w:rPr>
-              <w:instrText xml:space="preserve"> PAGEREF _Toc232276716 \h </w:instrText>
+              <w:instrText xml:space="preserve"> PAGEREF _Toc232512706 \h </w:instrText>
             </w:r>
             <w:r>
               <w:rPr>
@@ -1143,7 +1608,7 @@
                 <w:noProof/>
                 <w:webHidden/>
               </w:rPr>
-              <w:t>10</w:t>
+              <w:t>15</w:t>
             </w:r>
             <w:r>
               <w:rPr>
@@ -1170,14 +1635,14 @@
               <w14:ligatures w14:val="standardContextual"/>
             </w:rPr>
           </w:pPr>
-          <w:hyperlink w:anchor="_Toc232276717" w:history="1">
+          <w:hyperlink w:anchor="_Toc232512707" w:history="1">
             <w:r>
               <w:rPr>
                 <w:rStyle w:val="Hyperlink"/>
                 <w:noProof/>
                 <w:lang w:val="ru-RU"/>
               </w:rPr>
-              <w:t>Запрос 7</w:t>
+              <w:t>Описание конфигурации JMeter для стресс-тестирования</w:t>
             </w:r>
             <w:r>
               <w:rPr>
@@ -1198,7 +1663,7 @@
                 <w:noProof/>
                 <w:webHidden/>
               </w:rPr>
-              <w:instrText xml:space="preserve"> PAGEREF _Toc232276717 \h </w:instrText>
+              <w:instrText xml:space="preserve"> PAGEREF _Toc232512707 \h </w:instrText>
             </w:r>
             <w:r>
               <w:rPr>
@@ -1218,7 +1683,7 @@
                 <w:noProof/>
                 <w:webHidden/>
               </w:rPr>
-              <w:t>11</w:t>
+              <w:t>16</w:t>
             </w:r>
             <w:r>
               <w:rPr>
@@ -1245,14 +1710,14 @@
               <w14:ligatures w14:val="standardContextual"/>
             </w:rPr>
           </w:pPr>
-          <w:hyperlink w:anchor="_Toc232276718" w:history="1">
+          <w:hyperlink w:anchor="_Toc232512708" w:history="1">
             <w:r>
               <w:rPr>
                 <w:rStyle w:val="Hyperlink"/>
                 <w:noProof/>
                 <w:lang w:val="ru-RU"/>
               </w:rPr>
-              <w:t>Заключение</w:t>
+              <w:t>Выводы</w:t>
             </w:r>
             <w:r>
               <w:rPr>
@@ -1273,7 +1738,7 @@
                 <w:noProof/>
                 <w:webHidden/>
               </w:rPr>
-              <w:instrText xml:space="preserve"> PAGEREF _Toc232276718 \h </w:instrText>
+              <w:instrText xml:space="preserve"> PAGEREF _Toc232512708 \h </w:instrText>
             </w:r>
             <w:r>
               <w:rPr>
@@ -1293,7 +1758,7 @@
                 <w:noProof/>
                 <w:webHidden/>
               </w:rPr>
-              <w:t>11</w:t>
+              <w:t>22</w:t>
             </w:r>
             <w:r>
               <w:rPr>
@@ -1341,7 +1806,7 @@
           <w:lang w:val="ru-RU"/>
         </w:rPr>
       </w:pPr>
-      <w:bookmarkStart w:id="0" w:name="_Toc232276710"/>
+      <w:bookmarkStart w:id="0" w:name="_Toc232512694"/>
       <w:r>
         <w:rPr>
           <w:lang w:val="ru-RU"/>
@@ -1353,144 +1818,386 @@
     </w:p>
     <w:p>
       <w:pPr>
-        <w:rPr>
-          <w:b/>
-          <w:bCs/>
-          <w:lang w:val="ru-RU"/>
-        </w:rPr>
-      </w:pPr>
-      <w:r>
-        <w:rPr>
-          <w:lang w:val="ru-RU"/>
-        </w:rPr>
-        <w:t>По варианту, выданному преподавателем, составить и выполнить запросы к</w:t>
-      </w:r>
-      <w:r>
-        <w:t> </w:t>
-      </w:r>
-      <w:hyperlink r:id="rId6" w:history="1">
+        <w:spacing w:after="0" w:line="240" w:lineRule="auto"/>
+        <w:rPr>
+          <w:lang w:val="ru-RU"/>
+        </w:rPr>
+      </w:pPr>
+      <w:r>
+        <w:rPr>
+          <w:lang w:val="ru-RU"/>
+        </w:rPr>
+        <w:t>С помощью программного пакета </w:t>
+      </w:r>
+      <w:hyperlink r:id="rId6" w:tgtFrame="_blank" w:history="1">
+        <w:r>
+          <w:rPr>
+            <w:rStyle w:val="Hyperlink"/>
+            <w:b/>
+            <w:bCs/>
+            <w:lang w:val="ru-RU"/>
+          </w:rPr>
+          <w:t xml:space="preserve">Apache </w:t>
+        </w:r>
+        <w:proofErr w:type="spellStart"/>
+        <w:r>
+          <w:rPr>
+            <w:rStyle w:val="Hyperlink"/>
+            <w:b/>
+            <w:bCs/>
+            <w:lang w:val="ru-RU"/>
+          </w:rPr>
+          <w:t>JMeter</w:t>
+        </w:r>
+        <w:proofErr w:type="spellEnd"/>
+      </w:hyperlink>
+      <w:r>
+        <w:rPr>
+          <w:lang w:val="ru-RU"/>
+        </w:rPr>
+        <w:t> провести нагрузочное и стресс-тестирование веб-приложения в соответствии с вариантом задания.</w:t>
+      </w:r>
+    </w:p>
+    <w:p>
+      <w:pPr>
+        <w:spacing w:after="0" w:line="240" w:lineRule="auto"/>
+        <w:rPr>
+          <w:lang w:val="ru-RU"/>
+        </w:rPr>
+      </w:pPr>
+      <w:r>
+        <w:rPr>
+          <w:lang w:val="ru-RU"/>
+        </w:rPr>
+        <w:t>В ходе нагрузочного тестирования необходимо протестировать 3 конфигурации аппаратного обеспечения и выбрать среди них наиболее дешёвую, удовлетворяющую требованиям по максимальному времени отклика приложения при заданной нагрузке (в соответствии с вариантом).</w:t>
+      </w:r>
+    </w:p>
+    <w:p>
+      <w:pPr>
+        <w:spacing w:after="0" w:line="240" w:lineRule="auto"/>
+        <w:rPr>
+          <w:lang w:val="ru-RU"/>
+        </w:rPr>
+      </w:pPr>
+      <w:r>
+        <w:rPr>
+          <w:lang w:val="ru-RU"/>
+        </w:rPr>
+        <w:t>В ходе стресс-тестирования необходимо определить, при какой нагрузке выбранная на предыдущем шаге конфигурация перестаёт удовлетворять требованиями по максимальному времени отклика. Для этого необходимо построить график зависимости времени отклика приложения от нагрузки.</w:t>
+      </w:r>
+    </w:p>
+    <w:p>
+      <w:pPr>
+        <w:pStyle w:val="Heading1"/>
+        <w:rPr>
+          <w:lang w:val="ru-RU"/>
+        </w:rPr>
+      </w:pPr>
+      <w:bookmarkStart w:id="1" w:name="_Toc232512695"/>
+      <w:r>
+        <w:rPr>
+          <w:lang w:val="ru-RU"/>
+        </w:rPr>
+        <w:t>Параметры тестируемого веб-приложения:</w:t>
+      </w:r>
+      <w:bookmarkEnd w:id="1"/>
+    </w:p>
+    <w:p>
+      <w:pPr>
+        <w:spacing w:after="0" w:line="240" w:lineRule="auto"/>
+        <w:rPr>
+          <w:lang w:val="ru-RU"/>
+        </w:rPr>
+      </w:pPr>
+      <w:r>
+        <w:rPr>
+          <w:lang w:val="ru-RU"/>
+        </w:rPr>
+        <w:t>URL первой конфигурации ($ 4100) - </w:t>
+      </w:r>
+      <w:hyperlink r:id="rId7" w:history="1">
         <w:r>
           <w:rPr>
             <w:rStyle w:val="Hyperlink"/>
             <w:lang w:val="ru-RU"/>
           </w:rPr>
-          <w:t>базе данных "Учебный процесс"</w:t>
+          <w:t>http://stload.se.ifmo.ru:8080?token=492556914&amp;user=2109717879&amp;config=1</w:t>
         </w:r>
       </w:hyperlink>
       <w:r>
         <w:rPr>
           <w:lang w:val="ru-RU"/>
         </w:rPr>
-        <w:t>.</w:t>
+        <w:t>;</w:t>
       </w:r>
     </w:p>
     <w:p>
       <w:pPr>
-        <w:pStyle w:val="Heading1"/>
-        <w:rPr>
-          <w:lang w:val="ru-RU"/>
-        </w:rPr>
-      </w:pPr>
-      <w:bookmarkStart w:id="1" w:name="_Toc232276711"/>
-      <w:r>
-        <w:rPr>
-          <w:lang w:val="ru-RU"/>
-        </w:rPr>
-        <w:t>Запрос 1</w:t>
-      </w:r>
-      <w:bookmarkEnd w:id="1"/>
+        <w:spacing w:after="0" w:line="240" w:lineRule="auto"/>
+        <w:rPr>
+          <w:lang w:val="ru-RU"/>
+        </w:rPr>
+      </w:pPr>
+      <w:r>
+        <w:rPr>
+          <w:lang w:val="ru-RU"/>
+        </w:rPr>
+        <w:t>URL второй конфигурации ($ 7400) - </w:t>
+      </w:r>
+      <w:hyperlink r:id="rId8" w:history="1">
+        <w:r>
+          <w:rPr>
+            <w:rStyle w:val="Hyperlink"/>
+            <w:lang w:val="ru-RU"/>
+          </w:rPr>
+          <w:t>http://stload.se.ifmo.ru:8080?token=492556914&amp;user=2109717879&amp;config=2</w:t>
+        </w:r>
+      </w:hyperlink>
+      <w:r>
+        <w:rPr>
+          <w:lang w:val="ru-RU"/>
+        </w:rPr>
+        <w:t>;</w:t>
+      </w:r>
     </w:p>
     <w:p>
-      <w:r>
-        <w:rPr>
-          <w:lang w:val="ru-RU"/>
-        </w:rPr>
-        <w:t>Сделать запрос для получения атрибутов из указанных таблиц, применив фильтры по указанным условиям:</w:t>
-      </w:r>
-      <w:r>
-        <w:rPr>
-          <w:lang w:val="ru-RU"/>
-        </w:rPr>
-        <w:br/>
-        <w:t>Таблицы: Н_ЛЮДИ, Н_ВЕДОМОСТИ.</w:t>
-      </w:r>
-      <w:r>
-        <w:rPr>
-          <w:lang w:val="ru-RU"/>
-        </w:rPr>
-        <w:br/>
-        <w:t>Вывести атрибуты: Н_ЛЮДИ.ИД, Н_ВЕДОМОСТИ.ЧЛВК_ИД.</w:t>
-      </w:r>
-      <w:r>
-        <w:rPr>
-          <w:lang w:val="ru-RU"/>
-        </w:rPr>
-        <w:br/>
-        <w:t>Фильтры (AND):</w:t>
-      </w:r>
-      <w:r>
-        <w:rPr>
-          <w:lang w:val="ru-RU"/>
-        </w:rPr>
-        <w:br/>
-        <w:t>a) Н_ЛЮДИ.ИД &gt; 100012.</w:t>
-      </w:r>
-      <w:r>
-        <w:rPr>
-          <w:lang w:val="ru-RU"/>
-        </w:rPr>
-        <w:br/>
-        <w:t>b) Н_ВЕДОМОСТИ.ЧЛВК_ИД &gt; 105590.</w:t>
-      </w:r>
-      <w:r>
-        <w:rPr>
-          <w:lang w:val="ru-RU"/>
-        </w:rPr>
-        <w:br/>
-        <w:t>Вид соединения: LEFT JOIN.</w:t>
-      </w:r>
-    </w:p>
-    <w:bookmarkStart w:id="2" w:name="_MON_1842882558"/>
-    <w:bookmarkEnd w:id="2"/>
-    <w:p>
-      <w:r>
-        <w:object w:dxaOrig="9355" w:dyaOrig="748" w14:anchorId="0BEC9886">
-          <v:shapetype id="_x0000_t75" coordsize="21600,21600" o:spt="75" o:preferrelative="t" path="m@4@5l@4@11@9@11@9@5xe" filled="f" stroked="f">
-            <v:stroke joinstyle="miter"/>
-            <v:formulas>
-              <v:f eqn="if lineDrawn pixelLineWidth 0"/>
-              <v:f eqn="sum @0 1 0"/>
-              <v:f eqn="sum 0 0 @1"/>
-              <v:f eqn="prod @2 1 2"/>
-              <v:f eqn="prod @3 21600 pixelWidth"/>
-              <v:f eqn="prod @3 21600 pixelHeight"/>
-              <v:f eqn="sum @0 0 1"/>
-              <v:f eqn="prod @6 1 2"/>
-              <v:f eqn="prod @7 21600 pixelWidth"/>
-              <v:f eqn="sum @8 21600 0"/>
-              <v:f eqn="prod @7 21600 pixelHeight"/>
-              <v:f eqn="sum @10 21600 0"/>
-            </v:formulas>
-            <v:path o:extrusionok="f" gradientshapeok="t" o:connecttype="rect"/>
-            <o:lock v:ext="edit" aspectratio="t"/>
-          </v:shapetype>
-          <v:shape id="_x0000_i1025" type="#_x0000_t75" style="width:468pt;height:37.2pt" o:ole="">
-            <v:imagedata r:id="rId7" o:title=""/>
-          </v:shape>
-          <o:OLEObject Type="Embed" ProgID="Word.OpenDocumentText.12" ShapeID="_x0000_i1025" DrawAspect="Content" ObjectID="_1843116811" r:id="rId8"/>
-        </w:object>
+      <w:pPr>
+        <w:spacing w:after="0" w:line="240" w:lineRule="auto"/>
+        <w:rPr>
+          <w:lang w:val="ru-RU"/>
+        </w:rPr>
+      </w:pPr>
+      <w:r>
+        <w:rPr>
+          <w:lang w:val="ru-RU"/>
+        </w:rPr>
+        <w:t>URL третьей конфигурации ($ 10500) - </w:t>
+      </w:r>
+      <w:hyperlink r:id="rId9" w:history="1">
+        <w:r>
+          <w:rPr>
+            <w:rStyle w:val="Hyperlink"/>
+            <w:lang w:val="ru-RU"/>
+          </w:rPr>
+          <w:t>http://stload.se.ifmo.ru:8080?token=492556914&amp;user=2109717879&amp;config=3</w:t>
+        </w:r>
+      </w:hyperlink>
+      <w:r>
+        <w:rPr>
+          <w:lang w:val="ru-RU"/>
+        </w:rPr>
+        <w:t>;</w:t>
       </w:r>
     </w:p>
     <w:p>
-      <w:r>
-        <w:rPr>
-          <w:noProof/>
-        </w:rPr>
+      <w:pPr>
+        <w:spacing w:after="0" w:line="240" w:lineRule="auto"/>
+        <w:rPr>
+          <w:lang w:val="ru-RU"/>
+        </w:rPr>
+      </w:pPr>
+      <w:r>
+        <w:rPr>
+          <w:lang w:val="ru-RU"/>
+        </w:rPr>
+        <w:t>Максимальное количество параллельных пользователей - 12;</w:t>
+      </w:r>
+    </w:p>
+    <w:p>
+      <w:pPr>
+        <w:spacing w:after="0" w:line="240" w:lineRule="auto"/>
+        <w:rPr>
+          <w:lang w:val="ru-RU"/>
+        </w:rPr>
+      </w:pPr>
+      <w:r>
+        <w:rPr>
+          <w:lang w:val="ru-RU"/>
+        </w:rPr>
+        <w:t xml:space="preserve">Средняя нагрузка, формируемая одним пользователем - 20 </w:t>
+      </w:r>
+      <w:proofErr w:type="spellStart"/>
+      <w:r>
+        <w:rPr>
+          <w:lang w:val="ru-RU"/>
+        </w:rPr>
+        <w:t>запр</w:t>
+      </w:r>
+      <w:proofErr w:type="spellEnd"/>
+      <w:r>
+        <w:rPr>
+          <w:lang w:val="ru-RU"/>
+        </w:rPr>
+        <w:t>. в мин.;</w:t>
+      </w:r>
+    </w:p>
+    <w:p>
+      <w:pPr>
+        <w:spacing w:after="0" w:line="240" w:lineRule="auto"/>
+      </w:pPr>
+      <w:r>
+        <w:rPr>
+          <w:lang w:val="ru-RU"/>
+        </w:rPr>
+        <w:t>Максимально допустимое время обработки запроса - 640 мс.</w:t>
+      </w:r>
+    </w:p>
+    <w:p>
+      <w:pPr>
+        <w:spacing w:after="0" w:line="240" w:lineRule="auto"/>
+      </w:pPr>
+    </w:p>
+    <w:p>
+      <w:pPr>
+        <w:pStyle w:val="Heading1"/>
+        <w:rPr>
+          <w:lang w:val="ru-RU"/>
+        </w:rPr>
+      </w:pPr>
+      <w:bookmarkStart w:id="2" w:name="_Toc232512696"/>
+      <w:r>
+        <w:rPr>
+          <w:lang w:val="ru-RU"/>
+        </w:rPr>
+        <w:t>Выполнение</w:t>
+      </w:r>
+      <w:bookmarkEnd w:id="2"/>
+    </w:p>
+    <w:p>
+      <w:pPr>
+        <w:jc w:val="both"/>
+        <w:rPr>
+          <w:lang w:val="ru-RU"/>
+        </w:rPr>
+      </w:pPr>
+      <w:hyperlink r:id="rId10" w:history="1">
+        <w:r>
+          <w:rPr>
+            <w:rStyle w:val="Hyperlink"/>
+            <w:lang w:val="ru-RU"/>
+          </w:rPr>
+          <w:t>https://github.com/Dimon228322228/lab4_TPO</w:t>
+        </w:r>
+      </w:hyperlink>
+      <w:r>
+        <w:rPr>
+          <w:lang w:val="ru-RU"/>
+        </w:rPr>
+        <w:t xml:space="preserve"> - ссылка на репозиторий</w:t>
+      </w:r>
+    </w:p>
+    <w:p>
+      <w:pPr>
+        <w:pStyle w:val="Heading1"/>
+        <w:rPr>
+          <w:lang w:val="ru-RU"/>
+        </w:rPr>
+      </w:pPr>
+      <w:bookmarkStart w:id="3" w:name="_Toc232512697"/>
+      <w:r>
+        <w:rPr>
+          <w:lang w:val="ru-RU"/>
+        </w:rPr>
+        <w:t xml:space="preserve">Описание конфигурации </w:t>
+      </w:r>
+      <w:proofErr w:type="spellStart"/>
+      <w:r>
+        <w:rPr>
+          <w:lang w:val="ru-RU"/>
+        </w:rPr>
+        <w:t>JMeter</w:t>
+      </w:r>
+      <w:proofErr w:type="spellEnd"/>
+      <w:r>
+        <w:rPr>
+          <w:lang w:val="ru-RU"/>
+        </w:rPr>
+        <w:t xml:space="preserve"> для нагрузочного тестирования</w:t>
+      </w:r>
+      <w:bookmarkEnd w:id="3"/>
+    </w:p>
+    <w:p>
+      <w:pPr>
+        <w:pStyle w:val="Heading2"/>
+        <w:rPr>
+          <w:lang w:val="ru-RU"/>
+        </w:rPr>
+      </w:pPr>
+      <w:bookmarkStart w:id="4" w:name="_Toc232512698"/>
+      <w:r>
+        <w:rPr>
+          <w:lang w:val="ru-RU"/>
+        </w:rPr>
+        <w:t>Общая конфигурация</w:t>
+      </w:r>
+      <w:bookmarkEnd w:id="4"/>
+    </w:p>
+    <w:p>
+      <w:pPr>
+        <w:rPr>
+          <w:lang w:val="ru-RU"/>
+        </w:rPr>
+      </w:pPr>
+      <w:r>
+        <w:rPr>
+          <w:lang w:val="ru-RU"/>
+        </w:rPr>
+        <w:t xml:space="preserve">Конфигурация нагрузочного тестирования состоит из 3 </w:t>
+      </w:r>
+      <w:proofErr w:type="spellStart"/>
+      <w:r>
+        <w:rPr>
+          <w:lang w:val="ru-RU"/>
+        </w:rPr>
+        <w:t>Thread</w:t>
+      </w:r>
+      <w:proofErr w:type="spellEnd"/>
+      <w:r>
+        <w:rPr>
+          <w:lang w:val="ru-RU"/>
+        </w:rPr>
+        <w:t xml:space="preserve"> Group объектов, по 1 на каждую конфигурацию, конфигурация каждого из них идентична, за исключением параметра </w:t>
+      </w:r>
+      <w:proofErr w:type="spellStart"/>
+      <w:r>
+        <w:rPr>
+          <w:lang w:val="ru-RU"/>
+        </w:rPr>
+        <w:t>config</w:t>
+      </w:r>
+      <w:proofErr w:type="spellEnd"/>
+      <w:r>
+        <w:rPr>
+          <w:lang w:val="ru-RU"/>
+        </w:rPr>
+        <w:t xml:space="preserve"> при формировании запроса. Помимо объектов </w:t>
+      </w:r>
+      <w:proofErr w:type="spellStart"/>
+      <w:r>
+        <w:rPr>
+          <w:lang w:val="ru-RU"/>
+        </w:rPr>
+        <w:t>Thread</w:t>
+      </w:r>
+      <w:proofErr w:type="spellEnd"/>
+      <w:r>
+        <w:rPr>
+          <w:lang w:val="ru-RU"/>
+        </w:rPr>
+        <w:t xml:space="preserve"> Group, присутствуют вспомогательные объекты для генерации общих отчетов.</w:t>
+      </w:r>
+    </w:p>
+    <w:p>
+      <w:r>
+        <w:rPr>
+          <w:lang w:val="ru-RU"/>
+        </w:rPr>
+        <w:lastRenderedPageBreak/>
         <w:drawing>
-          <wp:inline distT="0" distB="0" distL="0" distR="0" wp14:anchorId="4112598D" wp14:editId="26957E9D">
-            <wp:extent cx="3473932" cy="3801533"/>
-            <wp:effectExtent l="0" t="0" r="0" b="8890"/>
-            <wp:docPr id="899273799" name="Picture 1"/>
+          <wp:inline distT="0" distB="0" distL="0" distR="0" wp14:anchorId="4F103F02" wp14:editId="4ECCDAA3">
+            <wp:extent cx="2547257" cy="4253009"/>
+            <wp:effectExtent l="0" t="0" r="5715" b="0"/>
+            <wp:docPr id="1343327478" name="Picture 1"/>
             <wp:cNvGraphicFramePr>
               <a:graphicFrameLocks xmlns:a="http://schemas.openxmlformats.org/drawingml/2006/main" noChangeAspect="1"/>
             </wp:cNvGraphicFramePr>
@@ -1498,11 +2205,11 @@
               <a:graphicData uri="http://schemas.openxmlformats.org/drawingml/2006/picture">
                 <pic:pic xmlns:pic="http://schemas.openxmlformats.org/drawingml/2006/picture">
                   <pic:nvPicPr>
-                    <pic:cNvPr id="899273799" name=""/>
+                    <pic:cNvPr id="1343327478" name=""/>
                     <pic:cNvPicPr/>
                   </pic:nvPicPr>
                   <pic:blipFill>
-                    <a:blip r:embed="rId9"/>
+                    <a:blip r:embed="rId11"/>
                     <a:stretch>
                       <a:fillRect/>
                     </a:stretch>
@@ -1510,7 +2217,7 @@
                   <pic:spPr>
                     <a:xfrm>
                       <a:off x="0" y="0"/>
-                      <a:ext cx="3479626" cy="3807764"/>
+                      <a:ext cx="2550948" cy="4259172"/>
                     </a:xfrm>
                     <a:prstGeom prst="rect">
                       <a:avLst/>
@@ -1524,106 +2231,128 @@
       </w:r>
     </w:p>
     <w:p>
-      <w:r>
-        <w:br w:type="page"/>
-      </w:r>
+      <w:pPr>
+        <w:pStyle w:val="Heading2"/>
+        <w:rPr>
+          <w:lang w:val="ru-RU"/>
+        </w:rPr>
+      </w:pPr>
+      <w:bookmarkStart w:id="5" w:name="_Toc232512699"/>
+      <w:r>
+        <w:rPr>
+          <w:lang w:val="ru-RU"/>
+        </w:rPr>
+        <w:t xml:space="preserve">Конфигурация </w:t>
+      </w:r>
+      <w:proofErr w:type="spellStart"/>
+      <w:r>
+        <w:rPr>
+          <w:lang w:val="ru-RU"/>
+        </w:rPr>
+        <w:t>Thread</w:t>
+      </w:r>
+      <w:proofErr w:type="spellEnd"/>
+      <w:r>
+        <w:rPr>
+          <w:lang w:val="ru-RU"/>
+        </w:rPr>
+        <w:t xml:space="preserve"> Group</w:t>
+      </w:r>
+      <w:bookmarkEnd w:id="5"/>
     </w:p>
     <w:p>
       <w:pPr>
-        <w:pStyle w:val="Heading1"/>
-        <w:rPr>
-          <w:lang w:val="ru-RU"/>
-        </w:rPr>
-      </w:pPr>
-      <w:bookmarkStart w:id="3" w:name="_Toc232276712"/>
-      <w:r>
-        <w:rPr>
-          <w:lang w:val="ru-RU"/>
-        </w:rPr>
-        <w:lastRenderedPageBreak/>
-        <w:t>Запрос 2</w:t>
-      </w:r>
-      <w:bookmarkEnd w:id="3"/>
+        <w:rPr>
+          <w:lang w:val="ru-RU"/>
+        </w:rPr>
+      </w:pPr>
+      <w:r>
+        <w:rPr>
+          <w:lang w:val="ru-RU"/>
+        </w:rPr>
+        <w:t xml:space="preserve">В конфигурации </w:t>
+      </w:r>
+      <w:proofErr w:type="spellStart"/>
+      <w:r>
+        <w:rPr>
+          <w:lang w:val="ru-RU"/>
+        </w:rPr>
+        <w:t>Thread</w:t>
+      </w:r>
+      <w:proofErr w:type="spellEnd"/>
+      <w:r>
+        <w:rPr>
+          <w:lang w:val="ru-RU"/>
+        </w:rPr>
+        <w:t xml:space="preserve"> Group используются настройки количества пользователей (Number </w:t>
+      </w:r>
+      <w:proofErr w:type="spellStart"/>
+      <w:r>
+        <w:rPr>
+          <w:lang w:val="ru-RU"/>
+        </w:rPr>
+        <w:t>of</w:t>
+      </w:r>
+      <w:proofErr w:type="spellEnd"/>
+      <w:r>
+        <w:rPr>
+          <w:lang w:val="ru-RU"/>
+        </w:rPr>
+        <w:t xml:space="preserve"> </w:t>
+      </w:r>
+      <w:proofErr w:type="spellStart"/>
+      <w:r>
+        <w:rPr>
+          <w:lang w:val="ru-RU"/>
+        </w:rPr>
+        <w:t>Threads</w:t>
+      </w:r>
+      <w:proofErr w:type="spellEnd"/>
+      <w:r>
+        <w:rPr>
+          <w:lang w:val="ru-RU"/>
+        </w:rPr>
+        <w:t>) и количество запусков теста (</w:t>
+      </w:r>
+      <w:proofErr w:type="spellStart"/>
+      <w:r>
+        <w:rPr>
+          <w:lang w:val="ru-RU"/>
+        </w:rPr>
+        <w:t>Loop</w:t>
+      </w:r>
+      <w:proofErr w:type="spellEnd"/>
+      <w:r>
+        <w:rPr>
+          <w:lang w:val="ru-RU"/>
+        </w:rPr>
+        <w:t xml:space="preserve"> </w:t>
+      </w:r>
+      <w:proofErr w:type="spellStart"/>
+      <w:r>
+        <w:rPr>
+          <w:lang w:val="ru-RU"/>
+        </w:rPr>
+        <w:t>Count</w:t>
+      </w:r>
+      <w:proofErr w:type="spellEnd"/>
+      <w:r>
+        <w:rPr>
+          <w:lang w:val="ru-RU"/>
+        </w:rPr>
+        <w:t>).</w:t>
+      </w:r>
     </w:p>
     <w:p>
       <w:r>
         <w:rPr>
           <w:lang w:val="ru-RU"/>
         </w:rPr>
-        <w:t>Сделать запрос для получения атрибутов из указанных таблиц, применив фильтры по указанным условиям:</w:t>
-      </w:r>
-      <w:r>
-        <w:rPr>
-          <w:lang w:val="ru-RU"/>
-        </w:rPr>
-        <w:br/>
-        <w:t>Таблицы: Н_ЛЮДИ, Н_ВЕДОМОСТИ, Н_СЕССИЯ.</w:t>
-      </w:r>
-      <w:r>
-        <w:rPr>
-          <w:lang w:val="ru-RU"/>
-        </w:rPr>
-        <w:br/>
-        <w:t>Вывести атрибуты: Н_ЛЮДИ.ФАМИЛИЯ, Н_ВЕДОМОСТИ.ИД, Н_СЕССИЯ.ЧЛВК_ИД.</w:t>
-      </w:r>
-      <w:r>
-        <w:rPr>
-          <w:lang w:val="ru-RU"/>
-        </w:rPr>
-        <w:br/>
-        <w:t>Фильтры (AND):</w:t>
-      </w:r>
-      <w:r>
-        <w:rPr>
-          <w:lang w:val="ru-RU"/>
-        </w:rPr>
-        <w:br/>
-        <w:t>a) Н_ЛЮДИ.ИМЯ = Ярослав.</w:t>
-      </w:r>
-      <w:r>
-        <w:rPr>
-          <w:lang w:val="ru-RU"/>
-        </w:rPr>
-        <w:br/>
-        <w:t>b) Н_ВЕДОМОСТИ.ДАТА &gt; 2010-06-18.</w:t>
-      </w:r>
-      <w:r>
-        <w:rPr>
-          <w:lang w:val="ru-RU"/>
-        </w:rPr>
-        <w:br/>
-        <w:t>c) Н_СЕССИЯ.ЧЛВК_ИД = 105948q.</w:t>
-      </w:r>
-      <w:r>
-        <w:rPr>
-          <w:lang w:val="ru-RU"/>
-        </w:rPr>
-        <w:br/>
-        <w:t>Вид соединения: LEFT JOIN.</w:t>
-      </w:r>
-    </w:p>
-    <w:bookmarkStart w:id="4" w:name="_MON_1842883107"/>
-    <w:bookmarkEnd w:id="4"/>
-    <w:p>
-      <w:r>
-        <w:object w:dxaOrig="9355" w:dyaOrig="1019" w14:anchorId="2D81AC49">
-          <v:shape id="_x0000_i1026" type="#_x0000_t75" style="width:468pt;height:51pt" o:ole="">
-            <v:imagedata r:id="rId10" o:title=""/>
-          </v:shape>
-          <o:OLEObject Type="Embed" ProgID="Word.OpenDocumentText.12" ShapeID="_x0000_i1026" DrawAspect="Content" ObjectID="_1843116812" r:id="rId11"/>
-        </w:object>
-      </w:r>
-    </w:p>
-    <w:p>
-      <w:r>
-        <w:rPr>
-          <w:noProof/>
-        </w:rPr>
         <w:drawing>
-          <wp:inline distT="0" distB="0" distL="0" distR="0" wp14:anchorId="1974AA0F" wp14:editId="533F9711">
-            <wp:extent cx="3024258" cy="1549400"/>
-            <wp:effectExtent l="0" t="0" r="5080" b="0"/>
-            <wp:docPr id="582186955" name="Picture 1"/>
+          <wp:inline distT="0" distB="0" distL="0" distR="0" wp14:anchorId="1B056E03" wp14:editId="7E70DC1E">
+            <wp:extent cx="3836073" cy="3080657"/>
+            <wp:effectExtent l="0" t="0" r="0" b="5715"/>
+            <wp:docPr id="1460536151" name="Picture 1"/>
             <wp:cNvGraphicFramePr>
               <a:graphicFrameLocks xmlns:a="http://schemas.openxmlformats.org/drawingml/2006/main" noChangeAspect="1"/>
             </wp:cNvGraphicFramePr>
@@ -1631,7 +2360,7 @@
               <a:graphicData uri="http://schemas.openxmlformats.org/drawingml/2006/picture">
                 <pic:pic xmlns:pic="http://schemas.openxmlformats.org/drawingml/2006/picture">
                   <pic:nvPicPr>
-                    <pic:cNvPr id="582186955" name=""/>
+                    <pic:cNvPr id="1460536151" name=""/>
                     <pic:cNvPicPr/>
                   </pic:nvPicPr>
                   <pic:blipFill>
@@ -1643,7 +2372,7 @@
                   <pic:spPr>
                     <a:xfrm>
                       <a:off x="0" y="0"/>
-                      <a:ext cx="3032315" cy="1553528"/>
+                      <a:ext cx="3840991" cy="3084606"/>
                     </a:xfrm>
                     <a:prstGeom prst="rect">
                       <a:avLst/>
@@ -1666,25 +2395,91 @@
         <w:rPr>
           <w:lang w:val="ru-RU"/>
         </w:rPr>
-        <w:t>Если допустим убрать нераспространенное имя Ярослав, то увидим некоторые результаты.</w:t>
+        <w:lastRenderedPageBreak/>
+        <w:t xml:space="preserve">Также </w:t>
+      </w:r>
+      <w:proofErr w:type="spellStart"/>
+      <w:r>
+        <w:rPr>
+          <w:lang w:val="ru-RU"/>
+        </w:rPr>
+        <w:t>thread</w:t>
+      </w:r>
+      <w:proofErr w:type="spellEnd"/>
+      <w:r>
+        <w:rPr>
+          <w:lang w:val="ru-RU"/>
+        </w:rPr>
+        <w:t xml:space="preserve"> </w:t>
+      </w:r>
+      <w:proofErr w:type="spellStart"/>
+      <w:r>
+        <w:rPr>
+          <w:lang w:val="ru-RU"/>
+        </w:rPr>
+        <w:t>group</w:t>
+      </w:r>
+      <w:proofErr w:type="spellEnd"/>
+      <w:r>
+        <w:rPr>
+          <w:lang w:val="ru-RU"/>
+        </w:rPr>
+        <w:t xml:space="preserve"> содержит следующие </w:t>
+      </w:r>
+      <w:proofErr w:type="gramStart"/>
+      <w:r>
+        <w:rPr>
+          <w:lang w:val="ru-RU"/>
+        </w:rPr>
+        <w:t>под-объекты</w:t>
+      </w:r>
+      <w:proofErr w:type="gramEnd"/>
+      <w:r>
+        <w:rPr>
+          <w:lang w:val="ru-RU"/>
+        </w:rPr>
+        <w:t>:</w:t>
       </w:r>
     </w:p>
     <w:p>
       <w:pPr>
-        <w:rPr>
-          <w:lang w:val="ru-RU"/>
-        </w:rPr>
-      </w:pPr>
-      <w:r>
-        <w:rPr>
-          <w:noProof/>
-          <w:lang w:val="ru-RU"/>
-        </w:rPr>
+        <w:pStyle w:val="Heading2"/>
+        <w:rPr>
+          <w:lang w:val="ru-RU"/>
+        </w:rPr>
+      </w:pPr>
+      <w:bookmarkStart w:id="6" w:name="_Toc232512700"/>
+      <w:r>
+        <w:rPr>
+          <w:lang w:val="ru-RU"/>
+        </w:rPr>
+        <w:t xml:space="preserve">HTTP </w:t>
+      </w:r>
+      <w:proofErr w:type="spellStart"/>
+      <w:r>
+        <w:rPr>
+          <w:lang w:val="ru-RU"/>
+        </w:rPr>
+        <w:t>Request</w:t>
+      </w:r>
+      <w:bookmarkEnd w:id="6"/>
+      <w:proofErr w:type="spellEnd"/>
+    </w:p>
+    <w:p>
+      <w:r>
+        <w:rPr>
+          <w:lang w:val="ru-RU"/>
+        </w:rPr>
+        <w:t>осуществляет запросы к тестовому серверу</w:t>
+      </w:r>
+    </w:p>
+    <w:p>
+      <w:r>
         <w:drawing>
-          <wp:inline distT="0" distB="0" distL="0" distR="0" wp14:anchorId="30B1A072" wp14:editId="44723986">
-            <wp:extent cx="2281125" cy="2446866"/>
-            <wp:effectExtent l="0" t="0" r="5080" b="0"/>
-            <wp:docPr id="1051193268" name="Picture 1"/>
+          <wp:inline distT="0" distB="0" distL="0" distR="0" wp14:anchorId="7E334467" wp14:editId="20C63690">
+            <wp:extent cx="6152515" cy="2068830"/>
+            <wp:effectExtent l="0" t="0" r="635" b="7620"/>
+            <wp:docPr id="1841147019" name="Picture 1"/>
             <wp:cNvGraphicFramePr>
               <a:graphicFrameLocks xmlns:a="http://schemas.openxmlformats.org/drawingml/2006/main" noChangeAspect="1"/>
             </wp:cNvGraphicFramePr>
@@ -1692,7 +2487,7 @@
               <a:graphicData uri="http://schemas.openxmlformats.org/drawingml/2006/picture">
                 <pic:pic xmlns:pic="http://schemas.openxmlformats.org/drawingml/2006/picture">
                   <pic:nvPicPr>
-                    <pic:cNvPr id="1051193268" name=""/>
+                    <pic:cNvPr id="1841147019" name=""/>
                     <pic:cNvPicPr/>
                   </pic:nvPicPr>
                   <pic:blipFill>
@@ -1704,7 +2499,7 @@
                   <pic:spPr>
                     <a:xfrm>
                       <a:off x="0" y="0"/>
-                      <a:ext cx="2287623" cy="2453836"/>
+                      <a:ext cx="6152515" cy="2068830"/>
                     </a:xfrm>
                     <a:prstGeom prst="rect">
                       <a:avLst/>
@@ -1719,20 +2514,49 @@
     </w:p>
     <w:p>
       <w:pPr>
-        <w:pStyle w:val="Heading1"/>
-        <w:rPr>
-          <w:lang w:val="ru-RU"/>
-        </w:rPr>
-      </w:pPr>
-      <w:bookmarkStart w:id="5" w:name="_Toc232276713"/>
-      <w:r>
-        <w:rPr>
-          <w:lang w:val="ru-RU"/>
-        </w:rPr>
-        <w:lastRenderedPageBreak/>
-        <w:t>Запрос 3</w:t>
-      </w:r>
-      <w:bookmarkEnd w:id="5"/>
+        <w:pStyle w:val="Heading2"/>
+        <w:rPr>
+          <w:lang w:val="ru-RU"/>
+        </w:rPr>
+      </w:pPr>
+      <w:bookmarkStart w:id="7" w:name="_Toc232512701"/>
+      <w:proofErr w:type="spellStart"/>
+      <w:r>
+        <w:rPr>
+          <w:lang w:val="ru-RU"/>
+        </w:rPr>
+        <w:t>Constant</w:t>
+      </w:r>
+      <w:proofErr w:type="spellEnd"/>
+      <w:r>
+        <w:rPr>
+          <w:lang w:val="ru-RU"/>
+        </w:rPr>
+        <w:t xml:space="preserve"> </w:t>
+      </w:r>
+      <w:proofErr w:type="spellStart"/>
+      <w:r>
+        <w:rPr>
+          <w:lang w:val="ru-RU"/>
+        </w:rPr>
+        <w:t>Throughput</w:t>
+      </w:r>
+      <w:proofErr w:type="spellEnd"/>
+      <w:r>
+        <w:rPr>
+          <w:lang w:val="ru-RU"/>
+        </w:rPr>
+        <w:t xml:space="preserve"> </w:t>
+      </w:r>
+      <w:proofErr w:type="spellStart"/>
+      <w:r>
+        <w:rPr>
+          <w:lang w:val="ru-RU"/>
+        </w:rPr>
+        <w:t>Timer</w:t>
+      </w:r>
+      <w:bookmarkEnd w:id="7"/>
+      <w:proofErr w:type="spellEnd"/>
     </w:p>
     <w:p>
       <w:pPr>
@@ -1744,38 +2568,24 @@
         <w:rPr>
           <w:lang w:val="ru-RU"/>
         </w:rPr>
-        <w:t>Вывести число студентов ФКТИУ, которые не имеет отчества.</w:t>
-      </w:r>
-      <w:r>
-        <w:rPr>
-          <w:lang w:val="ru-RU"/>
-        </w:rPr>
-        <w:br/>
-        <w:t>Ответ должен содержать только одно число.</w:t>
-      </w:r>
-    </w:p>
-    <w:bookmarkStart w:id="6" w:name="_MON_1842883729"/>
-    <w:bookmarkEnd w:id="6"/>
-    <w:p>
-      <w:r>
-        <w:object w:dxaOrig="9355" w:dyaOrig="997" w14:anchorId="0FCDA4A4">
-          <v:shape id="_x0000_i1027" type="#_x0000_t75" style="width:468pt;height:49.8pt" o:ole="">
-            <v:imagedata r:id="rId14" o:title=""/>
-          </v:shape>
-          <o:OLEObject Type="Embed" ProgID="Word.OpenDocumentText.12" ShapeID="_x0000_i1027" DrawAspect="Content" ObjectID="_1843116813" r:id="rId15"/>
-        </w:object>
+        <w:t>определяет среднюю нагрузку, формируемую одним пользователем в мин</w:t>
       </w:r>
     </w:p>
     <w:p>
-      <w:r>
-        <w:rPr>
-          <w:noProof/>
+      <w:pPr>
+        <w:rPr>
+          <w:lang w:val="ru-RU"/>
+        </w:rPr>
+      </w:pPr>
+      <w:r>
+        <w:rPr>
+          <w:lang w:val="ru-RU"/>
         </w:rPr>
         <w:drawing>
-          <wp:inline distT="0" distB="0" distL="0" distR="0" wp14:anchorId="746C43DD" wp14:editId="75771A7B">
-            <wp:extent cx="3901440" cy="688560"/>
-            <wp:effectExtent l="0" t="0" r="3810" b="0"/>
-            <wp:docPr id="1564777597" name="Picture 1"/>
+          <wp:inline distT="0" distB="0" distL="0" distR="0" wp14:anchorId="5747B4E4" wp14:editId="34054FE1">
+            <wp:extent cx="6152515" cy="1957705"/>
+            <wp:effectExtent l="0" t="0" r="635" b="4445"/>
+            <wp:docPr id="1472782009" name="Picture 1"/>
             <wp:cNvGraphicFramePr>
               <a:graphicFrameLocks xmlns:a="http://schemas.openxmlformats.org/drawingml/2006/main" noChangeAspect="1"/>
             </wp:cNvGraphicFramePr>
@@ -1783,7 +2593,212 @@
               <a:graphicData uri="http://schemas.openxmlformats.org/drawingml/2006/picture">
                 <pic:pic xmlns:pic="http://schemas.openxmlformats.org/drawingml/2006/picture">
                   <pic:nvPicPr>
-                    <pic:cNvPr id="1564777597" name=""/>
+                    <pic:cNvPr id="1472782009" name=""/>
+                    <pic:cNvPicPr/>
+                  </pic:nvPicPr>
+                  <pic:blipFill>
+                    <a:blip r:embed="rId14"/>
+                    <a:stretch>
+                      <a:fillRect/>
+                    </a:stretch>
+                  </pic:blipFill>
+                  <pic:spPr>
+                    <a:xfrm>
+                      <a:off x="0" y="0"/>
+                      <a:ext cx="6152515" cy="1957705"/>
+                    </a:xfrm>
+                    <a:prstGeom prst="rect">
+                      <a:avLst/>
+                    </a:prstGeom>
+                  </pic:spPr>
+                </pic:pic>
+              </a:graphicData>
+            </a:graphic>
+          </wp:inline>
+        </w:drawing>
+      </w:r>
+    </w:p>
+    <w:p>
+      <w:pPr>
+        <w:pStyle w:val="Heading2"/>
+        <w:rPr>
+          <w:lang w:val="ru-RU"/>
+        </w:rPr>
+      </w:pPr>
+      <w:bookmarkStart w:id="8" w:name="_Toc232512702"/>
+      <w:r>
+        <w:rPr>
+          <w:lang w:val="ru-RU"/>
+        </w:rPr>
+        <w:t xml:space="preserve">View </w:t>
+      </w:r>
+      <w:proofErr w:type="spellStart"/>
+      <w:r>
+        <w:rPr>
+          <w:lang w:val="ru-RU"/>
+        </w:rPr>
+        <w:t>Results</w:t>
+      </w:r>
+      <w:proofErr w:type="spellEnd"/>
+      <w:r>
+        <w:rPr>
+          <w:lang w:val="ru-RU"/>
+        </w:rPr>
+        <w:t xml:space="preserve"> </w:t>
+      </w:r>
+      <w:proofErr w:type="spellStart"/>
+      <w:r>
+        <w:rPr>
+          <w:lang w:val="ru-RU"/>
+        </w:rPr>
+        <w:t>in</w:t>
+      </w:r>
+      <w:proofErr w:type="spellEnd"/>
+      <w:r>
+        <w:rPr>
+          <w:lang w:val="ru-RU"/>
+        </w:rPr>
+        <w:t xml:space="preserve"> </w:t>
+      </w:r>
+      <w:proofErr w:type="spellStart"/>
+      <w:r>
+        <w:rPr>
+          <w:lang w:val="ru-RU"/>
+        </w:rPr>
+        <w:t>Table</w:t>
+      </w:r>
+      <w:bookmarkEnd w:id="8"/>
+      <w:proofErr w:type="spellEnd"/>
+    </w:p>
+    <w:p>
+      <w:pPr>
+        <w:rPr>
+          <w:lang w:val="ru-RU"/>
+        </w:rPr>
+      </w:pPr>
+      <w:r>
+        <w:rPr>
+          <w:lang w:val="ru-RU"/>
+        </w:rPr>
+        <w:t>Отображение результатов тестирования в виде таблицы</w:t>
+      </w:r>
+    </w:p>
+    <w:p>
+      <w:pPr>
+        <w:rPr>
+          <w:lang w:val="ru-RU"/>
+        </w:rPr>
+      </w:pPr>
+      <w:r>
+        <w:rPr>
+          <w:lang w:val="ru-RU"/>
+        </w:rPr>
+        <w:drawing>
+          <wp:inline distT="0" distB="0" distL="0" distR="0" wp14:anchorId="5CD3207F" wp14:editId="2A511201">
+            <wp:extent cx="6152515" cy="1901190"/>
+            <wp:effectExtent l="0" t="0" r="635" b="3810"/>
+            <wp:docPr id="1594074520" name="Picture 1"/>
+            <wp:cNvGraphicFramePr>
+              <a:graphicFrameLocks xmlns:a="http://schemas.openxmlformats.org/drawingml/2006/main" noChangeAspect="1"/>
+            </wp:cNvGraphicFramePr>
+            <a:graphic xmlns:a="http://schemas.openxmlformats.org/drawingml/2006/main">
+              <a:graphicData uri="http://schemas.openxmlformats.org/drawingml/2006/picture">
+                <pic:pic xmlns:pic="http://schemas.openxmlformats.org/drawingml/2006/picture">
+                  <pic:nvPicPr>
+                    <pic:cNvPr id="1594074520" name=""/>
+                    <pic:cNvPicPr/>
+                  </pic:nvPicPr>
+                  <pic:blipFill>
+                    <a:blip r:embed="rId15"/>
+                    <a:stretch>
+                      <a:fillRect/>
+                    </a:stretch>
+                  </pic:blipFill>
+                  <pic:spPr>
+                    <a:xfrm>
+                      <a:off x="0" y="0"/>
+                      <a:ext cx="6152515" cy="1901190"/>
+                    </a:xfrm>
+                    <a:prstGeom prst="rect">
+                      <a:avLst/>
+                    </a:prstGeom>
+                  </pic:spPr>
+                </pic:pic>
+              </a:graphicData>
+            </a:graphic>
+          </wp:inline>
+        </w:drawing>
+      </w:r>
+    </w:p>
+    <w:p>
+      <w:pPr>
+        <w:pStyle w:val="Heading2"/>
+        <w:rPr>
+          <w:lang w:val="ru-RU"/>
+        </w:rPr>
+      </w:pPr>
+      <w:bookmarkStart w:id="9" w:name="_Toc232512703"/>
+      <w:proofErr w:type="spellStart"/>
+      <w:r>
+        <w:rPr>
+          <w:lang w:val="ru-RU"/>
+        </w:rPr>
+        <w:lastRenderedPageBreak/>
+        <w:t>Graph</w:t>
+      </w:r>
+      <w:proofErr w:type="spellEnd"/>
+      <w:r>
+        <w:rPr>
+          <w:lang w:val="ru-RU"/>
+        </w:rPr>
+        <w:t xml:space="preserve"> </w:t>
+      </w:r>
+      <w:proofErr w:type="spellStart"/>
+      <w:r>
+        <w:rPr>
+          <w:lang w:val="ru-RU"/>
+        </w:rPr>
+        <w:t>Results</w:t>
+      </w:r>
+      <w:bookmarkEnd w:id="9"/>
+      <w:proofErr w:type="spellEnd"/>
+    </w:p>
+    <w:p>
+      <w:pPr>
+        <w:rPr>
+          <w:lang w:val="ru-RU"/>
+        </w:rPr>
+      </w:pPr>
+      <w:r>
+        <w:rPr>
+          <w:lang w:val="ru-RU"/>
+        </w:rPr>
+        <w:t>Отображение результатов тестирования в виде графика</w:t>
+      </w:r>
+    </w:p>
+    <w:p>
+      <w:pPr>
+        <w:rPr>
+          <w:lang w:val="ru-RU"/>
+        </w:rPr>
+      </w:pPr>
+      <w:r>
+        <w:rPr>
+          <w:lang w:val="ru-RU"/>
+        </w:rPr>
+        <w:drawing>
+          <wp:inline distT="0" distB="0" distL="0" distR="0" wp14:anchorId="35B4D23A" wp14:editId="31615154">
+            <wp:extent cx="6152515" cy="4500245"/>
+            <wp:effectExtent l="0" t="0" r="635" b="0"/>
+            <wp:docPr id="510500286" name="Picture 1"/>
+            <wp:cNvGraphicFramePr>
+              <a:graphicFrameLocks xmlns:a="http://schemas.openxmlformats.org/drawingml/2006/main" noChangeAspect="1"/>
+            </wp:cNvGraphicFramePr>
+            <a:graphic xmlns:a="http://schemas.openxmlformats.org/drawingml/2006/main">
+              <a:graphicData uri="http://schemas.openxmlformats.org/drawingml/2006/picture">
+                <pic:pic xmlns:pic="http://schemas.openxmlformats.org/drawingml/2006/picture">
+                  <pic:nvPicPr>
+                    <pic:cNvPr id="510500286" name=""/>
                     <pic:cNvPicPr/>
                   </pic:nvPicPr>
                   <pic:blipFill>
@@ -1795,7 +2810,7 @@
                   <pic:spPr>
                     <a:xfrm>
                       <a:off x="0" y="0"/>
-                      <a:ext cx="3903690" cy="688957"/>
+                      <a:ext cx="6152515" cy="4500245"/>
                     </a:xfrm>
                     <a:prstGeom prst="rect">
                       <a:avLst/>
@@ -1810,6 +2825,71 @@
     </w:p>
     <w:p>
       <w:pPr>
+        <w:pStyle w:val="Heading2"/>
+      </w:pPr>
+      <w:bookmarkStart w:id="10" w:name="_Toc232512704"/>
+      <w:r>
+        <w:rPr>
+          <w:lang w:val="ru-RU"/>
+        </w:rPr>
+        <w:t>Запуск</w:t>
+      </w:r>
+      <w:r>
+        <w:t xml:space="preserve"> </w:t>
+      </w:r>
+      <w:r>
+        <w:rPr>
+          <w:lang w:val="ru-RU"/>
+        </w:rPr>
+        <w:t>сценария</w:t>
+      </w:r>
+      <w:bookmarkEnd w:id="10"/>
+    </w:p>
+    <w:p>
+      <w:r>
+        <w:t>..\</w:t>
+      </w:r>
+      <w:proofErr w:type="spellStart"/>
+      <w:r>
+        <w:t>apache-jmeter</w:t>
+      </w:r>
+      <w:proofErr w:type="spellEnd"/>
+      <w:r>
+        <w:t>\apache-jmeter-5.6.3\bin\jmeter.bat -n -t .\load\load-test-</w:t>
+      </w:r>
+      <w:proofErr w:type="spellStart"/>
+      <w:r>
+        <w:t>plan.jmx</w:t>
+      </w:r>
+      <w:proofErr w:type="spellEnd"/>
+      <w:r>
+        <w:t xml:space="preserve"> -l </w:t>
+      </w:r>
+      <w:proofErr w:type="gramStart"/>
+      <w:r>
+        <w:t>.\load\results.csv -e</w:t>
+      </w:r>
+      <w:proofErr w:type="gramEnd"/>
+      <w:r>
+        <w:t xml:space="preserve"> -</w:t>
+      </w:r>
+      <w:proofErr w:type="gramStart"/>
+      <w:r>
+        <w:t>o .</w:t>
+      </w:r>
+      <w:proofErr w:type="gramEnd"/>
+      <w:r>
+        <w:t>\load\</w:t>
+      </w:r>
+      <w:proofErr w:type="spellStart"/>
+      <w:r>
+        <w:t>repor</w:t>
+      </w:r>
+      <w:proofErr w:type="spellEnd"/>
+    </w:p>
+    <w:p>
+      <w:pPr>
+        <w:spacing w:after="0" w:line="240" w:lineRule="auto"/>
         <w:rPr>
           <w:lang w:val="ru-RU"/>
         </w:rPr>
@@ -1820,40 +2900,367 @@
           <w:bCs/>
           <w:lang w:val="ru-RU"/>
         </w:rPr>
-        <w:t>Есть ли вообще студенты ФКТИУ</w:t>
-      </w:r>
-      <w:r>
-        <w:rPr>
-          <w:lang w:val="ru-RU"/>
-        </w:rPr>
-        <w:t> (без фильтра по отчеству):</w:t>
-      </w:r>
-    </w:p>
-    <w:bookmarkStart w:id="7" w:name="_MON_1842883850"/>
-    <w:bookmarkEnd w:id="7"/>
-    <w:p>
-      <w:r>
-        <w:rPr>
-          <w:lang w:val="ru-RU"/>
-        </w:rPr>
-        <w:object w:dxaOrig="9355" w:dyaOrig="1246" w14:anchorId="032556B5">
-          <v:shape id="_x0000_i1028" type="#_x0000_t75" style="width:468pt;height:62.4pt" o:ole="">
-            <v:imagedata r:id="rId17" o:title=""/>
-          </v:shape>
-          <o:OLEObject Type="Embed" ProgID="Word.OpenDocumentText.12" ShapeID="_x0000_i1028" DrawAspect="Content" ObjectID="_1843116814" r:id="rId18"/>
-        </w:object>
+        <w:t xml:space="preserve">3 </w:t>
+      </w:r>
+      <w:proofErr w:type="spellStart"/>
+      <w:r>
+        <w:rPr>
+          <w:b/>
+          <w:bCs/>
+          <w:lang w:val="ru-RU"/>
+        </w:rPr>
+        <w:t>Thread</w:t>
+      </w:r>
+      <w:proofErr w:type="spellEnd"/>
+      <w:r>
+        <w:rPr>
+          <w:b/>
+          <w:bCs/>
+          <w:lang w:val="ru-RU"/>
+        </w:rPr>
+        <w:t xml:space="preserve"> Group</w:t>
+      </w:r>
+      <w:r>
+        <w:rPr>
+          <w:lang w:val="ru-RU"/>
+        </w:rPr>
+        <w:t xml:space="preserve"> (</w:t>
+      </w:r>
+      <w:proofErr w:type="spellStart"/>
+      <w:r>
+        <w:rPr>
+          <w:lang w:val="ru-RU"/>
+        </w:rPr>
+        <w:t>config</w:t>
+      </w:r>
+      <w:proofErr w:type="spellEnd"/>
+      <w:r>
+        <w:rPr>
+          <w:lang w:val="ru-RU"/>
+        </w:rPr>
+        <w:t xml:space="preserve"> 1 → 2 → 3), выполняются </w:t>
+      </w:r>
+      <w:r>
+        <w:rPr>
+          <w:b/>
+          <w:bCs/>
+          <w:lang w:val="ru-RU"/>
+        </w:rPr>
+        <w:t>последовательно</w:t>
       </w:r>
     </w:p>
     <w:p>
-      <w:r>
-        <w:rPr>
-          <w:noProof/>
-        </w:rPr>
+      <w:pPr>
+        <w:spacing w:after="0" w:line="240" w:lineRule="auto"/>
+        <w:rPr>
+          <w:lang w:val="ru-RU"/>
+        </w:rPr>
+      </w:pPr>
+      <w:r>
+        <w:rPr>
+          <w:lang w:val="ru-RU"/>
+        </w:rPr>
+        <w:t>В каждой группе:</w:t>
+      </w:r>
+    </w:p>
+    <w:p>
+      <w:pPr>
+        <w:pStyle w:val="ListParagraph"/>
+        <w:numPr>
+          <w:ilvl w:val="0"/>
+          <w:numId w:val="25"/>
+        </w:numPr>
+        <w:spacing w:after="0" w:line="240" w:lineRule="auto"/>
+        <w:rPr>
+          <w:lang w:val="ru-RU"/>
+        </w:rPr>
+      </w:pPr>
+      <w:r>
+        <w:rPr>
+          <w:b/>
+          <w:bCs/>
+          <w:lang w:val="ru-RU"/>
+        </w:rPr>
+        <w:t>12 потоков</w:t>
+      </w:r>
+      <w:r>
+        <w:rPr>
+          <w:lang w:val="ru-RU"/>
+        </w:rPr>
+        <w:t xml:space="preserve">, </w:t>
+      </w:r>
+      <w:proofErr w:type="spellStart"/>
+      <w:r>
+        <w:rPr>
+          <w:lang w:val="ru-RU"/>
+        </w:rPr>
+        <w:t>ramp-up</w:t>
+      </w:r>
+      <w:proofErr w:type="spellEnd"/>
+      <w:r>
+        <w:rPr>
+          <w:lang w:val="ru-RU"/>
+        </w:rPr>
+        <w:t xml:space="preserve"> </w:t>
+      </w:r>
+      <w:r>
+        <w:rPr>
+          <w:b/>
+          <w:bCs/>
+          <w:lang w:val="ru-RU"/>
+        </w:rPr>
+        <w:t>60 с</w:t>
+      </w:r>
+    </w:p>
+    <w:p>
+      <w:pPr>
+        <w:pStyle w:val="ListParagraph"/>
+        <w:numPr>
+          <w:ilvl w:val="0"/>
+          <w:numId w:val="25"/>
+        </w:numPr>
+        <w:spacing w:after="0" w:line="240" w:lineRule="auto"/>
+        <w:rPr>
+          <w:lang w:val="ru-RU"/>
+        </w:rPr>
+      </w:pPr>
+      <w:r>
+        <w:rPr>
+          <w:b/>
+          <w:bCs/>
+          <w:lang w:val="ru-RU"/>
+        </w:rPr>
+        <w:t>40 итераций</w:t>
+      </w:r>
+      <w:r>
+        <w:rPr>
+          <w:lang w:val="ru-RU"/>
+        </w:rPr>
+        <w:t xml:space="preserve"> на поток</w:t>
+      </w:r>
+    </w:p>
+    <w:p>
+      <w:pPr>
+        <w:pStyle w:val="ListParagraph"/>
+        <w:numPr>
+          <w:ilvl w:val="0"/>
+          <w:numId w:val="25"/>
+        </w:numPr>
+        <w:spacing w:after="0" w:line="240" w:lineRule="auto"/>
+      </w:pPr>
+      <w:r>
+        <w:rPr>
+          <w:b/>
+          <w:bCs/>
+        </w:rPr>
+        <w:t>Constant Throughput Timer:</w:t>
+      </w:r>
+      <w:r>
+        <w:t xml:space="preserve"> 20 </w:t>
+      </w:r>
+      <w:proofErr w:type="spellStart"/>
+      <w:proofErr w:type="gramStart"/>
+      <w:r>
+        <w:rPr>
+          <w:lang w:val="ru-RU"/>
+        </w:rPr>
+        <w:t>запр</w:t>
+      </w:r>
+      <w:proofErr w:type="spellEnd"/>
+      <w:r>
+        <w:t>./</w:t>
+      </w:r>
+      <w:proofErr w:type="gramEnd"/>
+      <w:r>
+        <w:rPr>
+          <w:lang w:val="ru-RU"/>
+        </w:rPr>
+        <w:t>мин</w:t>
+      </w:r>
+      <w:r>
+        <w:t xml:space="preserve"> </w:t>
+      </w:r>
+      <w:r>
+        <w:rPr>
+          <w:lang w:val="ru-RU"/>
+        </w:rPr>
+        <w:t>на</w:t>
+      </w:r>
+      <w:r>
+        <w:t xml:space="preserve"> </w:t>
+      </w:r>
+      <w:r>
+        <w:rPr>
+          <w:lang w:val="ru-RU"/>
+        </w:rPr>
+        <w:t>поток</w:t>
+      </w:r>
+    </w:p>
+    <w:p>
+      <w:pPr>
+        <w:pStyle w:val="ListParagraph"/>
+        <w:numPr>
+          <w:ilvl w:val="0"/>
+          <w:numId w:val="25"/>
+        </w:numPr>
+        <w:spacing w:after="0" w:line="240" w:lineRule="auto"/>
+        <w:rPr>
+          <w:lang w:val="ru-RU"/>
+        </w:rPr>
+      </w:pPr>
+      <w:r>
+        <w:rPr>
+          <w:b/>
+          <w:bCs/>
+          <w:lang w:val="ru-RU"/>
+        </w:rPr>
+        <w:t xml:space="preserve">Response </w:t>
+      </w:r>
+      <w:proofErr w:type="spellStart"/>
+      <w:r>
+        <w:rPr>
+          <w:b/>
+          <w:bCs/>
+          <w:lang w:val="ru-RU"/>
+        </w:rPr>
+        <w:t>Assertion</w:t>
+      </w:r>
+      <w:proofErr w:type="spellEnd"/>
+      <w:r>
+        <w:rPr>
+          <w:b/>
+          <w:bCs/>
+          <w:lang w:val="ru-RU"/>
+        </w:rPr>
+        <w:t>:</w:t>
+      </w:r>
+      <w:r>
+        <w:rPr>
+          <w:lang w:val="ru-RU"/>
+        </w:rPr>
+        <w:t xml:space="preserve"> HTTP 200 (не 403/503)</w:t>
+      </w:r>
+    </w:p>
+    <w:p>
+      <w:pPr>
+        <w:pStyle w:val="ListParagraph"/>
+        <w:numPr>
+          <w:ilvl w:val="0"/>
+          <w:numId w:val="25"/>
+        </w:numPr>
+        <w:spacing w:after="0" w:line="240" w:lineRule="auto"/>
+        <w:rPr>
+          <w:lang w:val="ru-RU"/>
+        </w:rPr>
+      </w:pPr>
+      <w:r>
+        <w:rPr>
+          <w:b/>
+          <w:bCs/>
+          <w:lang w:val="ru-RU"/>
+        </w:rPr>
+        <w:t>SLA 640 мс</w:t>
+      </w:r>
+      <w:r>
+        <w:rPr>
+          <w:lang w:val="ru-RU"/>
+        </w:rPr>
+        <w:t xml:space="preserve"> — проверяется при анализе CSV, </w:t>
+      </w:r>
+      <w:r>
+        <w:rPr>
+          <w:b/>
+          <w:bCs/>
+          <w:lang w:val="ru-RU"/>
+        </w:rPr>
+        <w:t>не</w:t>
+      </w:r>
+      <w:r>
+        <w:rPr>
+          <w:lang w:val="ru-RU"/>
+        </w:rPr>
+        <w:t xml:space="preserve"> через </w:t>
+      </w:r>
+      <w:proofErr w:type="spellStart"/>
+      <w:r>
+        <w:rPr>
+          <w:lang w:val="ru-RU"/>
+        </w:rPr>
+        <w:t>Duration</w:t>
+      </w:r>
+      <w:proofErr w:type="spellEnd"/>
+      <w:r>
+        <w:rPr>
+          <w:lang w:val="ru-RU"/>
+        </w:rPr>
+        <w:t xml:space="preserve"> </w:t>
+      </w:r>
+      <w:proofErr w:type="spellStart"/>
+      <w:r>
+        <w:rPr>
+          <w:lang w:val="ru-RU"/>
+        </w:rPr>
+        <w:t>Assertion</w:t>
+      </w:r>
+      <w:proofErr w:type="spellEnd"/>
+      <w:r>
+        <w:rPr>
+          <w:lang w:val="ru-RU"/>
+        </w:rPr>
+        <w:t xml:space="preserve"> (иначе </w:t>
+      </w:r>
+      <w:proofErr w:type="spellStart"/>
+      <w:r>
+        <w:rPr>
+          <w:lang w:val="ru-RU"/>
+        </w:rPr>
+        <w:t>JMeter</w:t>
+      </w:r>
+      <w:proofErr w:type="spellEnd"/>
+      <w:r>
+        <w:rPr>
+          <w:lang w:val="ru-RU"/>
+        </w:rPr>
+        <w:t xml:space="preserve"> показывает ложный </w:t>
+      </w:r>
+      <w:proofErr w:type="spellStart"/>
+      <w:r>
+        <w:rPr>
+          <w:lang w:val="ru-RU"/>
+        </w:rPr>
+        <w:t>Error</w:t>
+      </w:r>
+      <w:proofErr w:type="spellEnd"/>
+      <w:r>
+        <w:rPr>
+          <w:lang w:val="ru-RU"/>
+        </w:rPr>
+        <w:t xml:space="preserve"> %)</w:t>
+      </w:r>
+    </w:p>
+    <w:p>
+      <w:pPr>
+        <w:rPr>
+          <w:lang w:val="ru-RU"/>
+        </w:rPr>
+      </w:pPr>
+    </w:p>
+    <w:p>
+      <w:r>
+        <w:rPr>
+          <w:lang w:val="ru-RU"/>
+        </w:rPr>
+        <w:t>Результат:</w:t>
+      </w:r>
+    </w:p>
+    <w:p>
+      <w:r>
+        <w:lastRenderedPageBreak/>
         <w:drawing>
-          <wp:inline distT="0" distB="0" distL="0" distR="0" wp14:anchorId="38DF0B5E" wp14:editId="2C3BE768">
-            <wp:extent cx="2956560" cy="722083"/>
-            <wp:effectExtent l="0" t="0" r="0" b="1905"/>
-            <wp:docPr id="1237057051" name="Picture 1"/>
+          <wp:inline distT="0" distB="0" distL="0" distR="0" wp14:anchorId="7DBAF3FB" wp14:editId="1FBA5EA2">
+            <wp:extent cx="6152515" cy="2780665"/>
+            <wp:effectExtent l="0" t="0" r="635" b="635"/>
+            <wp:docPr id="1316991848" name="Picture 1"/>
             <wp:cNvGraphicFramePr>
               <a:graphicFrameLocks xmlns:a="http://schemas.openxmlformats.org/drawingml/2006/main" noChangeAspect="1"/>
             </wp:cNvGraphicFramePr>
@@ -1861,7 +3268,156 @@
               <a:graphicData uri="http://schemas.openxmlformats.org/drawingml/2006/picture">
                 <pic:pic xmlns:pic="http://schemas.openxmlformats.org/drawingml/2006/picture">
                   <pic:nvPicPr>
-                    <pic:cNvPr id="1237057051" name=""/>
+                    <pic:cNvPr id="1316991848" name=""/>
+                    <pic:cNvPicPr/>
+                  </pic:nvPicPr>
+                  <pic:blipFill>
+                    <a:blip r:embed="rId17"/>
+                    <a:stretch>
+                      <a:fillRect/>
+                    </a:stretch>
+                  </pic:blipFill>
+                  <pic:spPr>
+                    <a:xfrm>
+                      <a:off x="0" y="0"/>
+                      <a:ext cx="6152515" cy="2780665"/>
+                    </a:xfrm>
+                    <a:prstGeom prst="rect">
+                      <a:avLst/>
+                    </a:prstGeom>
+                  </pic:spPr>
+                </pic:pic>
+              </a:graphicData>
+            </a:graphic>
+          </wp:inline>
+        </w:drawing>
+      </w:r>
+    </w:p>
+    <w:p>
+      <w:pPr>
+        <w:rPr>
+          <w:lang w:val="ru-RU"/>
+        </w:rPr>
+      </w:pPr>
+      <w:r>
+        <w:rPr>
+          <w:lang w:val="ru-RU"/>
+        </w:rPr>
+        <w:t>Если</w:t>
+      </w:r>
+      <w:r>
+        <w:rPr>
+          <w:lang w:val="ru-RU"/>
+        </w:rPr>
+        <w:t xml:space="preserve"> </w:t>
+      </w:r>
+      <w:r>
+        <w:rPr>
+          <w:lang w:val="ru-RU"/>
+        </w:rPr>
+        <w:t>добавить</w:t>
+      </w:r>
+      <w:r>
+        <w:rPr>
+          <w:lang w:val="ru-RU"/>
+        </w:rPr>
+        <w:t xml:space="preserve"> </w:t>
+      </w:r>
+      <w:r>
+        <w:t>Duration</w:t>
+      </w:r>
+      <w:r>
+        <w:rPr>
+          <w:lang w:val="ru-RU"/>
+        </w:rPr>
+        <w:t xml:space="preserve"> </w:t>
+      </w:r>
+      <w:r>
+        <w:t>Assertion</w:t>
+      </w:r>
+      <w:r>
+        <w:rPr>
+          <w:lang w:val="ru-RU"/>
+        </w:rPr>
+        <w:t xml:space="preserve">, </w:t>
+      </w:r>
+      <w:r>
+        <w:rPr>
+          <w:lang w:val="ru-RU"/>
+        </w:rPr>
+        <w:t>то получится вот такое:</w:t>
+      </w:r>
+    </w:p>
+    <w:p>
+      <w:pPr>
+        <w:rPr>
+          <w:lang w:val="ru-RU"/>
+        </w:rPr>
+      </w:pPr>
+      <w:r>
+        <w:rPr>
+          <w:lang w:val="ru-RU"/>
+        </w:rPr>
+        <w:drawing>
+          <wp:inline distT="0" distB="0" distL="0" distR="0" wp14:anchorId="143B8CF4" wp14:editId="7FD7421D">
+            <wp:extent cx="1702365" cy="2903220"/>
+            <wp:effectExtent l="0" t="0" r="0" b="0"/>
+            <wp:docPr id="1648291424" name="Picture 1"/>
+            <wp:cNvGraphicFramePr>
+              <a:graphicFrameLocks xmlns:a="http://schemas.openxmlformats.org/drawingml/2006/main" noChangeAspect="1"/>
+            </wp:cNvGraphicFramePr>
+            <a:graphic xmlns:a="http://schemas.openxmlformats.org/drawingml/2006/main">
+              <a:graphicData uri="http://schemas.openxmlformats.org/drawingml/2006/picture">
+                <pic:pic xmlns:pic="http://schemas.openxmlformats.org/drawingml/2006/picture">
+                  <pic:nvPicPr>
+                    <pic:cNvPr id="1648291424" name=""/>
+                    <pic:cNvPicPr/>
+                  </pic:nvPicPr>
+                  <pic:blipFill>
+                    <a:blip r:embed="rId18"/>
+                    <a:stretch>
+                      <a:fillRect/>
+                    </a:stretch>
+                  </pic:blipFill>
+                  <pic:spPr>
+                    <a:xfrm>
+                      <a:off x="0" y="0"/>
+                      <a:ext cx="1708566" cy="2913796"/>
+                    </a:xfrm>
+                    <a:prstGeom prst="rect">
+                      <a:avLst/>
+                    </a:prstGeom>
+                  </pic:spPr>
+                </pic:pic>
+              </a:graphicData>
+            </a:graphic>
+          </wp:inline>
+        </w:drawing>
+      </w:r>
+    </w:p>
+    <w:p>
+      <w:pPr>
+        <w:rPr>
+          <w:lang w:val="ru-RU"/>
+        </w:rPr>
+      </w:pPr>
+      <w:r>
+        <w:rPr>
+          <w:lang w:val="ru-RU"/>
+        </w:rPr>
+        <w:drawing>
+          <wp:inline distT="0" distB="0" distL="0" distR="0" wp14:anchorId="782B6984" wp14:editId="422D8956">
+            <wp:extent cx="4259580" cy="1801315"/>
+            <wp:effectExtent l="0" t="0" r="7620" b="8890"/>
+            <wp:docPr id="1806533328" name="Picture 1"/>
+            <wp:cNvGraphicFramePr>
+              <a:graphicFrameLocks xmlns:a="http://schemas.openxmlformats.org/drawingml/2006/main" noChangeAspect="1"/>
+            </wp:cNvGraphicFramePr>
+            <a:graphic xmlns:a="http://schemas.openxmlformats.org/drawingml/2006/main">
+              <a:graphicData uri="http://schemas.openxmlformats.org/drawingml/2006/picture">
+                <pic:pic xmlns:pic="http://schemas.openxmlformats.org/drawingml/2006/picture">
+                  <pic:nvPicPr>
+                    <pic:cNvPr id="1806533328" name=""/>
                     <pic:cNvPicPr/>
                   </pic:nvPicPr>
                   <pic:blipFill>
@@ -1873,7 +3429,7 @@
                   <pic:spPr>
                     <a:xfrm>
                       <a:off x="0" y="0"/>
-                      <a:ext cx="2970340" cy="725448"/>
+                      <a:ext cx="4267797" cy="1804790"/>
                     </a:xfrm>
                     <a:prstGeom prst="rect">
                       <a:avLst/>
@@ -1886,28 +3442,29 @@
         </w:drawing>
       </w:r>
     </w:p>
-    <w:bookmarkStart w:id="8" w:name="_MON_1842883953"/>
-    <w:bookmarkEnd w:id="8"/>
     <w:p>
-      <w:r>
-        <w:object w:dxaOrig="9355" w:dyaOrig="1223" w14:anchorId="5A05E09A">
-          <v:shape id="_x0000_i1029" type="#_x0000_t75" style="width:468pt;height:61.2pt" o:ole="">
-            <v:imagedata r:id="rId20" o:title=""/>
-          </v:shape>
-          <o:OLEObject Type="Embed" ProgID="Word.OpenDocumentText.12" ShapeID="_x0000_i1029" DrawAspect="Content" ObjectID="_1843116815" r:id="rId21"/>
-        </w:object>
-      </w:r>
+      <w:pPr>
+        <w:rPr>
+          <w:lang w:val="ru-RU"/>
+        </w:rPr>
+      </w:pPr>
     </w:p>
     <w:p>
-      <w:r>
-        <w:rPr>
-          <w:noProof/>
-        </w:rPr>
+      <w:pPr>
+        <w:rPr>
+          <w:lang w:val="ru-RU"/>
+        </w:rPr>
+      </w:pPr>
+      <w:r>
+        <w:rPr>
+          <w:lang w:val="ru-RU"/>
+        </w:rPr>
+        <w:lastRenderedPageBreak/>
         <w:drawing>
-          <wp:inline distT="0" distB="0" distL="0" distR="0" wp14:anchorId="017E3616" wp14:editId="6C3BED2C">
-            <wp:extent cx="3091885" cy="1181100"/>
-            <wp:effectExtent l="0" t="0" r="0" b="0"/>
-            <wp:docPr id="919345575" name="Picture 1"/>
+          <wp:inline distT="0" distB="0" distL="0" distR="0" wp14:anchorId="673EC567" wp14:editId="185FB4BB">
+            <wp:extent cx="6152515" cy="2993390"/>
+            <wp:effectExtent l="0" t="0" r="635" b="0"/>
+            <wp:docPr id="108412242" name="Picture 1"/>
             <wp:cNvGraphicFramePr>
               <a:graphicFrameLocks xmlns:a="http://schemas.openxmlformats.org/drawingml/2006/main" noChangeAspect="1"/>
             </wp:cNvGraphicFramePr>
@@ -1915,7 +3472,275 @@
               <a:graphicData uri="http://schemas.openxmlformats.org/drawingml/2006/picture">
                 <pic:pic xmlns:pic="http://schemas.openxmlformats.org/drawingml/2006/picture">
                   <pic:nvPicPr>
-                    <pic:cNvPr id="919345575" name=""/>
+                    <pic:cNvPr id="108412242" name=""/>
+                    <pic:cNvPicPr/>
+                  </pic:nvPicPr>
+                  <pic:blipFill>
+                    <a:blip r:embed="rId20"/>
+                    <a:stretch>
+                      <a:fillRect/>
+                    </a:stretch>
+                  </pic:blipFill>
+                  <pic:spPr>
+                    <a:xfrm>
+                      <a:off x="0" y="0"/>
+                      <a:ext cx="6152515" cy="2993390"/>
+                    </a:xfrm>
+                    <a:prstGeom prst="rect">
+                      <a:avLst/>
+                    </a:prstGeom>
+                  </pic:spPr>
+                </pic:pic>
+              </a:graphicData>
+            </a:graphic>
+          </wp:inline>
+        </w:drawing>
+      </w:r>
+    </w:p>
+    <w:p>
+      <w:pPr>
+        <w:rPr>
+          <w:lang w:val="ru-RU"/>
+        </w:rPr>
+      </w:pPr>
+      <w:proofErr w:type="spellStart"/>
+      <w:r>
+        <w:rPr>
+          <w:b/>
+          <w:bCs/>
+          <w:lang w:val="ru-RU"/>
+        </w:rPr>
+        <w:t>Duration</w:t>
+      </w:r>
+      <w:proofErr w:type="spellEnd"/>
+      <w:r>
+        <w:rPr>
+          <w:b/>
+          <w:bCs/>
+          <w:lang w:val="ru-RU"/>
+        </w:rPr>
+        <w:t xml:space="preserve"> </w:t>
+      </w:r>
+      <w:proofErr w:type="spellStart"/>
+      <w:r>
+        <w:rPr>
+          <w:b/>
+          <w:bCs/>
+          <w:lang w:val="ru-RU"/>
+        </w:rPr>
+        <w:t>Assertion</w:t>
+      </w:r>
+      <w:proofErr w:type="spellEnd"/>
+      <w:r>
+        <w:rPr>
+          <w:b/>
+          <w:bCs/>
+          <w:lang w:val="ru-RU"/>
+        </w:rPr>
+        <w:t xml:space="preserve"> (640 мс)</w:t>
+      </w:r>
+      <w:r>
+        <w:rPr>
+          <w:lang w:val="ru-RU"/>
+        </w:rPr>
+        <w:t xml:space="preserve"> — </w:t>
+      </w:r>
+      <w:proofErr w:type="spellStart"/>
+      <w:r>
+        <w:rPr>
+          <w:lang w:val="ru-RU"/>
+        </w:rPr>
+        <w:t>JMeter</w:t>
+      </w:r>
+      <w:proofErr w:type="spellEnd"/>
+      <w:r>
+        <w:rPr>
+          <w:lang w:val="ru-RU"/>
+        </w:rPr>
+        <w:t xml:space="preserve"> помечает запрос как </w:t>
+      </w:r>
+      <w:proofErr w:type="spellStart"/>
+      <w:r>
+        <w:rPr>
+          <w:lang w:val="ru-RU"/>
+        </w:rPr>
+        <w:t>success</w:t>
+      </w:r>
+      <w:proofErr w:type="spellEnd"/>
+      <w:r>
+        <w:rPr>
+          <w:lang w:val="ru-RU"/>
+        </w:rPr>
+        <w:t>=</w:t>
+      </w:r>
+      <w:proofErr w:type="spellStart"/>
+      <w:r>
+        <w:rPr>
+          <w:lang w:val="ru-RU"/>
+        </w:rPr>
+        <w:t>false</w:t>
+      </w:r>
+      <w:proofErr w:type="spellEnd"/>
+      <w:r>
+        <w:rPr>
+          <w:lang w:val="ru-RU"/>
+        </w:rPr>
+        <w:t>, если ответ дольше 640 мс, </w:t>
+      </w:r>
+      <w:r>
+        <w:rPr>
+          <w:b/>
+          <w:bCs/>
+          <w:lang w:val="ru-RU"/>
+        </w:rPr>
+        <w:t>даже при HTTP 200</w:t>
+      </w:r>
+      <w:r>
+        <w:rPr>
+          <w:lang w:val="ru-RU"/>
+        </w:rPr>
+        <w:t>.</w:t>
+      </w:r>
+    </w:p>
+    <w:p>
+      <w:pPr>
+        <w:rPr>
+          <w:lang w:val="ru-RU"/>
+        </w:rPr>
+      </w:pPr>
+      <w:r>
+        <w:rPr>
+          <w:lang w:val="ru-RU"/>
+        </w:rPr>
+        <w:t xml:space="preserve">Поэтому в </w:t>
+      </w:r>
+      <w:proofErr w:type="spellStart"/>
+      <w:r>
+        <w:rPr>
+          <w:lang w:val="ru-RU"/>
+        </w:rPr>
+        <w:t>Aggregate</w:t>
+      </w:r>
+      <w:proofErr w:type="spellEnd"/>
+      <w:r>
+        <w:rPr>
+          <w:lang w:val="ru-RU"/>
+        </w:rPr>
+        <w:t xml:space="preserve"> Report высокий </w:t>
+      </w:r>
+      <w:proofErr w:type="spellStart"/>
+      <w:r>
+        <w:rPr>
+          <w:b/>
+          <w:bCs/>
+          <w:lang w:val="ru-RU"/>
+        </w:rPr>
+        <w:t>Error</w:t>
+      </w:r>
+      <w:proofErr w:type="spellEnd"/>
+      <w:r>
+        <w:rPr>
+          <w:b/>
+          <w:bCs/>
+          <w:lang w:val="ru-RU"/>
+        </w:rPr>
+        <w:t xml:space="preserve"> %</w:t>
+      </w:r>
+      <w:r>
+        <w:rPr>
+          <w:lang w:val="ru-RU"/>
+        </w:rPr>
+        <w:t>, хотя сервер работал штатно. «Ошибки» = превышение SLA по времени.</w:t>
+      </w:r>
+    </w:p>
+    <w:p>
+      <w:pPr>
+        <w:pStyle w:val="Heading1"/>
+        <w:rPr>
+          <w:lang w:val="ru-RU"/>
+        </w:rPr>
+      </w:pPr>
+      <w:bookmarkStart w:id="11" w:name="_Toc232512705"/>
+      <w:r>
+        <w:rPr>
+          <w:lang w:val="ru-RU"/>
+        </w:rPr>
+        <w:lastRenderedPageBreak/>
+        <w:t>Графики пропускной способности приложения, полученные в ходе нагрузочного тестирования</w:t>
+      </w:r>
+      <w:bookmarkEnd w:id="11"/>
+    </w:p>
+    <w:p>
+      <w:pPr>
+        <w:rPr>
+          <w:lang w:val="ru-RU"/>
+        </w:rPr>
+      </w:pPr>
+      <w:r>
+        <w:rPr>
+          <w:lang w:val="ru-RU"/>
+        </w:rPr>
+        <w:drawing>
+          <wp:inline distT="0" distB="0" distL="0" distR="0" wp14:anchorId="44B066AE" wp14:editId="126969AA">
+            <wp:extent cx="6152515" cy="7048500"/>
+            <wp:effectExtent l="0" t="0" r="635" b="0"/>
+            <wp:docPr id="1411680237" name="Picture 1"/>
+            <wp:cNvGraphicFramePr>
+              <a:graphicFrameLocks xmlns:a="http://schemas.openxmlformats.org/drawingml/2006/main" noChangeAspect="1"/>
+            </wp:cNvGraphicFramePr>
+            <a:graphic xmlns:a="http://schemas.openxmlformats.org/drawingml/2006/main">
+              <a:graphicData uri="http://schemas.openxmlformats.org/drawingml/2006/picture">
+                <pic:pic xmlns:pic="http://schemas.openxmlformats.org/drawingml/2006/picture">
+                  <pic:nvPicPr>
+                    <pic:cNvPr id="1411680237" name=""/>
+                    <pic:cNvPicPr/>
+                  </pic:nvPicPr>
+                  <pic:blipFill>
+                    <a:blip r:embed="rId21"/>
+                    <a:stretch>
+                      <a:fillRect/>
+                    </a:stretch>
+                  </pic:blipFill>
+                  <pic:spPr>
+                    <a:xfrm>
+                      <a:off x="0" y="0"/>
+                      <a:ext cx="6152515" cy="7048500"/>
+                    </a:xfrm>
+                    <a:prstGeom prst="rect">
+                      <a:avLst/>
+                    </a:prstGeom>
+                  </pic:spPr>
+                </pic:pic>
+              </a:graphicData>
+            </a:graphic>
+          </wp:inline>
+        </w:drawing>
+      </w:r>
+    </w:p>
+    <w:p>
+      <w:pPr>
+        <w:rPr>
+          <w:lang w:val="ru-RU"/>
+        </w:rPr>
+      </w:pPr>
+      <w:r>
+        <w:rPr>
+          <w:lang w:val="ru-RU"/>
+        </w:rPr>
+        <w:lastRenderedPageBreak/>
+        <w:drawing>
+          <wp:inline distT="0" distB="0" distL="0" distR="0" wp14:anchorId="6DAA444D" wp14:editId="29F5FA07">
+            <wp:extent cx="6152515" cy="6942455"/>
+            <wp:effectExtent l="0" t="0" r="635" b="0"/>
+            <wp:docPr id="2045677224" name="Picture 1"/>
+            <wp:cNvGraphicFramePr>
+              <a:graphicFrameLocks xmlns:a="http://schemas.openxmlformats.org/drawingml/2006/main" noChangeAspect="1"/>
+            </wp:cNvGraphicFramePr>
+            <a:graphic xmlns:a="http://schemas.openxmlformats.org/drawingml/2006/main">
+              <a:graphicData uri="http://schemas.openxmlformats.org/drawingml/2006/picture">
+                <pic:pic xmlns:pic="http://schemas.openxmlformats.org/drawingml/2006/picture">
+                  <pic:nvPicPr>
+                    <pic:cNvPr id="2045677224" name=""/>
                     <pic:cNvPicPr/>
                   </pic:nvPicPr>
                   <pic:blipFill>
@@ -1927,7 +3752,7 @@
                   <pic:spPr>
                     <a:xfrm>
                       <a:off x="0" y="0"/>
-                      <a:ext cx="3095663" cy="1182543"/>
+                      <a:ext cx="6152515" cy="6942455"/>
                     </a:xfrm>
                     <a:prstGeom prst="rect">
                       <a:avLst/>
@@ -1939,72 +3764,23 @@
           </wp:inline>
         </w:drawing>
       </w:r>
-      <w:r>
-        <w:rPr>
-          <w:lang w:val="ru-RU"/>
-        </w:rPr>
-        <w:br w:type="page"/>
-      </w:r>
     </w:p>
     <w:p>
       <w:pPr>
-        <w:pStyle w:val="Heading1"/>
-        <w:rPr>
-          <w:lang w:val="ru-RU"/>
-        </w:rPr>
-      </w:pPr>
-      <w:bookmarkStart w:id="9" w:name="_Toc232276714"/>
+        <w:rPr>
+          <w:lang w:val="ru-RU"/>
+        </w:rPr>
+      </w:pPr>
       <w:r>
         <w:rPr>
           <w:lang w:val="ru-RU"/>
         </w:rPr>
         <w:lastRenderedPageBreak/>
-        <w:t>Запрос 4</w:t>
-      </w:r>
-      <w:bookmarkEnd w:id="9"/>
-    </w:p>
-    <w:p>
-      <w:pPr>
-        <w:rPr>
-          <w:lang w:val="ru-RU"/>
-        </w:rPr>
-      </w:pPr>
-      <w:r>
-        <w:rPr>
-          <w:lang w:val="ru-RU"/>
-        </w:rPr>
-        <w:t>Найти группы, в которых в 2011 году было менее 10 обучающихся студентов на ФКТИУ.</w:t>
-      </w:r>
-      <w:r>
-        <w:rPr>
-          <w:lang w:val="ru-RU"/>
-        </w:rPr>
-        <w:br/>
-        <w:t>Для реализации использовать соединение таблиц.</w:t>
-      </w:r>
-    </w:p>
-    <w:bookmarkStart w:id="10" w:name="_MON_1842884736"/>
-    <w:bookmarkEnd w:id="10"/>
-    <w:p>
-      <w:r>
-        <w:object w:dxaOrig="9355" w:dyaOrig="2492" w14:anchorId="47C79D8C">
-          <v:shape id="_x0000_i1030" type="#_x0000_t75" style="width:468pt;height:124.8pt" o:ole="">
-            <v:imagedata r:id="rId23" o:title=""/>
-          </v:shape>
-          <o:OLEObject Type="Embed" ProgID="Word.OpenDocumentText.12" ShapeID="_x0000_i1030" DrawAspect="Content" ObjectID="_1843116816" r:id="rId24"/>
-        </w:object>
-      </w:r>
-    </w:p>
-    <w:p>
-      <w:r>
-        <w:rPr>
-          <w:noProof/>
-        </w:rPr>
         <w:drawing>
-          <wp:inline distT="0" distB="0" distL="0" distR="0" wp14:anchorId="4F42038B" wp14:editId="604A4A29">
-            <wp:extent cx="2385513" cy="3307080"/>
-            <wp:effectExtent l="0" t="0" r="0" b="7620"/>
-            <wp:docPr id="360414030" name="Picture 1"/>
+          <wp:inline distT="0" distB="0" distL="0" distR="0" wp14:anchorId="6C7FBA03" wp14:editId="6FDABEFF">
+            <wp:extent cx="5118100" cy="3771092"/>
+            <wp:effectExtent l="0" t="0" r="6350" b="1270"/>
+            <wp:docPr id="553253586" name="Picture 1"/>
             <wp:cNvGraphicFramePr>
               <a:graphicFrameLocks xmlns:a="http://schemas.openxmlformats.org/drawingml/2006/main" noChangeAspect="1"/>
             </wp:cNvGraphicFramePr>
@@ -2012,7 +3788,103 @@
               <a:graphicData uri="http://schemas.openxmlformats.org/drawingml/2006/picture">
                 <pic:pic xmlns:pic="http://schemas.openxmlformats.org/drawingml/2006/picture">
                   <pic:nvPicPr>
-                    <pic:cNvPr id="360414030" name=""/>
+                    <pic:cNvPr id="553253586" name=""/>
+                    <pic:cNvPicPr/>
+                  </pic:nvPicPr>
+                  <pic:blipFill>
+                    <a:blip r:embed="rId23"/>
+                    <a:stretch>
+                      <a:fillRect/>
+                    </a:stretch>
+                  </pic:blipFill>
+                  <pic:spPr>
+                    <a:xfrm>
+                      <a:off x="0" y="0"/>
+                      <a:ext cx="5123602" cy="3775146"/>
+                    </a:xfrm>
+                    <a:prstGeom prst="rect">
+                      <a:avLst/>
+                    </a:prstGeom>
+                  </pic:spPr>
+                </pic:pic>
+              </a:graphicData>
+            </a:graphic>
+          </wp:inline>
+        </w:drawing>
+      </w:r>
+    </w:p>
+    <w:p>
+      <w:pPr>
+        <w:rPr>
+          <w:lang w:val="ru-RU"/>
+        </w:rPr>
+      </w:pPr>
+      <w:r>
+        <w:rPr>
+          <w:lang w:val="ru-RU"/>
+        </w:rPr>
+        <w:drawing>
+          <wp:inline distT="0" distB="0" distL="0" distR="0" wp14:anchorId="12D38D93" wp14:editId="58EB0842">
+            <wp:extent cx="5080000" cy="3889302"/>
+            <wp:effectExtent l="0" t="0" r="6350" b="0"/>
+            <wp:docPr id="1232018051" name="Picture 1"/>
+            <wp:cNvGraphicFramePr>
+              <a:graphicFrameLocks xmlns:a="http://schemas.openxmlformats.org/drawingml/2006/main" noChangeAspect="1"/>
+            </wp:cNvGraphicFramePr>
+            <a:graphic xmlns:a="http://schemas.openxmlformats.org/drawingml/2006/main">
+              <a:graphicData uri="http://schemas.openxmlformats.org/drawingml/2006/picture">
+                <pic:pic xmlns:pic="http://schemas.openxmlformats.org/drawingml/2006/picture">
+                  <pic:nvPicPr>
+                    <pic:cNvPr id="1232018051" name=""/>
+                    <pic:cNvPicPr/>
+                  </pic:nvPicPr>
+                  <pic:blipFill>
+                    <a:blip r:embed="rId24"/>
+                    <a:stretch>
+                      <a:fillRect/>
+                    </a:stretch>
+                  </pic:blipFill>
+                  <pic:spPr>
+                    <a:xfrm>
+                      <a:off x="0" y="0"/>
+                      <a:ext cx="5081686" cy="3890593"/>
+                    </a:xfrm>
+                    <a:prstGeom prst="rect">
+                      <a:avLst/>
+                    </a:prstGeom>
+                  </pic:spPr>
+                </pic:pic>
+              </a:graphicData>
+            </a:graphic>
+          </wp:inline>
+        </w:drawing>
+      </w:r>
+    </w:p>
+    <w:p>
+      <w:pPr>
+        <w:rPr>
+          <w:noProof/>
+          <w:lang w:val="ru-RU"/>
+        </w:rPr>
+      </w:pPr>
+      <w:r>
+        <w:rPr>
+          <w:lang w:val="ru-RU"/>
+        </w:rPr>
+        <w:lastRenderedPageBreak/>
+        <w:drawing>
+          <wp:inline distT="0" distB="0" distL="0" distR="0" wp14:anchorId="1366A863" wp14:editId="119F4DCF">
+            <wp:extent cx="5003800" cy="4085566"/>
+            <wp:effectExtent l="0" t="0" r="6350" b="0"/>
+            <wp:docPr id="1246205179" name="Picture 1"/>
+            <wp:cNvGraphicFramePr>
+              <a:graphicFrameLocks xmlns:a="http://schemas.openxmlformats.org/drawingml/2006/main" noChangeAspect="1"/>
+            </wp:cNvGraphicFramePr>
+            <a:graphic xmlns:a="http://schemas.openxmlformats.org/drawingml/2006/main">
+              <a:graphicData uri="http://schemas.openxmlformats.org/drawingml/2006/picture">
+                <pic:pic xmlns:pic="http://schemas.openxmlformats.org/drawingml/2006/picture">
+                  <pic:nvPicPr>
+                    <pic:cNvPr id="1246205179" name=""/>
                     <pic:cNvPicPr/>
                   </pic:nvPicPr>
                   <pic:blipFill>
@@ -2024,7 +3896,7 @@
                   <pic:spPr>
                     <a:xfrm>
                       <a:off x="0" y="0"/>
-                      <a:ext cx="2389142" cy="3312111"/>
+                      <a:ext cx="5020466" cy="4099174"/>
                     </a:xfrm>
                     <a:prstGeom prst="rect">
                       <a:avLst/>
@@ -2040,11 +3912,25 @@
         <w:rPr>
           <w:noProof/>
         </w:rPr>
+        <w:t xml:space="preserve"> </w:t>
+      </w:r>
+    </w:p>
+    <w:p>
+      <w:pPr>
+        <w:rPr>
+          <w:noProof/>
+          <w:lang w:val="ru-RU"/>
+        </w:rPr>
+      </w:pPr>
+      <w:r>
+        <w:rPr>
+          <w:noProof/>
+        </w:rPr>
         <w:drawing>
-          <wp:inline distT="0" distB="0" distL="0" distR="0" wp14:anchorId="3C50B98D" wp14:editId="2F27346A">
-            <wp:extent cx="1748571" cy="3307080"/>
-            <wp:effectExtent l="0" t="0" r="4445" b="7620"/>
-            <wp:docPr id="173157607" name="Picture 1"/>
+          <wp:inline distT="0" distB="0" distL="0" distR="0" wp14:anchorId="074ADA01" wp14:editId="211D2D43">
+            <wp:extent cx="4559300" cy="4007797"/>
+            <wp:effectExtent l="0" t="0" r="0" b="0"/>
+            <wp:docPr id="1023655044" name="Picture 1"/>
             <wp:cNvGraphicFramePr>
               <a:graphicFrameLocks xmlns:a="http://schemas.openxmlformats.org/drawingml/2006/main" noChangeAspect="1"/>
             </wp:cNvGraphicFramePr>
@@ -2052,7 +3938,7 @@
               <a:graphicData uri="http://schemas.openxmlformats.org/drawingml/2006/picture">
                 <pic:pic xmlns:pic="http://schemas.openxmlformats.org/drawingml/2006/picture">
                   <pic:nvPicPr>
-                    <pic:cNvPr id="173157607" name=""/>
+                    <pic:cNvPr id="1023655044" name=""/>
                     <pic:cNvPicPr/>
                   </pic:nvPicPr>
                   <pic:blipFill>
@@ -2064,7 +3950,7 @@
                   <pic:spPr>
                     <a:xfrm>
                       <a:off x="0" y="0"/>
-                      <a:ext cx="1757352" cy="3323688"/>
+                      <a:ext cx="4563875" cy="4011818"/>
                     </a:xfrm>
                     <a:prstGeom prst="rect">
                       <a:avLst/>
@@ -2079,278 +3965,21 @@
     </w:p>
     <w:p>
       <w:pPr>
-        <w:spacing w:after="0" w:line="240" w:lineRule="auto"/>
-        <w:rPr>
-          <w:lang w:val="ru-RU"/>
-        </w:rPr>
-      </w:pPr>
-      <w:r>
-        <w:rPr>
-          <w:lang w:val="ru-RU"/>
-        </w:rPr>
-        <w:t>Период обучения студента: [НАЧАЛО … КОНЕЦ] (если КОНЕЦ пустой — до «сейчас»).</w:t>
-      </w:r>
-    </w:p>
-    <w:p>
-      <w:pPr>
-        <w:spacing w:after="0" w:line="240" w:lineRule="auto"/>
-        <w:rPr>
-          <w:lang w:val="ru-RU"/>
-        </w:rPr>
-      </w:pPr>
-      <w:r>
-        <w:rPr>
-          <w:lang w:val="ru-RU"/>
-        </w:rPr>
-        <w:t>Чтобы пересечься с </w:t>
-      </w:r>
-      <w:r>
-        <w:rPr>
-          <w:b/>
-          <w:bCs/>
-          <w:lang w:val="ru-RU"/>
-        </w:rPr>
-        <w:t>2011 годом</w:t>
-      </w:r>
-      <w:r>
-        <w:rPr>
-          <w:lang w:val="ru-RU"/>
-        </w:rPr>
-        <w:t> [2011-01-01 … 2011-12-31], нужно:</w:t>
-      </w:r>
-    </w:p>
-    <w:p>
-      <w:pPr>
-        <w:numPr>
-          <w:ilvl w:val="0"/>
-          <w:numId w:val="19"/>
-        </w:numPr>
-        <w:spacing w:after="0" w:line="240" w:lineRule="auto"/>
-        <w:rPr>
-          <w:lang w:val="ru-RU"/>
-        </w:rPr>
-      </w:pPr>
-      <w:r>
-        <w:rPr>
-          <w:b/>
-          <w:bCs/>
-          <w:lang w:val="ru-RU"/>
-        </w:rPr>
-        <w:t>НАЧАЛО </w:t>
-      </w:r>
-      <w:proofErr w:type="gramStart"/>
-      <w:r>
-        <w:rPr>
-          <w:b/>
-          <w:bCs/>
-          <w:lang w:val="ru-RU"/>
-        </w:rPr>
-        <w:t>&lt; '</w:t>
-      </w:r>
-      <w:proofErr w:type="gramEnd"/>
-      <w:r>
-        <w:rPr>
-          <w:b/>
-          <w:bCs/>
-          <w:lang w:val="ru-RU"/>
-        </w:rPr>
-        <w:t>2012-01-01'`</w:t>
-      </w:r>
-      <w:r>
-        <w:rPr>
-          <w:lang w:val="ru-RU"/>
-        </w:rPr>
-        <w:t> — зачислен </w:t>
-      </w:r>
-      <w:r>
-        <w:rPr>
-          <w:b/>
-          <w:bCs/>
-          <w:lang w:val="ru-RU"/>
-        </w:rPr>
-        <w:t>до</w:t>
-      </w:r>
-      <w:r>
-        <w:rPr>
-          <w:lang w:val="ru-RU"/>
-        </w:rPr>
-        <w:t> конца 2011 года (не позже 31.12.2011).</w:t>
-      </w:r>
-    </w:p>
-    <w:p>
-      <w:pPr>
-        <w:numPr>
-          <w:ilvl w:val="0"/>
-          <w:numId w:val="19"/>
-        </w:numPr>
-        <w:spacing w:after="0" w:line="240" w:lineRule="auto"/>
-        <w:rPr>
-          <w:lang w:val="ru-RU"/>
-        </w:rPr>
-      </w:pPr>
-      <w:r>
-        <w:rPr>
-          <w:b/>
-          <w:bCs/>
-          <w:lang w:val="ru-RU"/>
-        </w:rPr>
-        <w:t xml:space="preserve">КОНЕЦ IS NULL OR </w:t>
-      </w:r>
-      <w:proofErr w:type="gramStart"/>
-      <w:r>
-        <w:rPr>
-          <w:b/>
-          <w:bCs/>
-          <w:lang w:val="ru-RU"/>
-        </w:rPr>
-        <w:t>КОНЕЦ &gt;</w:t>
-      </w:r>
-      <w:proofErr w:type="gramEnd"/>
-      <w:r>
-        <w:rPr>
-          <w:b/>
-          <w:bCs/>
-          <w:lang w:val="ru-RU"/>
-        </w:rPr>
-        <w:t>= '2011-01-01'</w:t>
-      </w:r>
-      <w:r>
-        <w:rPr>
-          <w:lang w:val="ru-RU"/>
-        </w:rPr>
-        <w:t> — не отчислен </w:t>
-      </w:r>
-      <w:r>
-        <w:rPr>
-          <w:b/>
-          <w:bCs/>
-          <w:lang w:val="ru-RU"/>
-        </w:rPr>
-        <w:t>до</w:t>
-      </w:r>
-      <w:r>
-        <w:rPr>
-          <w:lang w:val="ru-RU"/>
-        </w:rPr>
-        <w:t> начала 2011 года (ещё учился 1 января 2011 или позже).</w:t>
-      </w:r>
-    </w:p>
-    <w:p>
-      <w:pPr>
-        <w:rPr>
-          <w:lang w:val="ru-RU"/>
-        </w:rPr>
-      </w:pPr>
-      <w:r>
-        <w:rPr>
-          <w:lang w:val="ru-RU"/>
-        </w:rPr>
-        <w:br w:type="page"/>
-      </w:r>
-    </w:p>
-    <w:p>
-      <w:pPr>
-        <w:pStyle w:val="Heading1"/>
-        <w:rPr>
-          <w:lang w:val="ru-RU"/>
-        </w:rPr>
-      </w:pPr>
-      <w:bookmarkStart w:id="11" w:name="_Toc232276715"/>
-      <w:r>
-        <w:rPr>
+        <w:rPr>
+          <w:noProof/>
+        </w:rPr>
+      </w:pPr>
+      <w:r>
+        <w:rPr>
+          <w:noProof/>
           <w:lang w:val="ru-RU"/>
         </w:rPr>
         <w:lastRenderedPageBreak/>
-        <w:t>Запрос 5</w:t>
-      </w:r>
-      <w:bookmarkEnd w:id="11"/>
-    </w:p>
-    <w:p>
-      <w:pPr>
-        <w:rPr>
-          <w:lang w:val="ru-RU"/>
-        </w:rPr>
-      </w:pPr>
-      <w:r>
-        <w:rPr>
-          <w:lang w:val="ru-RU"/>
-        </w:rPr>
-        <w:t xml:space="preserve">Выведите таблицу со средними оценками студентов группы 4100 (Номер, ФИО, </w:t>
-      </w:r>
-      <w:proofErr w:type="spellStart"/>
-      <w:r>
-        <w:rPr>
-          <w:lang w:val="ru-RU"/>
-        </w:rPr>
-        <w:t>Ср_оценка</w:t>
-      </w:r>
-      <w:proofErr w:type="spellEnd"/>
-      <w:r>
-        <w:rPr>
-          <w:lang w:val="ru-RU"/>
-        </w:rPr>
-        <w:t xml:space="preserve">), у которых средняя оценка не больше средней </w:t>
-      </w:r>
-      <w:proofErr w:type="spellStart"/>
-      <w:r>
-        <w:rPr>
-          <w:lang w:val="ru-RU"/>
-        </w:rPr>
-        <w:t>оценк</w:t>
-      </w:r>
-      <w:proofErr w:type="spellEnd"/>
-      <w:r>
-        <w:rPr>
-          <w:lang w:val="ru-RU"/>
-        </w:rPr>
-        <w:t>(</w:t>
-      </w:r>
-      <w:proofErr w:type="spellStart"/>
-      <w:r>
-        <w:rPr>
-          <w:lang w:val="ru-RU"/>
-        </w:rPr>
-        <w:t>е|и</w:t>
-      </w:r>
-      <w:proofErr w:type="spellEnd"/>
-      <w:r>
-        <w:rPr>
-          <w:lang w:val="ru-RU"/>
-        </w:rPr>
-        <w:t>) в группе 1100.</w:t>
-      </w:r>
-    </w:p>
-    <w:bookmarkStart w:id="12" w:name="_MON_1842886276"/>
-    <w:bookmarkEnd w:id="12"/>
-    <w:p>
-      <w:pPr>
-        <w:rPr>
-          <w:lang w:val="ru-RU"/>
-        </w:rPr>
-      </w:pPr>
-      <w:r>
-        <w:rPr>
-          <w:lang w:val="ru-RU"/>
-        </w:rPr>
-        <w:object w:dxaOrig="9355" w:dyaOrig="3738" w14:anchorId="0AE93EC3">
-          <v:shape id="_x0000_i1031" type="#_x0000_t75" style="width:468pt;height:187.2pt" o:ole="">
-            <v:imagedata r:id="rId27" o:title=""/>
-          </v:shape>
-          <o:OLEObject Type="Embed" ProgID="Word.OpenDocumentText.12" ShapeID="_x0000_i1031" DrawAspect="Content" ObjectID="_1843116817" r:id="rId28"/>
-        </w:object>
-      </w:r>
-    </w:p>
-    <w:p>
-      <w:r>
-        <w:rPr>
-          <w:noProof/>
-          <w:lang w:val="ru-RU"/>
-        </w:rPr>
         <w:drawing>
-          <wp:inline distT="0" distB="0" distL="0" distR="0" wp14:anchorId="3B28E4D1" wp14:editId="2414BE03">
-            <wp:extent cx="4595259" cy="4055533"/>
-            <wp:effectExtent l="0" t="0" r="0" b="2540"/>
-            <wp:docPr id="1908248931" name="Picture 1"/>
+          <wp:inline distT="0" distB="0" distL="0" distR="0" wp14:anchorId="75804DB3" wp14:editId="3717CBDB">
+            <wp:extent cx="6152515" cy="6916420"/>
+            <wp:effectExtent l="0" t="0" r="635" b="0"/>
+            <wp:docPr id="1283537053" name="Picture 1"/>
             <wp:cNvGraphicFramePr>
               <a:graphicFrameLocks xmlns:a="http://schemas.openxmlformats.org/drawingml/2006/main" noChangeAspect="1"/>
             </wp:cNvGraphicFramePr>
@@ -2358,7 +3987,103 @@
               <a:graphicData uri="http://schemas.openxmlformats.org/drawingml/2006/picture">
                 <pic:pic xmlns:pic="http://schemas.openxmlformats.org/drawingml/2006/picture">
                   <pic:nvPicPr>
-                    <pic:cNvPr id="1908248931" name=""/>
+                    <pic:cNvPr id="1283537053" name=""/>
+                    <pic:cNvPicPr/>
+                  </pic:nvPicPr>
+                  <pic:blipFill>
+                    <a:blip r:embed="rId27"/>
+                    <a:stretch>
+                      <a:fillRect/>
+                    </a:stretch>
+                  </pic:blipFill>
+                  <pic:spPr>
+                    <a:xfrm>
+                      <a:off x="0" y="0"/>
+                      <a:ext cx="6152515" cy="6916420"/>
+                    </a:xfrm>
+                    <a:prstGeom prst="rect">
+                      <a:avLst/>
+                    </a:prstGeom>
+                  </pic:spPr>
+                </pic:pic>
+              </a:graphicData>
+            </a:graphic>
+          </wp:inline>
+        </w:drawing>
+      </w:r>
+    </w:p>
+    <w:p>
+      <w:pPr>
+        <w:rPr>
+          <w:noProof/>
+        </w:rPr>
+      </w:pPr>
+      <w:r>
+        <w:rPr>
+          <w:noProof/>
+        </w:rPr>
+        <w:lastRenderedPageBreak/>
+        <w:drawing>
+          <wp:inline distT="0" distB="0" distL="0" distR="0" wp14:anchorId="759B5501" wp14:editId="1D319109">
+            <wp:extent cx="6152515" cy="7037705"/>
+            <wp:effectExtent l="0" t="0" r="635" b="0"/>
+            <wp:docPr id="2093412779" name="Picture 1"/>
+            <wp:cNvGraphicFramePr>
+              <a:graphicFrameLocks xmlns:a="http://schemas.openxmlformats.org/drawingml/2006/main" noChangeAspect="1"/>
+            </wp:cNvGraphicFramePr>
+            <a:graphic xmlns:a="http://schemas.openxmlformats.org/drawingml/2006/main">
+              <a:graphicData uri="http://schemas.openxmlformats.org/drawingml/2006/picture">
+                <pic:pic xmlns:pic="http://schemas.openxmlformats.org/drawingml/2006/picture">
+                  <pic:nvPicPr>
+                    <pic:cNvPr id="2093412779" name=""/>
+                    <pic:cNvPicPr/>
+                  </pic:nvPicPr>
+                  <pic:blipFill>
+                    <a:blip r:embed="rId28"/>
+                    <a:stretch>
+                      <a:fillRect/>
+                    </a:stretch>
+                  </pic:blipFill>
+                  <pic:spPr>
+                    <a:xfrm>
+                      <a:off x="0" y="0"/>
+                      <a:ext cx="6152515" cy="7037705"/>
+                    </a:xfrm>
+                    <a:prstGeom prst="rect">
+                      <a:avLst/>
+                    </a:prstGeom>
+                  </pic:spPr>
+                </pic:pic>
+              </a:graphicData>
+            </a:graphic>
+          </wp:inline>
+        </w:drawing>
+      </w:r>
+    </w:p>
+    <w:p>
+      <w:pPr>
+        <w:rPr>
+          <w:noProof/>
+        </w:rPr>
+      </w:pPr>
+      <w:r>
+        <w:rPr>
+          <w:noProof/>
+        </w:rPr>
+        <w:lastRenderedPageBreak/>
+        <w:drawing>
+          <wp:inline distT="0" distB="0" distL="0" distR="0" wp14:anchorId="0B939028" wp14:editId="4C87C88E">
+            <wp:extent cx="6152515" cy="2247900"/>
+            <wp:effectExtent l="0" t="0" r="635" b="0"/>
+            <wp:docPr id="901655861" name="Picture 1"/>
+            <wp:cNvGraphicFramePr>
+              <a:graphicFrameLocks xmlns:a="http://schemas.openxmlformats.org/drawingml/2006/main" noChangeAspect="1"/>
+            </wp:cNvGraphicFramePr>
+            <a:graphic xmlns:a="http://schemas.openxmlformats.org/drawingml/2006/main">
+              <a:graphicData uri="http://schemas.openxmlformats.org/drawingml/2006/picture">
+                <pic:pic xmlns:pic="http://schemas.openxmlformats.org/drawingml/2006/picture">
+                  <pic:nvPicPr>
+                    <pic:cNvPr id="901655861" name=""/>
                     <pic:cNvPicPr/>
                   </pic:nvPicPr>
                   <pic:blipFill>
@@ -2370,7 +4095,7 @@
                   <pic:spPr>
                     <a:xfrm>
                       <a:off x="0" y="0"/>
-                      <a:ext cx="4606572" cy="4065517"/>
+                      <a:ext cx="6152515" cy="2247900"/>
                     </a:xfrm>
                     <a:prstGeom prst="rect">
                       <a:avLst/>
@@ -2386,14 +4111,13 @@
     <w:p>
       <w:r>
         <w:rPr>
-          <w:noProof/>
-        </w:rPr>
-        <w:lastRenderedPageBreak/>
+          <w:lang w:val="ru-RU"/>
+        </w:rPr>
         <w:drawing>
-          <wp:inline distT="0" distB="0" distL="0" distR="0" wp14:anchorId="2D2DD0B4" wp14:editId="03C647A8">
-            <wp:extent cx="4614385" cy="4213860"/>
-            <wp:effectExtent l="0" t="0" r="0" b="0"/>
-            <wp:docPr id="2009288050" name="Picture 1"/>
+          <wp:inline distT="0" distB="0" distL="0" distR="0" wp14:anchorId="25EC4AA6" wp14:editId="27BE1829">
+            <wp:extent cx="6152515" cy="2338070"/>
+            <wp:effectExtent l="0" t="0" r="635" b="5080"/>
+            <wp:docPr id="1894071448" name="Picture 1"/>
             <wp:cNvGraphicFramePr>
               <a:graphicFrameLocks xmlns:a="http://schemas.openxmlformats.org/drawingml/2006/main" noChangeAspect="1"/>
             </wp:cNvGraphicFramePr>
@@ -2401,7 +4125,7 @@
               <a:graphicData uri="http://schemas.openxmlformats.org/drawingml/2006/picture">
                 <pic:pic xmlns:pic="http://schemas.openxmlformats.org/drawingml/2006/picture">
                   <pic:nvPicPr>
-                    <pic:cNvPr id="2009288050" name=""/>
+                    <pic:cNvPr id="1894071448" name=""/>
                     <pic:cNvPicPr/>
                   </pic:nvPicPr>
                   <pic:blipFill>
@@ -2413,7 +4137,7 @@
                   <pic:spPr>
                     <a:xfrm>
                       <a:off x="0" y="0"/>
-                      <a:ext cx="4632033" cy="4229976"/>
+                      <a:ext cx="6152515" cy="2338070"/>
                     </a:xfrm>
                     <a:prstGeom prst="rect">
                       <a:avLst/>
@@ -2427,15 +4151,93 @@
       </w:r>
     </w:p>
     <w:p>
-      <w:r>
-        <w:rPr>
-          <w:noProof/>
-        </w:rPr>
+      <w:pPr>
+        <w:pStyle w:val="Heading1"/>
+        <w:rPr>
+          <w:lang w:val="ru-RU"/>
+        </w:rPr>
+      </w:pPr>
+      <w:bookmarkStart w:id="12" w:name="_Toc232512706"/>
+      <w:r>
+        <w:rPr>
+          <w:lang w:val="ru-RU"/>
+        </w:rPr>
+        <w:t>Выводы по выбранной конфигурации аппаратного обеспечения</w:t>
+      </w:r>
+      <w:bookmarkEnd w:id="12"/>
+    </w:p>
+    <w:p>
+      <w:r>
+        <w:rPr>
+          <w:lang w:val="ru-RU"/>
+        </w:rPr>
+        <w:t xml:space="preserve">Для нагрузочного тестирования обратимся к графикам времени отклика запроса. На них можно увидеть, что в заданные вариантом временные рамки </w:t>
+      </w:r>
+      <w:r>
+        <w:rPr>
+          <w:lang w:val="ru-RU"/>
+        </w:rPr>
+        <w:t>64</w:t>
+      </w:r>
+      <w:r>
+        <w:rPr>
+          <w:lang w:val="ru-RU"/>
+        </w:rPr>
+        <w:t xml:space="preserve">0 </w:t>
+      </w:r>
+      <w:proofErr w:type="spellStart"/>
+      <w:r>
+        <w:rPr>
+          <w:lang w:val="ru-RU"/>
+        </w:rPr>
+        <w:t>ms</w:t>
+      </w:r>
+      <w:proofErr w:type="spellEnd"/>
+      <w:r>
+        <w:rPr>
+          <w:lang w:val="ru-RU"/>
+        </w:rPr>
+        <w:t xml:space="preserve"> в общем виде никакие конфигурации не укладываются в требования. Ближе всех в заданным рамкам конфигурация №3 – в то время как ее время обработки запроса ≥500 мс, для конфигурации №2 это ≥</w:t>
+      </w:r>
+      <w:r>
+        <w:rPr>
+          <w:lang w:val="ru-RU"/>
+        </w:rPr>
+        <w:t>9</w:t>
+      </w:r>
+      <w:r>
+        <w:rPr>
+          <w:lang w:val="ru-RU"/>
+        </w:rPr>
+        <w:t xml:space="preserve">00 мс, а для №1 и вовсе ≥ </w:t>
+      </w:r>
+      <w:r>
+        <w:rPr>
+          <w:lang w:val="ru-RU"/>
+        </w:rPr>
+        <w:t>1</w:t>
+      </w:r>
+      <w:r>
+        <w:rPr>
+          <w:lang w:val="ru-RU"/>
+        </w:rPr>
+        <w:t>3</w:t>
+      </w:r>
+      <w:r>
+        <w:rPr>
+          <w:lang w:val="ru-RU"/>
+        </w:rPr>
+        <w:t>00 мс.</w:t>
+      </w:r>
+    </w:p>
+    <w:p>
+      <w:r>
+        <w:lastRenderedPageBreak/>
         <w:drawing>
-          <wp:inline distT="0" distB="0" distL="0" distR="0" wp14:anchorId="5EBBC0B1" wp14:editId="7B80E417">
-            <wp:extent cx="4640580" cy="4141510"/>
-            <wp:effectExtent l="0" t="0" r="7620" b="0"/>
-            <wp:docPr id="649941013" name="Picture 1"/>
+          <wp:inline distT="0" distB="0" distL="0" distR="0" wp14:anchorId="1F1229AA" wp14:editId="0C58985F">
+            <wp:extent cx="5219700" cy="2155436"/>
+            <wp:effectExtent l="0" t="0" r="0" b="0"/>
+            <wp:docPr id="1227080787" name="Picture 1"/>
             <wp:cNvGraphicFramePr>
               <a:graphicFrameLocks xmlns:a="http://schemas.openxmlformats.org/drawingml/2006/main" noChangeAspect="1"/>
             </wp:cNvGraphicFramePr>
@@ -2443,7 +4245,7 @@
               <a:graphicData uri="http://schemas.openxmlformats.org/drawingml/2006/picture">
                 <pic:pic xmlns:pic="http://schemas.openxmlformats.org/drawingml/2006/picture">
                   <pic:nvPicPr>
-                    <pic:cNvPr id="649941013" name=""/>
+                    <pic:cNvPr id="1227080787" name=""/>
                     <pic:cNvPicPr/>
                   </pic:nvPicPr>
                   <pic:blipFill>
@@ -2455,7 +4257,7 @@
                   <pic:spPr>
                     <a:xfrm>
                       <a:off x="0" y="0"/>
-                      <a:ext cx="4648949" cy="4148979"/>
+                      <a:ext cx="5227881" cy="2158814"/>
                     </a:xfrm>
                     <a:prstGeom prst="rect">
                       <a:avLst/>
@@ -2469,16 +4271,211 @@
       </w:r>
     </w:p>
     <w:p>
-      <w:r>
-        <w:rPr>
-          <w:noProof/>
+      <w:pPr>
+        <w:rPr>
+          <w:lang w:val="ru-RU"/>
+        </w:rPr>
+      </w:pPr>
+      <w:r>
+        <w:rPr>
+          <w:lang w:val="ru-RU"/>
+        </w:rPr>
+        <w:t xml:space="preserve">Вот так выглядит график, если </w:t>
+      </w:r>
+      <w:r>
+        <w:rPr>
+          <w:lang w:val="ru-RU"/>
+        </w:rPr>
+        <w:t>добавить</w:t>
+      </w:r>
+      <w:r>
+        <w:rPr>
+          <w:lang w:val="ru-RU"/>
+        </w:rPr>
+        <w:t xml:space="preserve"> </w:t>
+      </w:r>
+      <w:r>
+        <w:t>Duration</w:t>
+      </w:r>
+      <w:r>
+        <w:rPr>
+          <w:lang w:val="ru-RU"/>
+        </w:rPr>
+        <w:t xml:space="preserve"> </w:t>
+      </w:r>
+      <w:r>
+        <w:t>Assertion</w:t>
+      </w:r>
+      <w:r>
+        <w:rPr>
+          <w:lang w:val="ru-RU"/>
+        </w:rPr>
+        <w:t>. В прошедшие временные рамки попадают лишь запросы третьей конфигурации, вследствие чего наблюдаем примерно треть положительных запросов.</w:t>
+      </w:r>
+    </w:p>
+    <w:p>
+      <w:pPr>
+        <w:rPr>
+          <w:lang w:val="ru-RU"/>
+        </w:rPr>
+      </w:pPr>
+      <w:r>
+        <w:rPr>
+          <w:lang w:val="ru-RU"/>
+        </w:rPr>
+        <w:t>Однако стоит отметить, что настолько неудовлетворительная ситуация для 3-го, самого дорогого сервера вызвана задержками в сети между внутренней сетью кафедры и среды, в которой производится тестирование.</w:t>
+      </w:r>
+      <w:r>
+        <w:rPr>
+          <w:rFonts w:eastAsia="Times New Roman" w:cs="Times New Roman"/>
+          <w:szCs w:val="28"/>
+          <w:lang w:val="ru-RU"/>
+        </w:rPr>
+        <w:t xml:space="preserve"> </w:t>
+      </w:r>
+      <w:r>
+        <w:rPr>
+          <w:lang w:val="ru-RU"/>
+        </w:rPr>
+        <w:t>Но конечный пользователь вряд ли будет находиться во внутренней сети, а значит результаты тестирования можно считать действительными.</w:t>
+      </w:r>
+    </w:p>
+    <w:p>
+      <w:pPr>
+        <w:pStyle w:val="Heading1"/>
+        <w:rPr>
+          <w:lang w:val="ru-RU"/>
+        </w:rPr>
+      </w:pPr>
+      <w:bookmarkStart w:id="13" w:name="_Toc232512707"/>
+      <w:r>
+        <w:rPr>
+          <w:lang w:val="ru-RU"/>
+        </w:rPr>
+        <w:t xml:space="preserve">Описание конфигурации </w:t>
+      </w:r>
+      <w:proofErr w:type="spellStart"/>
+      <w:r>
+        <w:rPr>
+          <w:lang w:val="ru-RU"/>
+        </w:rPr>
+        <w:t>JMeter</w:t>
+      </w:r>
+      <w:proofErr w:type="spellEnd"/>
+      <w:r>
+        <w:rPr>
+          <w:lang w:val="ru-RU"/>
+        </w:rPr>
+        <w:t xml:space="preserve"> для стресс-тестирования</w:t>
+      </w:r>
+      <w:bookmarkEnd w:id="13"/>
+    </w:p>
+    <w:p>
+      <w:pPr>
+        <w:rPr>
+          <w:lang w:val="ru-RU"/>
+        </w:rPr>
+      </w:pPr>
+      <w:r>
+        <w:rPr>
+          <w:lang w:val="ru-RU"/>
+        </w:rPr>
+        <w:t>Для стресс-тестирования была выбрана третья конфигурация оборудования как единственная, минимально подходящая под требования и имеет лучшие шансы показать достойный результат. Из нагрузочного тестирования мы знаем, что при 12 пользователях сервис уже не удовлетворяет требованиями по максимальному времени отклика, поэтому</w:t>
+      </w:r>
+      <w:r>
+        <w:rPr>
+          <w:lang w:val="ru-RU"/>
+        </w:rPr>
+        <w:t xml:space="preserve"> без </w:t>
+      </w:r>
+      <w:proofErr w:type="spellStart"/>
+      <w:r>
+        <w:rPr>
+          <w:lang w:val="ru-RU"/>
+        </w:rPr>
+        <w:t>Duration</w:t>
+      </w:r>
+      <w:proofErr w:type="spellEnd"/>
+      <w:r>
+        <w:rPr>
+          <w:lang w:val="ru-RU"/>
+        </w:rPr>
+        <w:t xml:space="preserve"> </w:t>
+      </w:r>
+      <w:proofErr w:type="spellStart"/>
+      <w:r>
+        <w:rPr>
+          <w:lang w:val="ru-RU"/>
+        </w:rPr>
+        <w:t>Assertion</w:t>
+      </w:r>
+      <w:proofErr w:type="spellEnd"/>
+      <w:r>
+        <w:rPr>
+          <w:lang w:val="ru-RU"/>
+        </w:rPr>
+        <w:t xml:space="preserve"> </w:t>
+      </w:r>
+      <w:r>
+        <w:rPr>
+          <w:lang w:val="ru-RU"/>
+        </w:rPr>
+        <w:t xml:space="preserve">– мы будем пытаться положить сервер. Конфигурация настроена таким образом, чтобы постепенно увеличивать количество пользователей, при этом </w:t>
+      </w:r>
+      <w:proofErr w:type="gramStart"/>
+      <w:r>
+        <w:rPr>
+          <w:lang w:val="ru-RU"/>
+        </w:rPr>
+        <w:t>считая</w:t>
+      </w:r>
+      <w:proofErr w:type="gramEnd"/>
+      <w:r>
+        <w:rPr>
+          <w:lang w:val="ru-RU"/>
+        </w:rPr>
+        <w:t xml:space="preserve"> что каждый пользователь отправляет в среднем 20 </w:t>
+      </w:r>
+      <w:proofErr w:type="spellStart"/>
+      <w:r>
+        <w:rPr>
+          <w:lang w:val="ru-RU"/>
+        </w:rPr>
+        <w:t>запр</w:t>
+      </w:r>
+      <w:proofErr w:type="spellEnd"/>
+      <w:r>
+        <w:rPr>
+          <w:lang w:val="ru-RU"/>
+        </w:rPr>
+        <w:t xml:space="preserve">. в мин до тех пор, пока сервер не начнет возвращать ошибку 503 – Service </w:t>
+      </w:r>
+      <w:proofErr w:type="spellStart"/>
+      <w:r>
+        <w:rPr>
+          <w:lang w:val="ru-RU"/>
+        </w:rPr>
+        <w:t>unavailable</w:t>
+      </w:r>
+      <w:proofErr w:type="spellEnd"/>
+      <w:r>
+        <w:rPr>
+          <w:lang w:val="ru-RU"/>
+        </w:rPr>
+        <w:t>.</w:t>
+      </w:r>
+    </w:p>
+    <w:p>
+      <w:r>
+        <w:rPr>
+          <w:lang w:val="ru-RU"/>
         </w:rPr>
         <w:lastRenderedPageBreak/>
         <w:drawing>
-          <wp:inline distT="0" distB="0" distL="0" distR="0" wp14:anchorId="151BCDED" wp14:editId="42E16F19">
-            <wp:extent cx="4631334" cy="4193964"/>
-            <wp:effectExtent l="0" t="0" r="0" b="0"/>
-            <wp:docPr id="740360634" name="Picture 1"/>
+          <wp:inline distT="0" distB="0" distL="0" distR="0" wp14:anchorId="46B58E21" wp14:editId="500570A0">
+            <wp:extent cx="6152515" cy="3446145"/>
+            <wp:effectExtent l="0" t="0" r="635" b="1905"/>
+            <wp:docPr id="1541688836" name="Picture 1"/>
             <wp:cNvGraphicFramePr>
               <a:graphicFrameLocks xmlns:a="http://schemas.openxmlformats.org/drawingml/2006/main" noChangeAspect="1"/>
             </wp:cNvGraphicFramePr>
@@ -2486,7 +4483,7 @@
               <a:graphicData uri="http://schemas.openxmlformats.org/drawingml/2006/picture">
                 <pic:pic xmlns:pic="http://schemas.openxmlformats.org/drawingml/2006/picture">
                   <pic:nvPicPr>
-                    <pic:cNvPr id="740360634" name=""/>
+                    <pic:cNvPr id="1541688836" name=""/>
                     <pic:cNvPicPr/>
                   </pic:nvPicPr>
                   <pic:blipFill>
@@ -2498,7 +4495,7 @@
                   <pic:spPr>
                     <a:xfrm>
                       <a:off x="0" y="0"/>
-                      <a:ext cx="4657140" cy="4217333"/>
+                      <a:ext cx="6152515" cy="3446145"/>
                     </a:xfrm>
                     <a:prstGeom prst="rect">
                       <a:avLst/>
@@ -2512,15 +4509,17 @@
       </w:r>
     </w:p>
     <w:p>
-      <w:r>
+      <w:pPr>
         <w:rPr>
           <w:noProof/>
         </w:rPr>
+      </w:pPr>
+      <w:r>
         <w:drawing>
-          <wp:inline distT="0" distB="0" distL="0" distR="0" wp14:anchorId="743ECF40" wp14:editId="0B1913AB">
-            <wp:extent cx="4656667" cy="1868626"/>
-            <wp:effectExtent l="0" t="0" r="0" b="0"/>
-            <wp:docPr id="1417050320" name="Picture 1"/>
+          <wp:inline distT="0" distB="0" distL="0" distR="0" wp14:anchorId="7F14AEE4" wp14:editId="771B2221">
+            <wp:extent cx="6152515" cy="2168525"/>
+            <wp:effectExtent l="0" t="0" r="635" b="3175"/>
+            <wp:docPr id="1554730668" name="Picture 1"/>
             <wp:cNvGraphicFramePr>
               <a:graphicFrameLocks xmlns:a="http://schemas.openxmlformats.org/drawingml/2006/main" noChangeAspect="1"/>
             </wp:cNvGraphicFramePr>
@@ -2528,7 +4527,7 @@
               <a:graphicData uri="http://schemas.openxmlformats.org/drawingml/2006/picture">
                 <pic:pic xmlns:pic="http://schemas.openxmlformats.org/drawingml/2006/picture">
                   <pic:nvPicPr>
-                    <pic:cNvPr id="1417050320" name=""/>
+                    <pic:cNvPr id="1554730668" name=""/>
                     <pic:cNvPicPr/>
                   </pic:nvPicPr>
                   <pic:blipFill>
@@ -2540,7 +4539,7 @@
                   <pic:spPr>
                     <a:xfrm>
                       <a:off x="0" y="0"/>
-                      <a:ext cx="4665204" cy="1872052"/>
+                      <a:ext cx="6152515" cy="2168525"/>
                     </a:xfrm>
                     <a:prstGeom prst="rect">
                       <a:avLst/>
@@ -2552,95 +4551,18 @@
           </wp:inline>
         </w:drawing>
       </w:r>
-    </w:p>
-    <w:p>
-      <w:r>
-        <w:br w:type="page"/>
-      </w:r>
-    </w:p>
-    <w:p>
-      <w:pPr>
-        <w:pStyle w:val="Heading1"/>
-        <w:rPr>
-          <w:lang w:val="ru-RU"/>
-        </w:rPr>
-      </w:pPr>
-      <w:bookmarkStart w:id="13" w:name="_Toc232276716"/>
-      <w:r>
-        <w:rPr>
-          <w:lang w:val="ru-RU"/>
-        </w:rPr>
-        <w:lastRenderedPageBreak/>
-        <w:t>Запрос 6</w:t>
-      </w:r>
-      <w:bookmarkEnd w:id="13"/>
-    </w:p>
-    <w:p>
-      <w:pPr>
-        <w:rPr>
-          <w:lang w:val="ru-RU"/>
-        </w:rPr>
-      </w:pPr>
-      <w:r>
-        <w:rPr>
-          <w:lang w:val="ru-RU"/>
-        </w:rPr>
-        <w:t>Получить список студентов, зачисленных до первого сентября 2012 года на первый курс очной формы обучения. В результат включить:</w:t>
-      </w:r>
-      <w:r>
-        <w:rPr>
-          <w:lang w:val="ru-RU"/>
-        </w:rPr>
-        <w:br/>
-        <w:t>номер группы;</w:t>
-      </w:r>
-      <w:r>
-        <w:rPr>
-          <w:lang w:val="ru-RU"/>
-        </w:rPr>
-        <w:br/>
-        <w:t>номер, фамилию, имя и отчество студента;</w:t>
-      </w:r>
-      <w:r>
-        <w:rPr>
-          <w:lang w:val="ru-RU"/>
-        </w:rPr>
-        <w:br/>
-        <w:t>номер и состояние пункта приказа;</w:t>
-      </w:r>
-      <w:r>
-        <w:rPr>
-          <w:lang w:val="ru-RU"/>
-        </w:rPr>
-        <w:br/>
-        <w:t>Для реализации использовать соединение таблиц.</w:t>
-      </w:r>
-    </w:p>
-    <w:bookmarkStart w:id="14" w:name="_MON_1842887425"/>
-    <w:bookmarkEnd w:id="14"/>
-    <w:p>
-      <w:r>
-        <w:rPr>
-          <w:lang w:val="ru-RU"/>
-        </w:rPr>
-        <w:object w:dxaOrig="9355" w:dyaOrig="2492" w14:anchorId="60524F12">
-          <v:shape id="_x0000_i1032" type="#_x0000_t75" style="width:468pt;height:124.8pt" o:ole="">
-            <v:imagedata r:id="rId34" o:title=""/>
-          </v:shape>
-          <o:OLEObject Type="Embed" ProgID="Word.OpenDocumentText.12" ShapeID="_x0000_i1032" DrawAspect="Content" ObjectID="_1843116818" r:id="rId35"/>
-        </w:object>
-      </w:r>
-    </w:p>
-    <w:p>
       <w:r>
         <w:rPr>
           <w:noProof/>
         </w:rPr>
+        <w:t xml:space="preserve"> </w:t>
+      </w:r>
+      <w:r>
         <w:drawing>
-          <wp:inline distT="0" distB="0" distL="0" distR="0" wp14:anchorId="1594BA43" wp14:editId="7B974F40">
-            <wp:extent cx="6152515" cy="2200910"/>
-            <wp:effectExtent l="0" t="0" r="635" b="8890"/>
-            <wp:docPr id="15436990" name="Picture 1"/>
+          <wp:inline distT="0" distB="0" distL="0" distR="0" wp14:anchorId="1A31DD3C" wp14:editId="0601036B">
+            <wp:extent cx="4686954" cy="2133898"/>
+            <wp:effectExtent l="0" t="0" r="0" b="0"/>
+            <wp:docPr id="985111667" name="Picture 1"/>
             <wp:cNvGraphicFramePr>
               <a:graphicFrameLocks xmlns:a="http://schemas.openxmlformats.org/drawingml/2006/main" noChangeAspect="1"/>
             </wp:cNvGraphicFramePr>
@@ -2648,7 +4570,86 @@
               <a:graphicData uri="http://schemas.openxmlformats.org/drawingml/2006/picture">
                 <pic:pic xmlns:pic="http://schemas.openxmlformats.org/drawingml/2006/picture">
                   <pic:nvPicPr>
-                    <pic:cNvPr id="15436990" name=""/>
+                    <pic:cNvPr id="985111667" name=""/>
+                    <pic:cNvPicPr/>
+                  </pic:nvPicPr>
+                  <pic:blipFill>
+                    <a:blip r:embed="rId34"/>
+                    <a:stretch>
+                      <a:fillRect/>
+                    </a:stretch>
+                  </pic:blipFill>
+                  <pic:spPr>
+                    <a:xfrm>
+                      <a:off x="0" y="0"/>
+                      <a:ext cx="4686954" cy="2133898"/>
+                    </a:xfrm>
+                    <a:prstGeom prst="rect">
+                      <a:avLst/>
+                    </a:prstGeom>
+                  </pic:spPr>
+                </pic:pic>
+              </a:graphicData>
+            </a:graphic>
+          </wp:inline>
+        </w:drawing>
+      </w:r>
+    </w:p>
+    <w:p>
+      <w:r>
+        <w:lastRenderedPageBreak/>
+        <w:drawing>
+          <wp:inline distT="0" distB="0" distL="0" distR="0" wp14:anchorId="2D02D9A5" wp14:editId="356171A5">
+            <wp:extent cx="6152515" cy="3099435"/>
+            <wp:effectExtent l="0" t="0" r="635" b="5715"/>
+            <wp:docPr id="1203074756" name="Picture 1"/>
+            <wp:cNvGraphicFramePr>
+              <a:graphicFrameLocks xmlns:a="http://schemas.openxmlformats.org/drawingml/2006/main" noChangeAspect="1"/>
+            </wp:cNvGraphicFramePr>
+            <a:graphic xmlns:a="http://schemas.openxmlformats.org/drawingml/2006/main">
+              <a:graphicData uri="http://schemas.openxmlformats.org/drawingml/2006/picture">
+                <pic:pic xmlns:pic="http://schemas.openxmlformats.org/drawingml/2006/picture">
+                  <pic:nvPicPr>
+                    <pic:cNvPr id="1203074756" name=""/>
+                    <pic:cNvPicPr/>
+                  </pic:nvPicPr>
+                  <pic:blipFill>
+                    <a:blip r:embed="rId35"/>
+                    <a:stretch>
+                      <a:fillRect/>
+                    </a:stretch>
+                  </pic:blipFill>
+                  <pic:spPr>
+                    <a:xfrm>
+                      <a:off x="0" y="0"/>
+                      <a:ext cx="6152515" cy="3099435"/>
+                    </a:xfrm>
+                    <a:prstGeom prst="rect">
+                      <a:avLst/>
+                    </a:prstGeom>
+                  </pic:spPr>
+                </pic:pic>
+              </a:graphicData>
+            </a:graphic>
+          </wp:inline>
+        </w:drawing>
+      </w:r>
+    </w:p>
+    <w:p>
+      <w:r>
+        <w:drawing>
+          <wp:inline distT="0" distB="0" distL="0" distR="0" wp14:anchorId="14DF1BDC" wp14:editId="154D2291">
+            <wp:extent cx="6152515" cy="2877820"/>
+            <wp:effectExtent l="0" t="0" r="635" b="0"/>
+            <wp:docPr id="1795463017" name="Picture 1"/>
+            <wp:cNvGraphicFramePr>
+              <a:graphicFrameLocks xmlns:a="http://schemas.openxmlformats.org/drawingml/2006/main" noChangeAspect="1"/>
+            </wp:cNvGraphicFramePr>
+            <a:graphic xmlns:a="http://schemas.openxmlformats.org/drawingml/2006/main">
+              <a:graphicData uri="http://schemas.openxmlformats.org/drawingml/2006/picture">
+                <pic:pic xmlns:pic="http://schemas.openxmlformats.org/drawingml/2006/picture">
+                  <pic:nvPicPr>
+                    <pic:cNvPr id="1795463017" name=""/>
                     <pic:cNvPicPr/>
                   </pic:nvPicPr>
                   <pic:blipFill>
@@ -2660,7 +4661,7 @@
                   <pic:spPr>
                     <a:xfrm>
                       <a:off x="0" y="0"/>
-                      <a:ext cx="6152515" cy="2200910"/>
+                      <a:ext cx="6152515" cy="2877820"/>
                     </a:xfrm>
                     <a:prstGeom prst="rect">
                       <a:avLst/>
@@ -2674,62 +4675,96 @@
       </w:r>
     </w:p>
     <w:p>
-      <w:r>
-        <w:br w:type="page"/>
-      </w:r>
-    </w:p>
-    <w:p>
-      <w:pPr>
-        <w:pStyle w:val="Heading1"/>
-        <w:rPr>
-          <w:lang w:val="ru-RU"/>
-        </w:rPr>
-      </w:pPr>
-      <w:bookmarkStart w:id="15" w:name="_Toc232276717"/>
+      <w:pPr>
+        <w:rPr>
+          <w:noProof/>
+        </w:rPr>
+      </w:pPr>
+      <w:r>
+        <w:rPr>
+          <w:lang w:val="ru-RU"/>
+        </w:rPr>
+        <w:t>Получено 80</w:t>
+      </w:r>
+      <w:r>
+        <w:rPr>
+          <w:lang w:val="ru-RU"/>
+        </w:rPr>
+        <w:t>7</w:t>
+      </w:r>
+      <w:r>
+        <w:rPr>
+          <w:lang w:val="ru-RU"/>
+        </w:rPr>
+        <w:t xml:space="preserve">5 записей </w:t>
+      </w:r>
+      <w:proofErr w:type="spellStart"/>
+      <w:r>
+        <w:rPr>
+          <w:lang w:val="ru-RU"/>
+        </w:rPr>
+        <w:t>JMeter</w:t>
+      </w:r>
+      <w:proofErr w:type="spellEnd"/>
+      <w:r>
+        <w:rPr>
+          <w:lang w:val="ru-RU"/>
+        </w:rPr>
+        <w:t xml:space="preserve"> об обращении к веб-приложению, из них </w:t>
+      </w:r>
+      <w:r>
+        <w:rPr>
+          <w:lang w:val="ru-RU"/>
+        </w:rPr>
+        <w:t>17</w:t>
+      </w:r>
+      <w:r>
+        <w:rPr>
+          <w:lang w:val="ru-RU"/>
+        </w:rPr>
+        <w:t>.</w:t>
+      </w:r>
+      <w:r>
+        <w:rPr>
+          <w:lang w:val="ru-RU"/>
+        </w:rPr>
+        <w:t>28</w:t>
+      </w:r>
+      <w:r>
+        <w:rPr>
+          <w:lang w:val="ru-RU"/>
+        </w:rPr>
+        <w:t xml:space="preserve">% завершились ошибкой, макс. время отклика составило </w:t>
+      </w:r>
+      <w:r>
+        <w:rPr>
+          <w:lang w:val="ru-RU"/>
+        </w:rPr>
+        <w:t>16326</w:t>
+      </w:r>
+      <w:r>
+        <w:rPr>
+          <w:lang w:val="ru-RU"/>
+        </w:rPr>
+        <w:t xml:space="preserve"> мс.</w:t>
+      </w:r>
+      <w:r>
+        <w:rPr>
+          <w:noProof/>
+          <w:lang w:val="ru-RU"/>
+        </w:rPr>
+        <w:t xml:space="preserve"> </w:t>
+      </w:r>
       <w:r>
         <w:rPr>
           <w:lang w:val="ru-RU"/>
         </w:rPr>
         <w:lastRenderedPageBreak/>
-        <w:t>Запрос 7</w:t>
-      </w:r>
-      <w:bookmarkEnd w:id="15"/>
-    </w:p>
-    <w:p>
-      <w:pPr>
-        <w:rPr>
-          <w:lang w:val="ru-RU"/>
-        </w:rPr>
-      </w:pPr>
-      <w:r>
-        <w:rPr>
-          <w:lang w:val="ru-RU"/>
-        </w:rPr>
-        <w:t>Вывести список студентов, имеющих одинаковые фамилии, но не совпадающие ид.</w:t>
-      </w:r>
-    </w:p>
-    <w:bookmarkStart w:id="16" w:name="_MON_1842889335"/>
-    <w:bookmarkEnd w:id="16"/>
-    <w:p>
-      <w:r>
-        <w:object w:dxaOrig="9355" w:dyaOrig="1359" w14:anchorId="30600EEF">
-          <v:shape id="_x0000_i1033" type="#_x0000_t75" style="width:468pt;height:67.8pt" o:ole="">
-            <v:imagedata r:id="rId37" o:title=""/>
-          </v:shape>
-          <o:OLEObject Type="Embed" ProgID="Word.OpenDocumentText.12" ShapeID="_x0000_i1033" DrawAspect="Content" ObjectID="_1843116819" r:id="rId38"/>
-        </w:object>
-      </w:r>
-    </w:p>
-    <w:p>
-      <w:r>
-        <w:rPr>
-          <w:noProof/>
-        </w:rPr>
         <w:drawing>
-          <wp:inline distT="0" distB="0" distL="0" distR="0" wp14:anchorId="7C923183" wp14:editId="732BCB59">
-            <wp:extent cx="6152515" cy="2847340"/>
-            <wp:effectExtent l="0" t="0" r="635" b="0"/>
-            <wp:docPr id="234578527" name="Picture 1"/>
+          <wp:inline distT="0" distB="0" distL="0" distR="0" wp14:anchorId="1A457933" wp14:editId="05A2AF8F">
+            <wp:extent cx="6152515" cy="6909435"/>
+            <wp:effectExtent l="0" t="0" r="635" b="5715"/>
+            <wp:docPr id="2091269800" name="Picture 1"/>
             <wp:cNvGraphicFramePr>
               <a:graphicFrameLocks xmlns:a="http://schemas.openxmlformats.org/drawingml/2006/main" noChangeAspect="1"/>
             </wp:cNvGraphicFramePr>
@@ -2737,7 +4772,151 @@
               <a:graphicData uri="http://schemas.openxmlformats.org/drawingml/2006/picture">
                 <pic:pic xmlns:pic="http://schemas.openxmlformats.org/drawingml/2006/picture">
                   <pic:nvPicPr>
-                    <pic:cNvPr id="234578527" name=""/>
+                    <pic:cNvPr id="2091269800" name=""/>
+                    <pic:cNvPicPr/>
+                  </pic:nvPicPr>
+                  <pic:blipFill>
+                    <a:blip r:embed="rId37"/>
+                    <a:stretch>
+                      <a:fillRect/>
+                    </a:stretch>
+                  </pic:blipFill>
+                  <pic:spPr>
+                    <a:xfrm>
+                      <a:off x="0" y="0"/>
+                      <a:ext cx="6152515" cy="6909435"/>
+                    </a:xfrm>
+                    <a:prstGeom prst="rect">
+                      <a:avLst/>
+                    </a:prstGeom>
+                  </pic:spPr>
+                </pic:pic>
+              </a:graphicData>
+            </a:graphic>
+          </wp:inline>
+        </w:drawing>
+      </w:r>
+      <w:r>
+        <w:rPr>
+          <w:noProof/>
+          <w:lang w:val="ru-RU"/>
+        </w:rPr>
+        <w:t xml:space="preserve"> </w:t>
+      </w:r>
+      <w:r>
+        <w:rPr>
+          <w:noProof/>
+          <w:lang w:val="ru-RU"/>
+        </w:rPr>
+        <w:lastRenderedPageBreak/>
+        <w:drawing>
+          <wp:inline distT="0" distB="0" distL="0" distR="0" wp14:anchorId="304848B8" wp14:editId="32FF2AC7">
+            <wp:extent cx="6152515" cy="6854825"/>
+            <wp:effectExtent l="0" t="0" r="635" b="3175"/>
+            <wp:docPr id="2089257638" name="Picture 1"/>
+            <wp:cNvGraphicFramePr>
+              <a:graphicFrameLocks xmlns:a="http://schemas.openxmlformats.org/drawingml/2006/main" noChangeAspect="1"/>
+            </wp:cNvGraphicFramePr>
+            <a:graphic xmlns:a="http://schemas.openxmlformats.org/drawingml/2006/main">
+              <a:graphicData uri="http://schemas.openxmlformats.org/drawingml/2006/picture">
+                <pic:pic xmlns:pic="http://schemas.openxmlformats.org/drawingml/2006/picture">
+                  <pic:nvPicPr>
+                    <pic:cNvPr id="2089257638" name=""/>
+                    <pic:cNvPicPr/>
+                  </pic:nvPicPr>
+                  <pic:blipFill>
+                    <a:blip r:embed="rId38"/>
+                    <a:stretch>
+                      <a:fillRect/>
+                    </a:stretch>
+                  </pic:blipFill>
+                  <pic:spPr>
+                    <a:xfrm>
+                      <a:off x="0" y="0"/>
+                      <a:ext cx="6152515" cy="6854825"/>
+                    </a:xfrm>
+                    <a:prstGeom prst="rect">
+                      <a:avLst/>
+                    </a:prstGeom>
+                  </pic:spPr>
+                </pic:pic>
+              </a:graphicData>
+            </a:graphic>
+          </wp:inline>
+        </w:drawing>
+      </w:r>
+    </w:p>
+    <w:p>
+      <w:pPr>
+        <w:rPr>
+          <w:lang w:val="ru-RU"/>
+        </w:rPr>
+      </w:pPr>
+      <w:r>
+        <w:rPr>
+          <w:lang w:val="ru-RU"/>
+        </w:rPr>
+        <w:t>Красные точки → аномальные запросы:</w:t>
+      </w:r>
+    </w:p>
+    <w:p>
+      <w:pPr>
+        <w:numPr>
+          <w:ilvl w:val="0"/>
+          <w:numId w:val="26"/>
+        </w:numPr>
+        <w:rPr>
+          <w:lang w:val="ru-RU"/>
+        </w:rPr>
+      </w:pPr>
+      <w:r>
+        <w:rPr>
+          <w:lang w:val="ru-RU"/>
+        </w:rPr>
+        <w:t>Группы аномалий → системные проблемы (например, сбои БД)</w:t>
+      </w:r>
+    </w:p>
+    <w:p>
+      <w:pPr>
+        <w:numPr>
+          <w:ilvl w:val="0"/>
+          <w:numId w:val="26"/>
+        </w:numPr>
+        <w:rPr>
+          <w:lang w:val="ru-RU"/>
+        </w:rPr>
+      </w:pPr>
+      <w:r>
+        <w:rPr>
+          <w:lang w:val="ru-RU"/>
+        </w:rPr>
+        <w:t>Одиночные аномалии → возможные сетевые артефакты или ошибки тестирования</w:t>
+      </w:r>
+    </w:p>
+    <w:p>
+      <w:pPr>
+        <w:rPr>
+          <w:lang w:val="ru-RU"/>
+        </w:rPr>
+      </w:pPr>
+      <w:r>
+        <w:rPr>
+          <w:lang w:val="ru-RU"/>
+        </w:rPr>
+        <w:lastRenderedPageBreak/>
+        <w:drawing>
+          <wp:inline distT="0" distB="0" distL="0" distR="0" wp14:anchorId="38F52826" wp14:editId="4078B72B">
+            <wp:extent cx="6152515" cy="3279140"/>
+            <wp:effectExtent l="0" t="0" r="635" b="0"/>
+            <wp:docPr id="496513672" name="Picture 1"/>
+            <wp:cNvGraphicFramePr>
+              <a:graphicFrameLocks xmlns:a="http://schemas.openxmlformats.org/drawingml/2006/main" noChangeAspect="1"/>
+            </wp:cNvGraphicFramePr>
+            <a:graphic xmlns:a="http://schemas.openxmlformats.org/drawingml/2006/main">
+              <a:graphicData uri="http://schemas.openxmlformats.org/drawingml/2006/picture">
+                <pic:pic xmlns:pic="http://schemas.openxmlformats.org/drawingml/2006/picture">
+                  <pic:nvPicPr>
+                    <pic:cNvPr id="496513672" name=""/>
                     <pic:cNvPicPr/>
                   </pic:nvPicPr>
                   <pic:blipFill>
@@ -2749,7 +4928,7 @@
                   <pic:spPr>
                     <a:xfrm>
                       <a:off x="0" y="0"/>
-                      <a:ext cx="6152515" cy="2847340"/>
+                      <a:ext cx="6152515" cy="3279140"/>
                     </a:xfrm>
                     <a:prstGeom prst="rect">
                       <a:avLst/>
@@ -2764,125 +4943,348 @@
     </w:p>
     <w:p>
       <w:pPr>
-        <w:pStyle w:val="Heading1"/>
-        <w:rPr>
-          <w:lang w:val="ru-RU"/>
-        </w:rPr>
-      </w:pPr>
-      <w:bookmarkStart w:id="17" w:name="_Toc232276718"/>
-      <w:r>
-        <w:rPr>
-          <w:lang w:val="ru-RU"/>
-        </w:rPr>
-        <w:t>З</w:t>
-      </w:r>
-      <w:r>
-        <w:rPr>
-          <w:lang w:val="ru-RU"/>
-        </w:rPr>
-        <w:t>аключение</w:t>
-      </w:r>
-      <w:bookmarkEnd w:id="17"/>
+        <w:rPr>
+          <w:lang w:val="ru-RU"/>
+        </w:rPr>
+      </w:pPr>
+      <w:r>
+        <w:rPr>
+          <w:lang w:val="ru-RU"/>
+        </w:rPr>
+        <w:drawing>
+          <wp:inline distT="0" distB="0" distL="0" distR="0" wp14:anchorId="244F2658" wp14:editId="6782F693">
+            <wp:extent cx="6152515" cy="4390390"/>
+            <wp:effectExtent l="0" t="0" r="635" b="0"/>
+            <wp:docPr id="657782850" name="Picture 1"/>
+            <wp:cNvGraphicFramePr>
+              <a:graphicFrameLocks xmlns:a="http://schemas.openxmlformats.org/drawingml/2006/main" noChangeAspect="1"/>
+            </wp:cNvGraphicFramePr>
+            <a:graphic xmlns:a="http://schemas.openxmlformats.org/drawingml/2006/main">
+              <a:graphicData uri="http://schemas.openxmlformats.org/drawingml/2006/picture">
+                <pic:pic xmlns:pic="http://schemas.openxmlformats.org/drawingml/2006/picture">
+                  <pic:nvPicPr>
+                    <pic:cNvPr id="657782850" name=""/>
+                    <pic:cNvPicPr/>
+                  </pic:nvPicPr>
+                  <pic:blipFill>
+                    <a:blip r:embed="rId40"/>
+                    <a:stretch>
+                      <a:fillRect/>
+                    </a:stretch>
+                  </pic:blipFill>
+                  <pic:spPr>
+                    <a:xfrm>
+                      <a:off x="0" y="0"/>
+                      <a:ext cx="6152515" cy="4390390"/>
+                    </a:xfrm>
+                    <a:prstGeom prst="rect">
+                      <a:avLst/>
+                    </a:prstGeom>
+                  </pic:spPr>
+                </pic:pic>
+              </a:graphicData>
+            </a:graphic>
+          </wp:inline>
+        </w:drawing>
+      </w:r>
     </w:p>
     <w:p>
       <w:pPr>
-        <w:spacing w:after="120"/>
-        <w:rPr>
-          <w:rFonts w:cs="Times New Roman"/>
-          <w:lang w:val="ru-RU"/>
-        </w:rPr>
-      </w:pPr>
-      <w:r>
-        <w:rPr>
-          <w:rFonts w:cs="Times New Roman"/>
-          <w:lang w:val="ru-RU"/>
-        </w:rPr>
-        <w:t xml:space="preserve">В лабораторной работе составлены SQL-запросы к учебной БД «Учебный процесс» по варианту 336698. Использованы </w:t>
-      </w:r>
-      <w:r>
-        <w:rPr>
-          <w:rFonts w:cs="Times New Roman"/>
+        <w:rPr>
+          <w:lang w:val="ru-RU"/>
+        </w:rPr>
+      </w:pPr>
+      <w:r>
+        <w:rPr>
+          <w:lang w:val="ru-RU"/>
+        </w:rPr>
+        <w:t>Первая ошибка сервера появляется при 191 активном пользователе.</w:t>
+      </w:r>
+    </w:p>
+    <w:p>
+      <w:pPr>
+        <w:rPr>
+          <w:lang w:val="ru-RU"/>
+        </w:rPr>
+      </w:pPr>
+      <w:r>
+        <w:rPr>
+          <w:noProof/>
+          <w:lang w:val="ru-RU"/>
+        </w:rPr>
+        <w:lastRenderedPageBreak/>
+        <w:drawing>
+          <wp:inline distT="0" distB="0" distL="0" distR="0" wp14:anchorId="12CDFABD" wp14:editId="7D60AF99">
+            <wp:extent cx="6153150" cy="1828800"/>
+            <wp:effectExtent l="0" t="0" r="0" b="0"/>
+            <wp:docPr id="1651726278" name="Picture 1"/>
+            <wp:cNvGraphicFramePr>
+              <a:graphicFrameLocks xmlns:a="http://schemas.openxmlformats.org/drawingml/2006/main" noChangeAspect="1"/>
+            </wp:cNvGraphicFramePr>
+            <a:graphic xmlns:a="http://schemas.openxmlformats.org/drawingml/2006/main">
+              <a:graphicData uri="http://schemas.openxmlformats.org/drawingml/2006/picture">
+                <pic:pic xmlns:pic="http://schemas.openxmlformats.org/drawingml/2006/picture">
+                  <pic:nvPicPr>
+                    <pic:cNvPr id="0" name="Picture 19"/>
+                    <pic:cNvPicPr>
+                      <a:picLocks noChangeAspect="1" noChangeArrowheads="1"/>
+                    </pic:cNvPicPr>
+                  </pic:nvPicPr>
+                  <pic:blipFill>
+                    <a:blip r:embed="rId41">
+                      <a:extLst>
+                        <a:ext uri="{28A0092B-C50C-407E-A947-70E740481C1C}">
+                          <a14:useLocalDpi xmlns:a14="http://schemas.microsoft.com/office/drawing/2010/main" val="0"/>
+                        </a:ext>
+                      </a:extLst>
+                    </a:blip>
+                    <a:srcRect/>
+                    <a:stretch>
+                      <a:fillRect/>
+                    </a:stretch>
+                  </pic:blipFill>
+                  <pic:spPr bwMode="auto">
+                    <a:xfrm>
+                      <a:off x="0" y="0"/>
+                      <a:ext cx="6153150" cy="1828800"/>
+                    </a:xfrm>
+                    <a:prstGeom prst="rect">
+                      <a:avLst/>
+                    </a:prstGeom>
+                    <a:noFill/>
+                    <a:ln>
+                      <a:noFill/>
+                    </a:ln>
+                  </pic:spPr>
+                </pic:pic>
+              </a:graphicData>
+            </a:graphic>
+          </wp:inline>
+        </w:drawing>
+      </w:r>
+    </w:p>
+    <w:p>
+      <w:pPr>
+        <w:pStyle w:val="Heading1"/>
+        <w:rPr>
+          <w:lang w:val="ru-RU"/>
+        </w:rPr>
+      </w:pPr>
+      <w:bookmarkStart w:id="14" w:name="_Toc232512708"/>
+      <w:r>
+        <w:rPr>
+          <w:lang w:val="ru-RU"/>
+        </w:rPr>
+        <w:t>Выводы</w:t>
+      </w:r>
+      <w:bookmarkEnd w:id="14"/>
+    </w:p>
+    <w:p>
+      <w:pPr>
+        <w:rPr>
+          <w:lang w:val="ru-RU"/>
+        </w:rPr>
+      </w:pPr>
+      <w:r>
+        <w:rPr>
           <w:b/>
           <w:bCs/>
           <w:lang w:val="ru-RU"/>
         </w:rPr>
-        <w:t>INNER JOIN</w:t>
-      </w:r>
-      <w:r>
-        <w:rPr>
-          <w:rFonts w:cs="Times New Roman"/>
-          <w:lang w:val="ru-RU"/>
-        </w:rPr>
-        <w:t xml:space="preserve"> и </w:t>
-      </w:r>
-      <w:r>
-        <w:rPr>
-          <w:rFonts w:cs="Times New Roman"/>
+        <w:t>Нагрузочное тестирование:</w:t>
+      </w:r>
+      <w:r>
+        <w:rPr>
+          <w:lang w:val="ru-RU"/>
+        </w:rPr>
+        <w:t> треть</w:t>
+      </w:r>
+      <w:r>
+        <w:rPr>
+          <w:lang w:val="ru-RU"/>
+        </w:rPr>
+        <w:t>я</w:t>
+      </w:r>
+      <w:r>
+        <w:rPr>
+          <w:lang w:val="ru-RU"/>
+        </w:rPr>
+        <w:t xml:space="preserve"> конфигураци</w:t>
+      </w:r>
+      <w:r>
+        <w:rPr>
+          <w:lang w:val="ru-RU"/>
+        </w:rPr>
+        <w:t>я</w:t>
+      </w:r>
+      <w:r>
+        <w:rPr>
+          <w:lang w:val="ru-RU"/>
+        </w:rPr>
+        <w:t xml:space="preserve"> ($ 10500)</w:t>
+      </w:r>
+      <w:r>
+        <w:rPr>
+          <w:lang w:val="ru-RU"/>
+        </w:rPr>
+        <w:t xml:space="preserve"> </w:t>
+      </w:r>
+      <w:r>
+        <w:rPr>
+          <w:lang w:val="ru-RU"/>
+        </w:rPr>
+        <w:t>— единственная конфигурация, укладывающаяся в SLA 640 мс при 12 пользователях; HTTP-ошибок нет.</w:t>
+      </w:r>
+      <w:r>
+        <w:rPr>
+          <w:lang w:val="ru-RU"/>
+        </w:rPr>
+        <w:t xml:space="preserve"> Однако только </w:t>
+      </w:r>
+      <w:r>
+        <w:rPr>
+          <w:lang w:val="ru-RU"/>
+        </w:rPr>
+        <w:t>90% запросов ≤</w:t>
+      </w:r>
+      <w:r>
+        <w:rPr>
+          <w:lang w:val="ru-RU"/>
+        </w:rPr>
+        <w:t xml:space="preserve"> </w:t>
+      </w:r>
+      <w:r>
+        <w:rPr>
+          <w:lang w:val="ru-RU"/>
+        </w:rPr>
+        <w:t xml:space="preserve">640 мс. </w:t>
+      </w:r>
+      <w:r>
+        <w:rPr>
+          <w:lang w:val="ru-RU"/>
+        </w:rPr>
+        <w:t xml:space="preserve">Конфигурации </w:t>
+      </w:r>
+      <w:r>
+        <w:rPr>
+          <w:lang w:val="ru-RU"/>
+        </w:rPr>
+        <w:t>1 и 2 слишком медле</w:t>
+      </w:r>
+      <w:r>
+        <w:rPr>
+          <w:lang w:val="ru-RU"/>
+        </w:rPr>
+        <w:t>н</w:t>
+      </w:r>
+      <w:r>
+        <w:rPr>
+          <w:lang w:val="ru-RU"/>
+        </w:rPr>
+        <w:t>ные.</w:t>
+      </w:r>
+    </w:p>
+    <w:p>
+      <w:pPr>
+        <w:rPr>
+          <w:lang w:val="ru-RU"/>
+        </w:rPr>
+      </w:pPr>
+      <w:r>
+        <w:rPr>
           <w:b/>
           <w:bCs/>
           <w:lang w:val="ru-RU"/>
         </w:rPr>
-        <w:t>LEFT JOIN</w:t>
-      </w:r>
-      <w:r>
-        <w:rPr>
-          <w:rFonts w:cs="Times New Roman"/>
-          <w:lang w:val="ru-RU"/>
-        </w:rPr>
-        <w:t xml:space="preserve">, агрегатные функции (COUNT, AVG), группировка с HAVING, подзапросы и </w:t>
-      </w:r>
-      <w:proofErr w:type="spellStart"/>
-      <w:r>
-        <w:rPr>
-          <w:rFonts w:cs="Times New Roman"/>
-          <w:lang w:val="ru-RU"/>
-        </w:rPr>
-        <w:t>самосоединение</w:t>
-      </w:r>
-      <w:proofErr w:type="spellEnd"/>
-      <w:r>
-        <w:rPr>
-          <w:rFonts w:cs="Times New Roman"/>
-          <w:lang w:val="ru-RU"/>
-        </w:rPr>
-        <w:t xml:space="preserve"> таблицы Н_ЛЮДИ.</w:t>
+        <w:t>Стресс-тестирование:</w:t>
+      </w:r>
+      <w:r>
+        <w:rPr>
+          <w:lang w:val="ru-RU"/>
+        </w:rPr>
+        <w:t> предел устойчивости 3</w:t>
+      </w:r>
+      <w:r>
+        <w:rPr>
+          <w:lang w:val="ru-RU"/>
+        </w:rPr>
+        <w:t xml:space="preserve"> конфигурации</w:t>
+      </w:r>
+      <w:r>
+        <w:rPr>
+          <w:lang w:val="ru-RU"/>
+        </w:rPr>
+        <w:t xml:space="preserve"> — </w:t>
+      </w:r>
+      <w:r>
+        <w:rPr>
+          <w:b/>
+          <w:bCs/>
+          <w:lang w:val="ru-RU"/>
+        </w:rPr>
+        <w:t>~190 параллельных пользователей</w:t>
+      </w:r>
+      <w:r>
+        <w:rPr>
+          <w:lang w:val="ru-RU"/>
+        </w:rPr>
+        <w:t>; при 191+ — HTTP 500, деградация до 7–16 с на запрос.</w:t>
+      </w:r>
+      <w:r>
+        <w:rPr>
+          <w:lang w:val="ru-RU"/>
+        </w:rPr>
+        <w:t xml:space="preserve"> </w:t>
+      </w:r>
+      <w:r>
+        <w:rPr>
+          <w:lang w:val="ru-RU"/>
+        </w:rPr>
+        <w:t>Номинальные</w:t>
+      </w:r>
+      <w:r>
+        <w:t> </w:t>
+      </w:r>
+      <w:r>
+        <w:rPr>
+          <w:b/>
+          <w:bCs/>
+          <w:lang w:val="ru-RU"/>
+        </w:rPr>
+        <w:t>12 пользователей</w:t>
+      </w:r>
+      <w:r>
+        <w:t> </w:t>
+      </w:r>
+      <w:r>
+        <w:rPr>
+          <w:lang w:val="ru-RU"/>
+        </w:rPr>
+        <w:t>— запас примерно</w:t>
+      </w:r>
+      <w:r>
+        <w:t> </w:t>
+      </w:r>
+      <w:r>
+        <w:rPr>
+          <w:b/>
+          <w:bCs/>
+          <w:lang w:val="ru-RU"/>
+        </w:rPr>
+        <w:t>в 16 раз</w:t>
+      </w:r>
+      <w:r>
+        <w:t> </w:t>
+      </w:r>
+      <w:r>
+        <w:rPr>
+          <w:lang w:val="ru-RU"/>
+        </w:rPr>
+        <w:t>до отказа сервера.</w:t>
       </w:r>
     </w:p>
     <w:p>
       <w:pPr>
-        <w:spacing w:after="120"/>
-        <w:rPr>
-          <w:rFonts w:cs="Times New Roman"/>
-          <w:lang w:val="ru-RU"/>
-        </w:rPr>
-      </w:pPr>
-      <w:r>
-        <w:rPr>
-          <w:rFonts w:cs="Times New Roman"/>
-          <w:lang w:val="ru-RU"/>
-        </w:rPr>
-        <w:t>Запросы опираются на инфологическую модель: центральные сущности — Н_ЛЮДИ (люди) и Н_ПЛАНЫ (учебные планы); студенты — через Н_УЧЕНИКИ; оценки — через Н_ВЕДОМОСТИ; факультет ФКТИУ — через цепочку Н_УЧЕНИКИ → Н_ПЛАНЫ → Н_ОТДЕЛЫ (КОРОТКОЕ_ИМЯ = '</w:t>
-      </w:r>
-      <w:proofErr w:type="spellStart"/>
-      <w:r>
-        <w:rPr>
-          <w:rFonts w:cs="Times New Roman"/>
-          <w:lang w:val="ru-RU"/>
-        </w:rPr>
-        <w:t>КТиУ</w:t>
-      </w:r>
-      <w:proofErr w:type="spellEnd"/>
-      <w:r>
-        <w:rPr>
-          <w:rFonts w:cs="Times New Roman"/>
-          <w:lang w:val="ru-RU"/>
-        </w:rPr>
-        <w:t>').</w:t>
-      </w:r>
-    </w:p>
-    <w:p>
-      <w:pPr>
-        <w:spacing w:after="120"/>
         <w:rPr>
           <w:lang w:val="ru-RU"/>
         </w:rPr>
@@ -3185,6 +5587,119 @@
     </w:lvl>
   </w:abstractNum>
   <w:abstractNum w:abstractNumId="10" w15:restartNumberingAfterBreak="0">
+    <w:nsid w:val="10552E8E"/>
+    <w:multiLevelType w:val="hybridMultilevel"/>
+    <w:tmpl w:val="947E1C88"/>
+    <w:lvl w:ilvl="0" w:tplc="04190001">
+      <w:start w:val="1"/>
+      <w:numFmt w:val="bullet"/>
+      <w:lvlText w:val=""/>
+      <w:lvlJc w:val="left"/>
+      <w:pPr>
+        <w:ind w:left="720" w:hanging="360"/>
+      </w:pPr>
+      <w:rPr>
+        <w:rFonts w:ascii="Symbol" w:hAnsi="Symbol" w:hint="default"/>
+      </w:rPr>
+    </w:lvl>
+    <w:lvl w:ilvl="1" w:tplc="04190003" w:tentative="1">
+      <w:start w:val="1"/>
+      <w:numFmt w:val="bullet"/>
+      <w:lvlText w:val="o"/>
+      <w:lvlJc w:val="left"/>
+      <w:pPr>
+        <w:ind w:left="1440" w:hanging="360"/>
+      </w:pPr>
+      <w:rPr>
+        <w:rFonts w:ascii="Courier New" w:hAnsi="Courier New" w:cs="Courier New" w:hint="default"/>
+      </w:rPr>
+    </w:lvl>
+    <w:lvl w:ilvl="2" w:tplc="04190005" w:tentative="1">
+      <w:start w:val="1"/>
+      <w:numFmt w:val="bullet"/>
+      <w:lvlText w:val=""/>
+      <w:lvlJc w:val="left"/>
+      <w:pPr>
+        <w:ind w:left="2160" w:hanging="360"/>
+      </w:pPr>
+      <w:rPr>
+        <w:rFonts w:ascii="Wingdings" w:hAnsi="Wingdings" w:hint="default"/>
+      </w:rPr>
+    </w:lvl>
+    <w:lvl w:ilvl="3" w:tplc="04190001" w:tentative="1">
+      <w:start w:val="1"/>
+      <w:numFmt w:val="bullet"/>
+      <w:lvlText w:val=""/>
+      <w:lvlJc w:val="left"/>
+      <w:pPr>
+        <w:ind w:left="2880" w:hanging="360"/>
+      </w:pPr>
+      <w:rPr>
+        <w:rFonts w:ascii="Symbol" w:hAnsi="Symbol" w:hint="default"/>
+      </w:rPr>
+    </w:lvl>
+    <w:lvl w:ilvl="4" w:tplc="04190003" w:tentative="1">
+      <w:start w:val="1"/>
+      <w:numFmt w:val="bullet"/>
+      <w:lvlText w:val="o"/>
+      <w:lvlJc w:val="left"/>
+      <w:pPr>
+        <w:ind w:left="3600" w:hanging="360"/>
+      </w:pPr>
+      <w:rPr>
+        <w:rFonts w:ascii="Courier New" w:hAnsi="Courier New" w:cs="Courier New" w:hint="default"/>
+      </w:rPr>
+    </w:lvl>
+    <w:lvl w:ilvl="5" w:tplc="04190005" w:tentative="1">
+      <w:start w:val="1"/>
+      <w:numFmt w:val="bullet"/>
+      <w:lvlText w:val=""/>
+      <w:lvlJc w:val="left"/>
+      <w:pPr>
+        <w:ind w:left="4320" w:hanging="360"/>
+      </w:pPr>
+      <w:rPr>
+        <w:rFonts w:ascii="Wingdings" w:hAnsi="Wingdings" w:hint="default"/>
+      </w:rPr>
+    </w:lvl>
+    <w:lvl w:ilvl="6" w:tplc="04190001" w:tentative="1">
+      <w:start w:val="1"/>
+      <w:numFmt w:val="bullet"/>
+      <w:lvlText w:val=""/>
+      <w:lvlJc w:val="left"/>
+      <w:pPr>
+        <w:ind w:left="5040" w:hanging="360"/>
+      </w:pPr>
+      <w:rPr>
+        <w:rFonts w:ascii="Symbol" w:hAnsi="Symbol" w:hint="default"/>
+      </w:rPr>
+    </w:lvl>
+    <w:lvl w:ilvl="7" w:tplc="04190003" w:tentative="1">
+      <w:start w:val="1"/>
+      <w:numFmt w:val="bullet"/>
+      <w:lvlText w:val="o"/>
+      <w:lvlJc w:val="left"/>
+      <w:pPr>
+        <w:ind w:left="5760" w:hanging="360"/>
+      </w:pPr>
+      <w:rPr>
+        <w:rFonts w:ascii="Courier New" w:hAnsi="Courier New" w:cs="Courier New" w:hint="default"/>
+      </w:rPr>
+    </w:lvl>
+    <w:lvl w:ilvl="8" w:tplc="04190005" w:tentative="1">
+      <w:start w:val="1"/>
+      <w:numFmt w:val="bullet"/>
+      <w:lvlText w:val=""/>
+      <w:lvlJc w:val="left"/>
+      <w:pPr>
+        <w:ind w:left="6480" w:hanging="360"/>
+      </w:pPr>
+      <w:rPr>
+        <w:rFonts w:ascii="Wingdings" w:hAnsi="Wingdings" w:hint="default"/>
+      </w:rPr>
+    </w:lvl>
+  </w:abstractNum>
+  <w:abstractNum w:abstractNumId="11" w15:restartNumberingAfterBreak="0">
     <w:nsid w:val="17351118"/>
     <w:multiLevelType w:val="multilevel"/>
     <w:tmpl w:val="0AD6249C"/>
@@ -3297,7 +5812,7 @@
       </w:pPr>
     </w:lvl>
   </w:abstractNum>
-  <w:abstractNum w:abstractNumId="11" w15:restartNumberingAfterBreak="0">
+  <w:abstractNum w:abstractNumId="12" w15:restartNumberingAfterBreak="0">
     <w:nsid w:val="18EA11C2"/>
     <w:multiLevelType w:val="multilevel"/>
     <w:tmpl w:val="C526F23A"/>
@@ -3410,7 +5925,7 @@
       </w:pPr>
     </w:lvl>
   </w:abstractNum>
-  <w:abstractNum w:abstractNumId="12" w15:restartNumberingAfterBreak="0">
+  <w:abstractNum w:abstractNumId="13" w15:restartNumberingAfterBreak="0">
     <w:nsid w:val="21E17A6E"/>
     <w:multiLevelType w:val="multilevel"/>
     <w:tmpl w:val="30A817BA"/>
@@ -3523,7 +6038,7 @@
       </w:pPr>
     </w:lvl>
   </w:abstractNum>
-  <w:abstractNum w:abstractNumId="13" w15:restartNumberingAfterBreak="0">
+  <w:abstractNum w:abstractNumId="14" w15:restartNumberingAfterBreak="0">
     <w:nsid w:val="224B50C4"/>
     <w:multiLevelType w:val="hybridMultilevel"/>
     <w:tmpl w:val="49E2C15E"/>
@@ -3609,7 +6124,296 @@
       </w:pPr>
     </w:lvl>
   </w:abstractNum>
-  <w:abstractNum w:abstractNumId="14" w15:restartNumberingAfterBreak="0">
+  <w:abstractNum w:abstractNumId="15" w15:restartNumberingAfterBreak="0">
+    <w:nsid w:val="29C17DAF"/>
+    <w:multiLevelType w:val="multilevel"/>
+    <w:tmpl w:val="03007AC0"/>
+    <w:lvl w:ilvl="0">
+      <w:start w:val="1"/>
+      <w:numFmt w:val="bullet"/>
+      <w:lvlText w:val=""/>
+      <w:lvlJc w:val="left"/>
+      <w:pPr>
+        <w:tabs>
+          <w:tab w:val="num" w:pos="720"/>
+        </w:tabs>
+        <w:ind w:left="720" w:hanging="360"/>
+      </w:pPr>
+      <w:rPr>
+        <w:rFonts w:ascii="Symbol" w:hAnsi="Symbol" w:hint="default"/>
+        <w:sz w:val="20"/>
+      </w:rPr>
+    </w:lvl>
+    <w:lvl w:ilvl="1">
+      <w:start w:val="1"/>
+      <w:numFmt w:val="bullet"/>
+      <w:lvlText w:val="o"/>
+      <w:lvlJc w:val="left"/>
+      <w:pPr>
+        <w:tabs>
+          <w:tab w:val="num" w:pos="1440"/>
+        </w:tabs>
+        <w:ind w:left="1440" w:hanging="360"/>
+      </w:pPr>
+      <w:rPr>
+        <w:rFonts w:ascii="Courier New" w:hAnsi="Courier New" w:hint="default"/>
+        <w:sz w:val="20"/>
+      </w:rPr>
+    </w:lvl>
+    <w:lvl w:ilvl="2" w:tentative="1">
+      <w:start w:val="1"/>
+      <w:numFmt w:val="bullet"/>
+      <w:lvlText w:val=""/>
+      <w:lvlJc w:val="left"/>
+      <w:pPr>
+        <w:tabs>
+          <w:tab w:val="num" w:pos="2160"/>
+        </w:tabs>
+        <w:ind w:left="2160" w:hanging="360"/>
+      </w:pPr>
+      <w:rPr>
+        <w:rFonts w:ascii="Wingdings" w:hAnsi="Wingdings" w:hint="default"/>
+        <w:sz w:val="20"/>
+      </w:rPr>
+    </w:lvl>
+    <w:lvl w:ilvl="3" w:tentative="1">
+      <w:start w:val="1"/>
+      <w:numFmt w:val="bullet"/>
+      <w:lvlText w:val=""/>
+      <w:lvlJc w:val="left"/>
+      <w:pPr>
+        <w:tabs>
+          <w:tab w:val="num" w:pos="2880"/>
+        </w:tabs>
+        <w:ind w:left="2880" w:hanging="360"/>
+      </w:pPr>
+      <w:rPr>
+        <w:rFonts w:ascii="Wingdings" w:hAnsi="Wingdings" w:hint="default"/>
+        <w:sz w:val="20"/>
+      </w:rPr>
+    </w:lvl>
+    <w:lvl w:ilvl="4" w:tentative="1">
+      <w:start w:val="1"/>
+      <w:numFmt w:val="bullet"/>
+      <w:lvlText w:val=""/>
+      <w:lvlJc w:val="left"/>
+      <w:pPr>
+        <w:tabs>
+          <w:tab w:val="num" w:pos="3600"/>
+        </w:tabs>
+        <w:ind w:left="3600" w:hanging="360"/>
+      </w:pPr>
+      <w:rPr>
+        <w:rFonts w:ascii="Wingdings" w:hAnsi="Wingdings" w:hint="default"/>
+        <w:sz w:val="20"/>
+      </w:rPr>
+    </w:lvl>
+    <w:lvl w:ilvl="5" w:tentative="1">
+      <w:start w:val="1"/>
+      <w:numFmt w:val="bullet"/>
+      <w:lvlText w:val=""/>
+      <w:lvlJc w:val="left"/>
+      <w:pPr>
+        <w:tabs>
+          <w:tab w:val="num" w:pos="4320"/>
+        </w:tabs>
+        <w:ind w:left="4320" w:hanging="360"/>
+      </w:pPr>
+      <w:rPr>
+        <w:rFonts w:ascii="Wingdings" w:hAnsi="Wingdings" w:hint="default"/>
+        <w:sz w:val="20"/>
+      </w:rPr>
+    </w:lvl>
+    <w:lvl w:ilvl="6" w:tentative="1">
+      <w:start w:val="1"/>
+      <w:numFmt w:val="bullet"/>
+      <w:lvlText w:val=""/>
+      <w:lvlJc w:val="left"/>
+      <w:pPr>
+        <w:tabs>
+          <w:tab w:val="num" w:pos="5040"/>
+        </w:tabs>
+        <w:ind w:left="5040" w:hanging="360"/>
+      </w:pPr>
+      <w:rPr>
+        <w:rFonts w:ascii="Wingdings" w:hAnsi="Wingdings" w:hint="default"/>
+        <w:sz w:val="20"/>
+      </w:rPr>
+    </w:lvl>
+    <w:lvl w:ilvl="7" w:tentative="1">
+      <w:start w:val="1"/>
+      <w:numFmt w:val="bullet"/>
+      <w:lvlText w:val=""/>
+      <w:lvlJc w:val="left"/>
+      <w:pPr>
+        <w:tabs>
+          <w:tab w:val="num" w:pos="5760"/>
+        </w:tabs>
+        <w:ind w:left="5760" w:hanging="360"/>
+      </w:pPr>
+      <w:rPr>
+        <w:rFonts w:ascii="Wingdings" w:hAnsi="Wingdings" w:hint="default"/>
+        <w:sz w:val="20"/>
+      </w:rPr>
+    </w:lvl>
+    <w:lvl w:ilvl="8" w:tentative="1">
+      <w:start w:val="1"/>
+      <w:numFmt w:val="bullet"/>
+      <w:lvlText w:val=""/>
+      <w:lvlJc w:val="left"/>
+      <w:pPr>
+        <w:tabs>
+          <w:tab w:val="num" w:pos="6480"/>
+        </w:tabs>
+        <w:ind w:left="6480" w:hanging="360"/>
+      </w:pPr>
+      <w:rPr>
+        <w:rFonts w:ascii="Wingdings" w:hAnsi="Wingdings" w:hint="default"/>
+        <w:sz w:val="20"/>
+      </w:rPr>
+    </w:lvl>
+  </w:abstractNum>
+  <w:abstractNum w:abstractNumId="16" w15:restartNumberingAfterBreak="0">
+    <w:nsid w:val="338B1680"/>
+    <w:multiLevelType w:val="multilevel"/>
+    <w:tmpl w:val="DE2E2F74"/>
+    <w:lvl w:ilvl="0">
+      <w:start w:val="1"/>
+      <w:numFmt w:val="bullet"/>
+      <w:lvlText w:val="●"/>
+      <w:lvlJc w:val="left"/>
+      <w:pPr>
+        <w:ind w:left="720" w:hanging="360"/>
+      </w:pPr>
+      <w:rPr>
+        <w:strike w:val="0"/>
+        <w:dstrike w:val="0"/>
+        <w:u w:val="none"/>
+        <w:effect w:val="none"/>
+      </w:rPr>
+    </w:lvl>
+    <w:lvl w:ilvl="1">
+      <w:start w:val="1"/>
+      <w:numFmt w:val="bullet"/>
+      <w:lvlText w:val="○"/>
+      <w:lvlJc w:val="left"/>
+      <w:pPr>
+        <w:ind w:left="1440" w:hanging="360"/>
+      </w:pPr>
+      <w:rPr>
+        <w:strike w:val="0"/>
+        <w:dstrike w:val="0"/>
+        <w:u w:val="none"/>
+        <w:effect w:val="none"/>
+      </w:rPr>
+    </w:lvl>
+    <w:lvl w:ilvl="2">
+      <w:start w:val="1"/>
+      <w:numFmt w:val="bullet"/>
+      <w:lvlText w:val="■"/>
+      <w:lvlJc w:val="left"/>
+      <w:pPr>
+        <w:ind w:left="2160" w:hanging="360"/>
+      </w:pPr>
+      <w:rPr>
+        <w:strike w:val="0"/>
+        <w:dstrike w:val="0"/>
+        <w:u w:val="none"/>
+        <w:effect w:val="none"/>
+      </w:rPr>
+    </w:lvl>
+    <w:lvl w:ilvl="3">
+      <w:start w:val="1"/>
+      <w:numFmt w:val="bullet"/>
+      <w:lvlText w:val="●"/>
+      <w:lvlJc w:val="left"/>
+      <w:pPr>
+        <w:ind w:left="2880" w:hanging="360"/>
+      </w:pPr>
+      <w:rPr>
+        <w:strike w:val="0"/>
+        <w:dstrike w:val="0"/>
+        <w:u w:val="none"/>
+        <w:effect w:val="none"/>
+      </w:rPr>
+    </w:lvl>
+    <w:lvl w:ilvl="4">
+      <w:start w:val="1"/>
+      <w:numFmt w:val="bullet"/>
+      <w:lvlText w:val="○"/>
+      <w:lvlJc w:val="left"/>
+      <w:pPr>
+        <w:ind w:left="3600" w:hanging="360"/>
+      </w:pPr>
+      <w:rPr>
+        <w:strike w:val="0"/>
+        <w:dstrike w:val="0"/>
+        <w:u w:val="none"/>
+        <w:effect w:val="none"/>
+      </w:rPr>
+    </w:lvl>
+    <w:lvl w:ilvl="5">
+      <w:start w:val="1"/>
+      <w:numFmt w:val="bullet"/>
+      <w:lvlText w:val="■"/>
+      <w:lvlJc w:val="left"/>
+      <w:pPr>
+        <w:ind w:left="4320" w:hanging="360"/>
+      </w:pPr>
+      <w:rPr>
+        <w:strike w:val="0"/>
+        <w:dstrike w:val="0"/>
+        <w:u w:val="none"/>
+        <w:effect w:val="none"/>
+      </w:rPr>
+    </w:lvl>
+    <w:lvl w:ilvl="6">
+      <w:start w:val="1"/>
+      <w:numFmt w:val="bullet"/>
+      <w:lvlText w:val="●"/>
+      <w:lvlJc w:val="left"/>
+      <w:pPr>
+        <w:ind w:left="5040" w:hanging="360"/>
+      </w:pPr>
+      <w:rPr>
+        <w:strike w:val="0"/>
+        <w:dstrike w:val="0"/>
+        <w:u w:val="none"/>
+        <w:effect w:val="none"/>
+      </w:rPr>
+    </w:lvl>
+    <w:lvl w:ilvl="7">
+      <w:start w:val="1"/>
+      <w:numFmt w:val="bullet"/>
+      <w:lvlText w:val="○"/>
+      <w:lvlJc w:val="left"/>
+      <w:pPr>
+        <w:ind w:left="5760" w:hanging="360"/>
+      </w:pPr>
+      <w:rPr>
+        <w:strike w:val="0"/>
+        <w:dstrike w:val="0"/>
+        <w:u w:val="none"/>
+        <w:effect w:val="none"/>
+      </w:rPr>
+    </w:lvl>
+    <w:lvl w:ilvl="8">
+      <w:start w:val="1"/>
+      <w:numFmt w:val="bullet"/>
+      <w:lvlText w:val="■"/>
+      <w:lvlJc w:val="left"/>
+      <w:pPr>
+        <w:ind w:left="6480" w:hanging="360"/>
+      </w:pPr>
+      <w:rPr>
+        <w:strike w:val="0"/>
+        <w:dstrike w:val="0"/>
+        <w:u w:val="none"/>
+        <w:effect w:val="none"/>
+      </w:rPr>
+    </w:lvl>
+  </w:abstractNum>
+  <w:abstractNum w:abstractNumId="17" w15:restartNumberingAfterBreak="0">
     <w:nsid w:val="344B51F0"/>
     <w:multiLevelType w:val="multilevel"/>
     <w:tmpl w:val="453A3242"/>
@@ -3722,7 +6526,156 @@
       </w:pPr>
     </w:lvl>
   </w:abstractNum>
-  <w:abstractNum w:abstractNumId="15" w15:restartNumberingAfterBreak="0">
+  <w:abstractNum w:abstractNumId="18" w15:restartNumberingAfterBreak="0">
+    <w:nsid w:val="3E0F051F"/>
+    <w:multiLevelType w:val="multilevel"/>
+    <w:tmpl w:val="5FD8668E"/>
+    <w:lvl w:ilvl="0">
+      <w:start w:val="1"/>
+      <w:numFmt w:val="bullet"/>
+      <w:lvlText w:val=""/>
+      <w:lvlJc w:val="left"/>
+      <w:pPr>
+        <w:tabs>
+          <w:tab w:val="num" w:pos="720"/>
+        </w:tabs>
+        <w:ind w:left="720" w:hanging="360"/>
+      </w:pPr>
+      <w:rPr>
+        <w:rFonts w:ascii="Symbol" w:hAnsi="Symbol" w:hint="default"/>
+        <w:sz w:val="20"/>
+      </w:rPr>
+    </w:lvl>
+    <w:lvl w:ilvl="1" w:tentative="1">
+      <w:start w:val="1"/>
+      <w:numFmt w:val="bullet"/>
+      <w:lvlText w:val="o"/>
+      <w:lvlJc w:val="left"/>
+      <w:pPr>
+        <w:tabs>
+          <w:tab w:val="num" w:pos="1440"/>
+        </w:tabs>
+        <w:ind w:left="1440" w:hanging="360"/>
+      </w:pPr>
+      <w:rPr>
+        <w:rFonts w:ascii="Courier New" w:hAnsi="Courier New" w:hint="default"/>
+        <w:sz w:val="20"/>
+      </w:rPr>
+    </w:lvl>
+    <w:lvl w:ilvl="2" w:tentative="1">
+      <w:start w:val="1"/>
+      <w:numFmt w:val="bullet"/>
+      <w:lvlText w:val=""/>
+      <w:lvlJc w:val="left"/>
+      <w:pPr>
+        <w:tabs>
+          <w:tab w:val="num" w:pos="2160"/>
+        </w:tabs>
+        <w:ind w:left="2160" w:hanging="360"/>
+      </w:pPr>
+      <w:rPr>
+        <w:rFonts w:ascii="Wingdings" w:hAnsi="Wingdings" w:hint="default"/>
+        <w:sz w:val="20"/>
+      </w:rPr>
+    </w:lvl>
+    <w:lvl w:ilvl="3" w:tentative="1">
+      <w:start w:val="1"/>
+      <w:numFmt w:val="bullet"/>
+      <w:lvlText w:val=""/>
+      <w:lvlJc w:val="left"/>
+      <w:pPr>
+        <w:tabs>
+          <w:tab w:val="num" w:pos="2880"/>
+        </w:tabs>
+        <w:ind w:left="2880" w:hanging="360"/>
+      </w:pPr>
+      <w:rPr>
+        <w:rFonts w:ascii="Wingdings" w:hAnsi="Wingdings" w:hint="default"/>
+        <w:sz w:val="20"/>
+      </w:rPr>
+    </w:lvl>
+    <w:lvl w:ilvl="4" w:tentative="1">
+      <w:start w:val="1"/>
+      <w:numFmt w:val="bullet"/>
+      <w:lvlText w:val=""/>
+      <w:lvlJc w:val="left"/>
+      <w:pPr>
+        <w:tabs>
+          <w:tab w:val="num" w:pos="3600"/>
+        </w:tabs>
+        <w:ind w:left="3600" w:hanging="360"/>
+      </w:pPr>
+      <w:rPr>
+        <w:rFonts w:ascii="Wingdings" w:hAnsi="Wingdings" w:hint="default"/>
+        <w:sz w:val="20"/>
+      </w:rPr>
+    </w:lvl>
+    <w:lvl w:ilvl="5" w:tentative="1">
+      <w:start w:val="1"/>
+      <w:numFmt w:val="bullet"/>
+      <w:lvlText w:val=""/>
+      <w:lvlJc w:val="left"/>
+      <w:pPr>
+        <w:tabs>
+          <w:tab w:val="num" w:pos="4320"/>
+        </w:tabs>
+        <w:ind w:left="4320" w:hanging="360"/>
+      </w:pPr>
+      <w:rPr>
+        <w:rFonts w:ascii="Wingdings" w:hAnsi="Wingdings" w:hint="default"/>
+        <w:sz w:val="20"/>
+      </w:rPr>
+    </w:lvl>
+    <w:lvl w:ilvl="6" w:tentative="1">
+      <w:start w:val="1"/>
+      <w:numFmt w:val="bullet"/>
+      <w:lvlText w:val=""/>
+      <w:lvlJc w:val="left"/>
+      <w:pPr>
+        <w:tabs>
+          <w:tab w:val="num" w:pos="5040"/>
+        </w:tabs>
+        <w:ind w:left="5040" w:hanging="360"/>
+      </w:pPr>
+      <w:rPr>
+        <w:rFonts w:ascii="Wingdings" w:hAnsi="Wingdings" w:hint="default"/>
+        <w:sz w:val="20"/>
+      </w:rPr>
+    </w:lvl>
+    <w:lvl w:ilvl="7" w:tentative="1">
+      <w:start w:val="1"/>
+      <w:numFmt w:val="bullet"/>
+      <w:lvlText w:val=""/>
+      <w:lvlJc w:val="left"/>
+      <w:pPr>
+        <w:tabs>
+          <w:tab w:val="num" w:pos="5760"/>
+        </w:tabs>
+        <w:ind w:left="5760" w:hanging="360"/>
+      </w:pPr>
+      <w:rPr>
+        <w:rFonts w:ascii="Wingdings" w:hAnsi="Wingdings" w:hint="default"/>
+        <w:sz w:val="20"/>
+      </w:rPr>
+    </w:lvl>
+    <w:lvl w:ilvl="8" w:tentative="1">
+      <w:start w:val="1"/>
+      <w:numFmt w:val="bullet"/>
+      <w:lvlText w:val=""/>
+      <w:lvlJc w:val="left"/>
+      <w:pPr>
+        <w:tabs>
+          <w:tab w:val="num" w:pos="6480"/>
+        </w:tabs>
+        <w:ind w:left="6480" w:hanging="360"/>
+      </w:pPr>
+      <w:rPr>
+        <w:rFonts w:ascii="Wingdings" w:hAnsi="Wingdings" w:hint="default"/>
+        <w:sz w:val="20"/>
+      </w:rPr>
+    </w:lvl>
+  </w:abstractNum>
+  <w:abstractNum w:abstractNumId="19" w15:restartNumberingAfterBreak="0">
     <w:nsid w:val="46B71274"/>
     <w:multiLevelType w:val="multilevel"/>
     <w:tmpl w:val="3D60E86C"/>
@@ -3835,7 +6788,7 @@
       </w:pPr>
     </w:lvl>
   </w:abstractNum>
-  <w:abstractNum w:abstractNumId="16" w15:restartNumberingAfterBreak="0">
+  <w:abstractNum w:abstractNumId="20" w15:restartNumberingAfterBreak="0">
     <w:nsid w:val="574D7B7D"/>
     <w:multiLevelType w:val="hybridMultilevel"/>
     <w:tmpl w:val="1D52449E"/>
@@ -3948,7 +6901,7 @@
       </w:rPr>
     </w:lvl>
   </w:abstractNum>
-  <w:abstractNum w:abstractNumId="17" w15:restartNumberingAfterBreak="0">
+  <w:abstractNum w:abstractNumId="21" w15:restartNumberingAfterBreak="0">
     <w:nsid w:val="5A885AF1"/>
     <w:multiLevelType w:val="multilevel"/>
     <w:tmpl w:val="1178A1A0"/>
@@ -4061,7 +7014,7 @@
       </w:pPr>
     </w:lvl>
   </w:abstractNum>
-  <w:abstractNum w:abstractNumId="18" w15:restartNumberingAfterBreak="0">
+  <w:abstractNum w:abstractNumId="22" w15:restartNumberingAfterBreak="0">
     <w:nsid w:val="60E75536"/>
     <w:multiLevelType w:val="multilevel"/>
     <w:tmpl w:val="6DF0FDE4"/>
@@ -4210,7 +7163,7 @@
       </w:rPr>
     </w:lvl>
   </w:abstractNum>
-  <w:abstractNum w:abstractNumId="19" w15:restartNumberingAfterBreak="0">
+  <w:abstractNum w:abstractNumId="23" w15:restartNumberingAfterBreak="0">
     <w:nsid w:val="692216C1"/>
     <w:multiLevelType w:val="multilevel"/>
     <w:tmpl w:val="5DF4ADFE"/>
@@ -4323,7 +7276,7 @@
       </w:pPr>
     </w:lvl>
   </w:abstractNum>
-  <w:abstractNum w:abstractNumId="20" w15:restartNumberingAfterBreak="0">
+  <w:abstractNum w:abstractNumId="24" w15:restartNumberingAfterBreak="0">
     <w:nsid w:val="7399110C"/>
     <w:multiLevelType w:val="multilevel"/>
     <w:tmpl w:val="38C41C38"/>
@@ -4436,7 +7389,7 @@
       </w:pPr>
     </w:lvl>
   </w:abstractNum>
-  <w:abstractNum w:abstractNumId="21" w15:restartNumberingAfterBreak="0">
+  <w:abstractNum w:abstractNumId="25" w15:restartNumberingAfterBreak="0">
     <w:nsid w:val="7BD742AA"/>
     <w:multiLevelType w:val="hybridMultilevel"/>
     <w:tmpl w:val="4ED47AE8"/>
@@ -4577,43 +7530,64 @@
     <w:abstractNumId w:val="0"/>
   </w:num>
   <w:num w:numId="10" w16cid:durableId="1569536523">
-    <w:abstractNumId w:val="21"/>
+    <w:abstractNumId w:val="25"/>
   </w:num>
   <w:num w:numId="11" w16cid:durableId="1234043393">
-    <w:abstractNumId w:val="16"/>
+    <w:abstractNumId w:val="20"/>
   </w:num>
   <w:num w:numId="12" w16cid:durableId="412431697">
-    <w:abstractNumId w:val="13"/>
+    <w:abstractNumId w:val="14"/>
   </w:num>
   <w:num w:numId="13" w16cid:durableId="1371345392">
-    <w:abstractNumId w:val="18"/>
+    <w:abstractNumId w:val="22"/>
   </w:num>
   <w:num w:numId="14" w16cid:durableId="355081902">
     <w:abstractNumId w:val="9"/>
   </w:num>
   <w:num w:numId="15" w16cid:durableId="1324047490">
+    <w:abstractNumId w:val="13"/>
+  </w:num>
+  <w:num w:numId="16" w16cid:durableId="10844819">
+    <w:abstractNumId w:val="11"/>
+  </w:num>
+  <w:num w:numId="17" w16cid:durableId="439883228">
+    <w:abstractNumId w:val="19"/>
+  </w:num>
+  <w:num w:numId="18" w16cid:durableId="1230724739">
+    <w:abstractNumId w:val="23"/>
+  </w:num>
+  <w:num w:numId="19" w16cid:durableId="1874220541">
+    <w:abstractNumId w:val="21"/>
+  </w:num>
+  <w:num w:numId="20" w16cid:durableId="1258060277">
+    <w:abstractNumId w:val="17"/>
+  </w:num>
+  <w:num w:numId="21" w16cid:durableId="32730125">
+    <w:abstractNumId w:val="24"/>
+  </w:num>
+  <w:num w:numId="22" w16cid:durableId="706493599">
     <w:abstractNumId w:val="12"/>
   </w:num>
-  <w:num w:numId="16" w16cid:durableId="10844819">
+  <w:num w:numId="23" w16cid:durableId="1533230247">
+    <w:abstractNumId w:val="18"/>
+  </w:num>
+  <w:num w:numId="24" w16cid:durableId="1259019445">
+    <w:abstractNumId w:val="15"/>
+  </w:num>
+  <w:num w:numId="25" w16cid:durableId="221332254">
     <w:abstractNumId w:val="10"/>
   </w:num>
-  <w:num w:numId="17" w16cid:durableId="439883228">
-    <w:abstractNumId w:val="15"/>
-  </w:num>
-  <w:num w:numId="18" w16cid:durableId="1230724739">
-    <w:abstractNumId w:val="19"/>
-  </w:num>
-  <w:num w:numId="19" w16cid:durableId="1874220541">
-    <w:abstractNumId w:val="17"/>
-  </w:num>
-  <w:num w:numId="20" w16cid:durableId="1258060277">
-    <w:abstractNumId w:val="14"/>
-  </w:num>
-  <w:num w:numId="21" w16cid:durableId="32730125">
-    <w:abstractNumId w:val="20"/>
-  </w:num>
-  <w:num w:numId="22" w16cid:durableId="706493599">
-    <w:abstractNumId w:val="11"/>
+  <w:num w:numId="26" w16cid:durableId="1049109580">
+    <w:abstractNumId w:val="16"/>
+    <w:lvlOverride w:ilvl="0"/>
+    <w:lvlOverride w:ilvl="1"/>
+    <w:lvlOverride w:ilvl="2"/>
+    <w:lvlOverride w:ilvl="3"/>
+    <w:lvlOverride w:ilvl="4"/>
+    <w:lvlOverride w:ilvl="5"/>
+    <w:lvlOverride w:ilvl="6"/>
+    <w:lvlOverride w:ilvl="7"/>
+    <w:lvlOverride w:ilvl="8"/>
   </w:num>
 </w:numbering>
 </file>
@@ -5044,7 +8018,7 @@
     <w:uiPriority w:val="9"/>
     <w:unhideWhenUsed/>
     <w:qFormat/>
-    <w:rsid w:val="00FC693F"/>
+    <w:rsid w:val="00510A3A"/>
     <w:pPr>
       <w:keepNext/>
       <w:keepLines/>
@@ -5052,11 +8026,11 @@
       <w:outlineLvl w:val="1"/>
     </w:pPr>
     <w:rPr>
-      <w:rFonts w:asciiTheme="majorHAnsi" w:eastAsiaTheme="majorEastAsia" w:hAnsiTheme="majorHAnsi" w:cstheme="majorBidi"/>
+      <w:rFonts w:eastAsiaTheme="majorEastAsia" w:cstheme="majorBidi"/>
       <w:b/>
       <w:bCs/>
-      <w:color w:val="4F81BD" w:themeColor="accent1"/>
-      <w:sz w:val="26"/>
+      <w:color w:val="000000" w:themeColor="text1"/>
+      <w:sz w:val="32"/>
       <w:szCs w:val="26"/>
     </w:rPr>
   </w:style>
@@ -5225,7 +8199,6 @@
   <w:style w:type="character" w:default="1" w:styleId="DefaultParagraphFont">
     <w:name w:val="Default Paragraph Font"/>
     <w:uiPriority w:val="1"/>
-    <w:semiHidden/>
     <w:unhideWhenUsed/>
   </w:style>
   <w:style w:type="table" w:default="1" w:styleId="TableNormal">
@@ -5322,13 +8295,13 @@
     <w:basedOn w:val="DefaultParagraphFont"/>
     <w:link w:val="Heading2"/>
     <w:uiPriority w:val="9"/>
-    <w:rsid w:val="00FC693F"/>
+    <w:rsid w:val="00510A3A"/>
     <w:rPr>
-      <w:rFonts w:asciiTheme="majorHAnsi" w:eastAsiaTheme="majorEastAsia" w:hAnsiTheme="majorHAnsi" w:cstheme="majorBidi"/>
+      <w:rFonts w:ascii="Times New Roman" w:eastAsiaTheme="majorEastAsia" w:hAnsi="Times New Roman" w:cstheme="majorBidi"/>
       <w:b/>
       <w:bCs/>
-      <w:color w:val="4F81BD" w:themeColor="accent1"/>
-      <w:sz w:val="26"/>
+      <w:color w:val="000000" w:themeColor="text1"/>
+      <w:sz w:val="32"/>
       <w:szCs w:val="26"/>
     </w:rPr>
   </w:style>
